--- a/docs/车马太保车机文档V1.0.1.docx
+++ b/docs/车马太保车机文档V1.0.1.docx
@@ -384,7 +384,7 @@
           <w:r>
             <w:fldChar w:fldCharType="separate"/>
           </w:r>
-          <w:hyperlink w:anchor="_Toc230115526" w:history="1">
+          <w:hyperlink w:anchor="_Toc230290640" w:history="1">
             <w:r>
               <w:rPr>
                 <w:rStyle w:val="afa"/>
@@ -438,7 +438,7 @@
                 <w:noProof/>
                 <w:webHidden/>
               </w:rPr>
-              <w:instrText>PAGEREF _Toc230115526 \h</w:instrText>
+              <w:instrText>PAGEREF _Toc230290640 \h</w:instrText>
             </w:r>
             <w:r>
               <w:rPr>
@@ -469,7 +469,7 @@
                 <w:noProof/>
                 <w:webHidden/>
               </w:rPr>
-              <w:t>2</w:t>
+              <w:t>3</w:t>
             </w:r>
             <w:r>
               <w:rPr>
@@ -496,7 +496,7 @@
               <w14:ligatures w14:val="standardContextual"/>
             </w:rPr>
           </w:pPr>
-          <w:hyperlink w:anchor="_Toc230115527" w:history="1">
+          <w:hyperlink w:anchor="_Toc230290641" w:history="1">
             <w:r>
               <w:rPr>
                 <w:rStyle w:val="afa"/>
@@ -550,7 +550,7 @@
                 <w:noProof/>
                 <w:webHidden/>
               </w:rPr>
-              <w:instrText>PAGEREF _Toc230115527 \h</w:instrText>
+              <w:instrText>PAGEREF _Toc230290641 \h</w:instrText>
             </w:r>
             <w:r>
               <w:rPr>
@@ -581,7 +581,7 @@
                 <w:noProof/>
                 <w:webHidden/>
               </w:rPr>
-              <w:t>3</w:t>
+              <w:t>4</w:t>
             </w:r>
             <w:r>
               <w:rPr>
@@ -608,7 +608,7 @@
               <w14:ligatures w14:val="standardContextual"/>
             </w:rPr>
           </w:pPr>
-          <w:hyperlink w:anchor="_Toc230115528" w:history="1">
+          <w:hyperlink w:anchor="_Toc230290642" w:history="1">
             <w:r>
               <w:rPr>
                 <w:rStyle w:val="afa"/>
@@ -645,7 +645,7 @@
                 <w:noProof/>
                 <w:webHidden/>
               </w:rPr>
-              <w:instrText>PAGEREF _Toc230115528 \h</w:instrText>
+              <w:instrText>PAGEREF _Toc230290642 \h</w:instrText>
             </w:r>
             <w:r>
               <w:rPr>
@@ -676,7 +676,7 @@
                 <w:noProof/>
                 <w:webHidden/>
               </w:rPr>
-              <w:t>3</w:t>
+              <w:t>4</w:t>
             </w:r>
             <w:r>
               <w:rPr>
@@ -703,7 +703,7 @@
               <w14:ligatures w14:val="standardContextual"/>
             </w:rPr>
           </w:pPr>
-          <w:hyperlink w:anchor="_Toc230115529" w:history="1">
+          <w:hyperlink w:anchor="_Toc230290643" w:history="1">
             <w:r>
               <w:rPr>
                 <w:rStyle w:val="afa"/>
@@ -740,7 +740,7 @@
                 <w:noProof/>
                 <w:webHidden/>
               </w:rPr>
-              <w:instrText>PAGEREF _Toc230115529 \h</w:instrText>
+              <w:instrText>PAGEREF _Toc230290643 \h</w:instrText>
             </w:r>
             <w:r>
               <w:rPr>
@@ -771,7 +771,7 @@
                 <w:noProof/>
                 <w:webHidden/>
               </w:rPr>
-              <w:t>3</w:t>
+              <w:t>4</w:t>
             </w:r>
             <w:r>
               <w:rPr>
@@ -798,7 +798,7 @@
               <w14:ligatures w14:val="standardContextual"/>
             </w:rPr>
           </w:pPr>
-          <w:hyperlink w:anchor="_Toc230115530" w:history="1">
+          <w:hyperlink w:anchor="_Toc230290644" w:history="1">
             <w:r>
               <w:rPr>
                 <w:rStyle w:val="afa"/>
@@ -835,7 +835,7 @@
                 <w:noProof/>
                 <w:webHidden/>
               </w:rPr>
-              <w:instrText>PAGEREF _Toc230115530 \h</w:instrText>
+              <w:instrText>PAGEREF _Toc230290644 \h</w:instrText>
             </w:r>
             <w:r>
               <w:rPr>
@@ -866,7 +866,7 @@
                 <w:noProof/>
                 <w:webHidden/>
               </w:rPr>
-              <w:t>3</w:t>
+              <w:t>4</w:t>
             </w:r>
             <w:r>
               <w:rPr>
@@ -893,7 +893,7 @@
               <w14:ligatures w14:val="standardContextual"/>
             </w:rPr>
           </w:pPr>
-          <w:hyperlink w:anchor="_Toc230115531" w:history="1">
+          <w:hyperlink w:anchor="_Toc230290645" w:history="1">
             <w:r>
               <w:rPr>
                 <w:rStyle w:val="afa"/>
@@ -930,7 +930,7 @@
                 <w:noProof/>
                 <w:webHidden/>
               </w:rPr>
-              <w:instrText>PAGEREF _Toc230115531 \h</w:instrText>
+              <w:instrText>PAGEREF _Toc230290645 \h</w:instrText>
             </w:r>
             <w:r>
               <w:rPr>
@@ -961,7 +961,7 @@
                 <w:noProof/>
                 <w:webHidden/>
               </w:rPr>
-              <w:t>4</w:t>
+              <w:t>5</w:t>
             </w:r>
             <w:r>
               <w:rPr>
@@ -988,7 +988,7 @@
               <w14:ligatures w14:val="standardContextual"/>
             </w:rPr>
           </w:pPr>
-          <w:hyperlink w:anchor="_Toc230115532" w:history="1">
+          <w:hyperlink w:anchor="_Toc230290646" w:history="1">
             <w:r>
               <w:rPr>
                 <w:rStyle w:val="afa"/>
@@ -1025,7 +1025,7 @@
                 <w:noProof/>
                 <w:webHidden/>
               </w:rPr>
-              <w:instrText>PAGEREF _Toc230115532 \h</w:instrText>
+              <w:instrText>PAGEREF _Toc230290646 \h</w:instrText>
             </w:r>
             <w:r>
               <w:rPr>
@@ -1056,7 +1056,7 @@
                 <w:noProof/>
                 <w:webHidden/>
               </w:rPr>
-              <w:t>4</w:t>
+              <w:t>5</w:t>
             </w:r>
             <w:r>
               <w:rPr>
@@ -1067,14 +1067,6 @@
               <w:fldChar w:fldCharType="end"/>
             </w:r>
           </w:hyperlink>
-          <w:r>
-            <w:rPr>
-              <w:rStyle w:val="afa"/>
-              <w:rFonts w:hint="eastAsia"/>
-              <w:noProof/>
-            </w:rPr>
-            <w:t>`</w:t>
-          </w:r>
         </w:p>
         <w:p>
           <w:pPr>
@@ -1091,7 +1083,7 @@
               <w14:ligatures w14:val="standardContextual"/>
             </w:rPr>
           </w:pPr>
-          <w:hyperlink w:anchor="_Toc230115533" w:history="1">
+          <w:hyperlink w:anchor="_Toc230290647" w:history="1">
             <w:r>
               <w:rPr>
                 <w:rStyle w:val="afa"/>
@@ -1128,7 +1120,7 @@
                 <w:noProof/>
                 <w:webHidden/>
               </w:rPr>
-              <w:instrText>PAGEREF _Toc230115533 \h</w:instrText>
+              <w:instrText>PAGEREF _Toc230290647 \h</w:instrText>
             </w:r>
             <w:r>
               <w:rPr>
@@ -1159,7 +1151,7 @@
                 <w:noProof/>
                 <w:webHidden/>
               </w:rPr>
-              <w:t>4</w:t>
+              <w:t>6</w:t>
             </w:r>
             <w:r>
               <w:rPr>
@@ -1186,7 +1178,7 @@
               <w14:ligatures w14:val="standardContextual"/>
             </w:rPr>
           </w:pPr>
-          <w:hyperlink w:anchor="_Toc230115534" w:history="1">
+          <w:hyperlink w:anchor="_Toc230290648" w:history="1">
             <w:r>
               <w:rPr>
                 <w:rStyle w:val="afa"/>
@@ -1240,7 +1232,7 @@
                 <w:noProof/>
                 <w:webHidden/>
               </w:rPr>
-              <w:instrText>PAGEREF _Toc230115534 \h</w:instrText>
+              <w:instrText>PAGEREF _Toc230290648 \h</w:instrText>
             </w:r>
             <w:r>
               <w:rPr>
@@ -1271,7 +1263,1054 @@
                 <w:noProof/>
                 <w:webHidden/>
               </w:rPr>
-              <w:t>9</w:t>
+              <w:t>10</w:t>
+            </w:r>
+            <w:r>
+              <w:rPr>
+                <w:rFonts w:hint="eastAsia"/>
+                <w:noProof/>
+                <w:webHidden/>
+              </w:rPr>
+              <w:fldChar w:fldCharType="end"/>
+            </w:r>
+          </w:hyperlink>
+        </w:p>
+        <w:p>
+          <w:pPr>
+            <w:pStyle w:val="TOC2"/>
+            <w:tabs>
+              <w:tab w:val="right" w:leader="dot" w:pos="8296"/>
+            </w:tabs>
+            <w:ind w:left="480"/>
+            <w:rPr>
+              <w:rFonts w:hint="eastAsia"/>
+              <w:noProof/>
+              <w:kern w:val="2"/>
+              <w:sz w:val="22"/>
+              <w14:ligatures w14:val="standardContextual"/>
+            </w:rPr>
+          </w:pPr>
+          <w:hyperlink w:anchor="_Toc230290649" w:history="1">
+            <w:r>
+              <w:rPr>
+                <w:rStyle w:val="afa"/>
+                <w:noProof/>
+              </w:rPr>
+              <w:t>3.1 通用说明</w:t>
+            </w:r>
+            <w:r>
+              <w:rPr>
+                <w:rFonts w:hint="eastAsia"/>
+                <w:noProof/>
+                <w:webHidden/>
+              </w:rPr>
+              <w:tab/>
+            </w:r>
+            <w:r>
+              <w:rPr>
+                <w:rFonts w:hint="eastAsia"/>
+                <w:noProof/>
+                <w:webHidden/>
+              </w:rPr>
+              <w:fldChar w:fldCharType="begin"/>
+            </w:r>
+            <w:r>
+              <w:rPr>
+                <w:rFonts w:hint="eastAsia"/>
+                <w:noProof/>
+                <w:webHidden/>
+              </w:rPr>
+              <w:instrText xml:space="preserve"> </w:instrText>
+            </w:r>
+            <w:r>
+              <w:rPr>
+                <w:noProof/>
+                <w:webHidden/>
+              </w:rPr>
+              <w:instrText>PAGEREF _Toc230290649 \h</w:instrText>
+            </w:r>
+            <w:r>
+              <w:rPr>
+                <w:rFonts w:hint="eastAsia"/>
+                <w:noProof/>
+                <w:webHidden/>
+              </w:rPr>
+              <w:instrText xml:space="preserve"> </w:instrText>
+            </w:r>
+            <w:r>
+              <w:rPr>
+                <w:rFonts w:hint="eastAsia"/>
+                <w:noProof/>
+                <w:webHidden/>
+              </w:rPr>
+            </w:r>
+            <w:r>
+              <w:rPr>
+                <w:rFonts w:hint="eastAsia"/>
+                <w:noProof/>
+                <w:webHidden/>
+              </w:rPr>
+              <w:fldChar w:fldCharType="separate"/>
+            </w:r>
+            <w:r>
+              <w:rPr>
+                <w:rFonts w:hint="eastAsia"/>
+                <w:noProof/>
+                <w:webHidden/>
+              </w:rPr>
+              <w:t>10</w:t>
+            </w:r>
+            <w:r>
+              <w:rPr>
+                <w:rFonts w:hint="eastAsia"/>
+                <w:noProof/>
+                <w:webHidden/>
+              </w:rPr>
+              <w:fldChar w:fldCharType="end"/>
+            </w:r>
+          </w:hyperlink>
+        </w:p>
+        <w:p>
+          <w:pPr>
+            <w:pStyle w:val="TOC2"/>
+            <w:tabs>
+              <w:tab w:val="right" w:leader="dot" w:pos="8296"/>
+            </w:tabs>
+            <w:ind w:left="480"/>
+            <w:rPr>
+              <w:rFonts w:hint="eastAsia"/>
+              <w:noProof/>
+              <w:kern w:val="2"/>
+              <w:sz w:val="22"/>
+              <w14:ligatures w14:val="standardContextual"/>
+            </w:rPr>
+          </w:pPr>
+          <w:hyperlink w:anchor="_Toc230290650" w:history="1">
+            <w:r>
+              <w:rPr>
+                <w:rStyle w:val="afa"/>
+                <w:noProof/>
+              </w:rPr>
+              <w:t>3.2 查询车辆授权接口</w:t>
+            </w:r>
+            <w:r>
+              <w:rPr>
+                <w:rFonts w:hint="eastAsia"/>
+                <w:noProof/>
+                <w:webHidden/>
+              </w:rPr>
+              <w:tab/>
+            </w:r>
+            <w:r>
+              <w:rPr>
+                <w:rFonts w:hint="eastAsia"/>
+                <w:noProof/>
+                <w:webHidden/>
+              </w:rPr>
+              <w:fldChar w:fldCharType="begin"/>
+            </w:r>
+            <w:r>
+              <w:rPr>
+                <w:rFonts w:hint="eastAsia"/>
+                <w:noProof/>
+                <w:webHidden/>
+              </w:rPr>
+              <w:instrText xml:space="preserve"> </w:instrText>
+            </w:r>
+            <w:r>
+              <w:rPr>
+                <w:noProof/>
+                <w:webHidden/>
+              </w:rPr>
+              <w:instrText>PAGEREF _Toc230290650 \h</w:instrText>
+            </w:r>
+            <w:r>
+              <w:rPr>
+                <w:rFonts w:hint="eastAsia"/>
+                <w:noProof/>
+                <w:webHidden/>
+              </w:rPr>
+              <w:instrText xml:space="preserve"> </w:instrText>
+            </w:r>
+            <w:r>
+              <w:rPr>
+                <w:rFonts w:hint="eastAsia"/>
+                <w:noProof/>
+                <w:webHidden/>
+              </w:rPr>
+            </w:r>
+            <w:r>
+              <w:rPr>
+                <w:rFonts w:hint="eastAsia"/>
+                <w:noProof/>
+                <w:webHidden/>
+              </w:rPr>
+              <w:fldChar w:fldCharType="separate"/>
+            </w:r>
+            <w:r>
+              <w:rPr>
+                <w:rFonts w:hint="eastAsia"/>
+                <w:noProof/>
+                <w:webHidden/>
+              </w:rPr>
+              <w:t>12</w:t>
+            </w:r>
+            <w:r>
+              <w:rPr>
+                <w:rFonts w:hint="eastAsia"/>
+                <w:noProof/>
+                <w:webHidden/>
+              </w:rPr>
+              <w:fldChar w:fldCharType="end"/>
+            </w:r>
+          </w:hyperlink>
+        </w:p>
+        <w:p>
+          <w:pPr>
+            <w:pStyle w:val="TOC3"/>
+            <w:tabs>
+              <w:tab w:val="right" w:leader="dot" w:pos="8296"/>
+            </w:tabs>
+            <w:ind w:left="960"/>
+            <w:rPr>
+              <w:rFonts w:hint="eastAsia"/>
+              <w:noProof/>
+              <w:kern w:val="2"/>
+              <w:sz w:val="22"/>
+              <w14:ligatures w14:val="standardContextual"/>
+            </w:rPr>
+          </w:pPr>
+          <w:hyperlink w:anchor="_Toc230290651" w:history="1">
+            <w:r>
+              <w:rPr>
+                <w:rStyle w:val="afa"/>
+                <w:rFonts w:ascii="宋体" w:eastAsia="宋体" w:hAnsi="宋体"/>
+                <w:noProof/>
+              </w:rPr>
+              <w:t>3.2.1 新增车辆授权接口</w:t>
+            </w:r>
+            <w:r>
+              <w:rPr>
+                <w:rFonts w:hint="eastAsia"/>
+                <w:noProof/>
+                <w:webHidden/>
+              </w:rPr>
+              <w:tab/>
+            </w:r>
+            <w:r>
+              <w:rPr>
+                <w:rFonts w:hint="eastAsia"/>
+                <w:noProof/>
+                <w:webHidden/>
+              </w:rPr>
+              <w:fldChar w:fldCharType="begin"/>
+            </w:r>
+            <w:r>
+              <w:rPr>
+                <w:rFonts w:hint="eastAsia"/>
+                <w:noProof/>
+                <w:webHidden/>
+              </w:rPr>
+              <w:instrText xml:space="preserve"> </w:instrText>
+            </w:r>
+            <w:r>
+              <w:rPr>
+                <w:noProof/>
+                <w:webHidden/>
+              </w:rPr>
+              <w:instrText>PAGEREF _Toc230290651 \h</w:instrText>
+            </w:r>
+            <w:r>
+              <w:rPr>
+                <w:rFonts w:hint="eastAsia"/>
+                <w:noProof/>
+                <w:webHidden/>
+              </w:rPr>
+              <w:instrText xml:space="preserve"> </w:instrText>
+            </w:r>
+            <w:r>
+              <w:rPr>
+                <w:rFonts w:hint="eastAsia"/>
+                <w:noProof/>
+                <w:webHidden/>
+              </w:rPr>
+            </w:r>
+            <w:r>
+              <w:rPr>
+                <w:rFonts w:hint="eastAsia"/>
+                <w:noProof/>
+                <w:webHidden/>
+              </w:rPr>
+              <w:fldChar w:fldCharType="separate"/>
+            </w:r>
+            <w:r>
+              <w:rPr>
+                <w:rFonts w:hint="eastAsia"/>
+                <w:noProof/>
+                <w:webHidden/>
+              </w:rPr>
+              <w:t>14</w:t>
+            </w:r>
+            <w:r>
+              <w:rPr>
+                <w:rFonts w:hint="eastAsia"/>
+                <w:noProof/>
+                <w:webHidden/>
+              </w:rPr>
+              <w:fldChar w:fldCharType="end"/>
+            </w:r>
+          </w:hyperlink>
+        </w:p>
+        <w:p>
+          <w:pPr>
+            <w:pStyle w:val="TOC3"/>
+            <w:tabs>
+              <w:tab w:val="right" w:leader="dot" w:pos="8296"/>
+            </w:tabs>
+            <w:ind w:left="960"/>
+            <w:rPr>
+              <w:rFonts w:hint="eastAsia"/>
+              <w:noProof/>
+              <w:kern w:val="2"/>
+              <w:sz w:val="22"/>
+              <w14:ligatures w14:val="standardContextual"/>
+            </w:rPr>
+          </w:pPr>
+          <w:hyperlink w:anchor="_Toc230290652" w:history="1">
+            <w:r>
+              <w:rPr>
+                <w:rStyle w:val="afa"/>
+                <w:rFonts w:ascii="宋体" w:eastAsia="宋体" w:hAnsi="宋体"/>
+                <w:noProof/>
+              </w:rPr>
+              <w:t>3.2.2 取消车辆授权接口</w:t>
+            </w:r>
+            <w:r>
+              <w:rPr>
+                <w:rFonts w:hint="eastAsia"/>
+                <w:noProof/>
+                <w:webHidden/>
+              </w:rPr>
+              <w:tab/>
+            </w:r>
+            <w:r>
+              <w:rPr>
+                <w:rFonts w:hint="eastAsia"/>
+                <w:noProof/>
+                <w:webHidden/>
+              </w:rPr>
+              <w:fldChar w:fldCharType="begin"/>
+            </w:r>
+            <w:r>
+              <w:rPr>
+                <w:rFonts w:hint="eastAsia"/>
+                <w:noProof/>
+                <w:webHidden/>
+              </w:rPr>
+              <w:instrText xml:space="preserve"> </w:instrText>
+            </w:r>
+            <w:r>
+              <w:rPr>
+                <w:noProof/>
+                <w:webHidden/>
+              </w:rPr>
+              <w:instrText>PAGEREF _Toc230290652 \h</w:instrText>
+            </w:r>
+            <w:r>
+              <w:rPr>
+                <w:rFonts w:hint="eastAsia"/>
+                <w:noProof/>
+                <w:webHidden/>
+              </w:rPr>
+              <w:instrText xml:space="preserve"> </w:instrText>
+            </w:r>
+            <w:r>
+              <w:rPr>
+                <w:rFonts w:hint="eastAsia"/>
+                <w:noProof/>
+                <w:webHidden/>
+              </w:rPr>
+            </w:r>
+            <w:r>
+              <w:rPr>
+                <w:rFonts w:hint="eastAsia"/>
+                <w:noProof/>
+                <w:webHidden/>
+              </w:rPr>
+              <w:fldChar w:fldCharType="separate"/>
+            </w:r>
+            <w:r>
+              <w:rPr>
+                <w:rFonts w:hint="eastAsia"/>
+                <w:noProof/>
+                <w:webHidden/>
+              </w:rPr>
+              <w:t>16</w:t>
+            </w:r>
+            <w:r>
+              <w:rPr>
+                <w:rFonts w:hint="eastAsia"/>
+                <w:noProof/>
+                <w:webHidden/>
+              </w:rPr>
+              <w:fldChar w:fldCharType="end"/>
+            </w:r>
+          </w:hyperlink>
+        </w:p>
+        <w:p>
+          <w:pPr>
+            <w:pStyle w:val="TOC2"/>
+            <w:tabs>
+              <w:tab w:val="right" w:leader="dot" w:pos="8296"/>
+            </w:tabs>
+            <w:ind w:left="480"/>
+            <w:rPr>
+              <w:rFonts w:hint="eastAsia"/>
+              <w:noProof/>
+              <w:kern w:val="2"/>
+              <w:sz w:val="22"/>
+              <w14:ligatures w14:val="standardContextual"/>
+            </w:rPr>
+          </w:pPr>
+          <w:hyperlink w:anchor="_Toc230290653" w:history="1">
+            <w:r>
+              <w:rPr>
+                <w:rStyle w:val="afa"/>
+                <w:noProof/>
+              </w:rPr>
+              <w:t>3.3 查询当前车辆信息接口</w:t>
+            </w:r>
+            <w:r>
+              <w:rPr>
+                <w:rFonts w:hint="eastAsia"/>
+                <w:noProof/>
+                <w:webHidden/>
+              </w:rPr>
+              <w:tab/>
+            </w:r>
+            <w:r>
+              <w:rPr>
+                <w:rFonts w:hint="eastAsia"/>
+                <w:noProof/>
+                <w:webHidden/>
+              </w:rPr>
+              <w:fldChar w:fldCharType="begin"/>
+            </w:r>
+            <w:r>
+              <w:rPr>
+                <w:rFonts w:hint="eastAsia"/>
+                <w:noProof/>
+                <w:webHidden/>
+              </w:rPr>
+              <w:instrText xml:space="preserve"> </w:instrText>
+            </w:r>
+            <w:r>
+              <w:rPr>
+                <w:noProof/>
+                <w:webHidden/>
+              </w:rPr>
+              <w:instrText>PAGEREF _Toc230290653 \h</w:instrText>
+            </w:r>
+            <w:r>
+              <w:rPr>
+                <w:rFonts w:hint="eastAsia"/>
+                <w:noProof/>
+                <w:webHidden/>
+              </w:rPr>
+              <w:instrText xml:space="preserve"> </w:instrText>
+            </w:r>
+            <w:r>
+              <w:rPr>
+                <w:rFonts w:hint="eastAsia"/>
+                <w:noProof/>
+                <w:webHidden/>
+              </w:rPr>
+            </w:r>
+            <w:r>
+              <w:rPr>
+                <w:rFonts w:hint="eastAsia"/>
+                <w:noProof/>
+                <w:webHidden/>
+              </w:rPr>
+              <w:fldChar w:fldCharType="separate"/>
+            </w:r>
+            <w:r>
+              <w:rPr>
+                <w:rFonts w:hint="eastAsia"/>
+                <w:noProof/>
+                <w:webHidden/>
+              </w:rPr>
+              <w:t>17</w:t>
+            </w:r>
+            <w:r>
+              <w:rPr>
+                <w:rFonts w:hint="eastAsia"/>
+                <w:noProof/>
+                <w:webHidden/>
+              </w:rPr>
+              <w:fldChar w:fldCharType="end"/>
+            </w:r>
+          </w:hyperlink>
+        </w:p>
+        <w:p>
+          <w:pPr>
+            <w:pStyle w:val="TOC2"/>
+            <w:tabs>
+              <w:tab w:val="right" w:leader="dot" w:pos="8296"/>
+            </w:tabs>
+            <w:ind w:left="480"/>
+            <w:rPr>
+              <w:rFonts w:hint="eastAsia"/>
+              <w:noProof/>
+              <w:kern w:val="2"/>
+              <w:sz w:val="22"/>
+              <w14:ligatures w14:val="standardContextual"/>
+            </w:rPr>
+          </w:pPr>
+          <w:hyperlink w:anchor="_Toc230290654" w:history="1">
+            <w:r>
+              <w:rPr>
+                <w:rStyle w:val="afa"/>
+                <w:noProof/>
+              </w:rPr>
+              <w:t>3.4 按照时间段查询当前车辆行程列表接口</w:t>
+            </w:r>
+            <w:r>
+              <w:rPr>
+                <w:rFonts w:hint="eastAsia"/>
+                <w:noProof/>
+                <w:webHidden/>
+              </w:rPr>
+              <w:tab/>
+            </w:r>
+            <w:r>
+              <w:rPr>
+                <w:rFonts w:hint="eastAsia"/>
+                <w:noProof/>
+                <w:webHidden/>
+              </w:rPr>
+              <w:fldChar w:fldCharType="begin"/>
+            </w:r>
+            <w:r>
+              <w:rPr>
+                <w:rFonts w:hint="eastAsia"/>
+                <w:noProof/>
+                <w:webHidden/>
+              </w:rPr>
+              <w:instrText xml:space="preserve"> </w:instrText>
+            </w:r>
+            <w:r>
+              <w:rPr>
+                <w:noProof/>
+                <w:webHidden/>
+              </w:rPr>
+              <w:instrText>PAGEREF _Toc230290654 \h</w:instrText>
+            </w:r>
+            <w:r>
+              <w:rPr>
+                <w:rFonts w:hint="eastAsia"/>
+                <w:noProof/>
+                <w:webHidden/>
+              </w:rPr>
+              <w:instrText xml:space="preserve"> </w:instrText>
+            </w:r>
+            <w:r>
+              <w:rPr>
+                <w:rFonts w:hint="eastAsia"/>
+                <w:noProof/>
+                <w:webHidden/>
+              </w:rPr>
+            </w:r>
+            <w:r>
+              <w:rPr>
+                <w:rFonts w:hint="eastAsia"/>
+                <w:noProof/>
+                <w:webHidden/>
+              </w:rPr>
+              <w:fldChar w:fldCharType="separate"/>
+            </w:r>
+            <w:r>
+              <w:rPr>
+                <w:rFonts w:hint="eastAsia"/>
+                <w:noProof/>
+                <w:webHidden/>
+              </w:rPr>
+              <w:t>20</w:t>
+            </w:r>
+            <w:r>
+              <w:rPr>
+                <w:rFonts w:hint="eastAsia"/>
+                <w:noProof/>
+                <w:webHidden/>
+              </w:rPr>
+              <w:fldChar w:fldCharType="end"/>
+            </w:r>
+          </w:hyperlink>
+        </w:p>
+        <w:p>
+          <w:pPr>
+            <w:pStyle w:val="TOC2"/>
+            <w:tabs>
+              <w:tab w:val="right" w:leader="dot" w:pos="8296"/>
+            </w:tabs>
+            <w:ind w:left="480"/>
+            <w:rPr>
+              <w:rFonts w:hint="eastAsia"/>
+              <w:noProof/>
+              <w:kern w:val="2"/>
+              <w:sz w:val="22"/>
+              <w14:ligatures w14:val="standardContextual"/>
+            </w:rPr>
+          </w:pPr>
+          <w:hyperlink w:anchor="_Toc230290655" w:history="1">
+            <w:r>
+              <w:rPr>
+                <w:rStyle w:val="afa"/>
+                <w:noProof/>
+              </w:rPr>
+              <w:t>3.5 使用行程Id查询车辆行驶轨迹接口</w:t>
+            </w:r>
+            <w:r>
+              <w:rPr>
+                <w:rFonts w:hint="eastAsia"/>
+                <w:noProof/>
+                <w:webHidden/>
+              </w:rPr>
+              <w:tab/>
+            </w:r>
+            <w:r>
+              <w:rPr>
+                <w:rFonts w:hint="eastAsia"/>
+                <w:noProof/>
+                <w:webHidden/>
+              </w:rPr>
+              <w:fldChar w:fldCharType="begin"/>
+            </w:r>
+            <w:r>
+              <w:rPr>
+                <w:rFonts w:hint="eastAsia"/>
+                <w:noProof/>
+                <w:webHidden/>
+              </w:rPr>
+              <w:instrText xml:space="preserve"> </w:instrText>
+            </w:r>
+            <w:r>
+              <w:rPr>
+                <w:noProof/>
+                <w:webHidden/>
+              </w:rPr>
+              <w:instrText>PAGEREF _Toc230290655 \h</w:instrText>
+            </w:r>
+            <w:r>
+              <w:rPr>
+                <w:rFonts w:hint="eastAsia"/>
+                <w:noProof/>
+                <w:webHidden/>
+              </w:rPr>
+              <w:instrText xml:space="preserve"> </w:instrText>
+            </w:r>
+            <w:r>
+              <w:rPr>
+                <w:rFonts w:hint="eastAsia"/>
+                <w:noProof/>
+                <w:webHidden/>
+              </w:rPr>
+            </w:r>
+            <w:r>
+              <w:rPr>
+                <w:rFonts w:hint="eastAsia"/>
+                <w:noProof/>
+                <w:webHidden/>
+              </w:rPr>
+              <w:fldChar w:fldCharType="separate"/>
+            </w:r>
+            <w:r>
+              <w:rPr>
+                <w:rFonts w:hint="eastAsia"/>
+                <w:noProof/>
+                <w:webHidden/>
+              </w:rPr>
+              <w:t>23</w:t>
+            </w:r>
+            <w:r>
+              <w:rPr>
+                <w:rFonts w:hint="eastAsia"/>
+                <w:noProof/>
+                <w:webHidden/>
+              </w:rPr>
+              <w:fldChar w:fldCharType="end"/>
+            </w:r>
+          </w:hyperlink>
+        </w:p>
+        <w:p>
+          <w:pPr>
+            <w:pStyle w:val="TOC2"/>
+            <w:tabs>
+              <w:tab w:val="right" w:leader="dot" w:pos="8296"/>
+            </w:tabs>
+            <w:ind w:left="480"/>
+            <w:rPr>
+              <w:rFonts w:hint="eastAsia"/>
+              <w:noProof/>
+              <w:kern w:val="2"/>
+              <w:sz w:val="22"/>
+              <w14:ligatures w14:val="standardContextual"/>
+            </w:rPr>
+          </w:pPr>
+          <w:hyperlink w:anchor="_Toc230290656" w:history="1">
+            <w:r>
+              <w:rPr>
+                <w:rStyle w:val="afa"/>
+                <w:noProof/>
+              </w:rPr>
+              <w:t>3.6 控制车辆接口</w:t>
+            </w:r>
+            <w:r>
+              <w:rPr>
+                <w:rFonts w:hint="eastAsia"/>
+                <w:noProof/>
+                <w:webHidden/>
+              </w:rPr>
+              <w:tab/>
+            </w:r>
+            <w:r>
+              <w:rPr>
+                <w:rFonts w:hint="eastAsia"/>
+                <w:noProof/>
+                <w:webHidden/>
+              </w:rPr>
+              <w:fldChar w:fldCharType="begin"/>
+            </w:r>
+            <w:r>
+              <w:rPr>
+                <w:rFonts w:hint="eastAsia"/>
+                <w:noProof/>
+                <w:webHidden/>
+              </w:rPr>
+              <w:instrText xml:space="preserve"> </w:instrText>
+            </w:r>
+            <w:r>
+              <w:rPr>
+                <w:noProof/>
+                <w:webHidden/>
+              </w:rPr>
+              <w:instrText>PAGEREF _Toc230290656 \h</w:instrText>
+            </w:r>
+            <w:r>
+              <w:rPr>
+                <w:rFonts w:hint="eastAsia"/>
+                <w:noProof/>
+                <w:webHidden/>
+              </w:rPr>
+              <w:instrText xml:space="preserve"> </w:instrText>
+            </w:r>
+            <w:r>
+              <w:rPr>
+                <w:rFonts w:hint="eastAsia"/>
+                <w:noProof/>
+                <w:webHidden/>
+              </w:rPr>
+            </w:r>
+            <w:r>
+              <w:rPr>
+                <w:rFonts w:hint="eastAsia"/>
+                <w:noProof/>
+                <w:webHidden/>
+              </w:rPr>
+              <w:fldChar w:fldCharType="separate"/>
+            </w:r>
+            <w:r>
+              <w:rPr>
+                <w:rFonts w:hint="eastAsia"/>
+                <w:noProof/>
+                <w:webHidden/>
+              </w:rPr>
+              <w:t>26</w:t>
+            </w:r>
+            <w:r>
+              <w:rPr>
+                <w:rFonts w:hint="eastAsia"/>
+                <w:noProof/>
+                <w:webHidden/>
+              </w:rPr>
+              <w:fldChar w:fldCharType="end"/>
+            </w:r>
+          </w:hyperlink>
+        </w:p>
+        <w:p>
+          <w:pPr>
+            <w:pStyle w:val="TOC2"/>
+            <w:tabs>
+              <w:tab w:val="right" w:leader="dot" w:pos="8296"/>
+            </w:tabs>
+            <w:ind w:left="480"/>
+            <w:rPr>
+              <w:rFonts w:hint="eastAsia"/>
+              <w:noProof/>
+              <w:kern w:val="2"/>
+              <w:sz w:val="22"/>
+              <w14:ligatures w14:val="standardContextual"/>
+            </w:rPr>
+          </w:pPr>
+          <w:hyperlink w:anchor="_Toc230290657" w:history="1">
+            <w:r>
+              <w:rPr>
+                <w:rStyle w:val="afa"/>
+                <w:noProof/>
+              </w:rPr>
+              <w:t>3.7 车辆告警查询接口</w:t>
+            </w:r>
+            <w:r>
+              <w:rPr>
+                <w:rFonts w:hint="eastAsia"/>
+                <w:noProof/>
+                <w:webHidden/>
+              </w:rPr>
+              <w:tab/>
+            </w:r>
+            <w:r>
+              <w:rPr>
+                <w:rFonts w:hint="eastAsia"/>
+                <w:noProof/>
+                <w:webHidden/>
+              </w:rPr>
+              <w:fldChar w:fldCharType="begin"/>
+            </w:r>
+            <w:r>
+              <w:rPr>
+                <w:rFonts w:hint="eastAsia"/>
+                <w:noProof/>
+                <w:webHidden/>
+              </w:rPr>
+              <w:instrText xml:space="preserve"> </w:instrText>
+            </w:r>
+            <w:r>
+              <w:rPr>
+                <w:noProof/>
+                <w:webHidden/>
+              </w:rPr>
+              <w:instrText>PAGEREF _Toc230290657 \h</w:instrText>
+            </w:r>
+            <w:r>
+              <w:rPr>
+                <w:rFonts w:hint="eastAsia"/>
+                <w:noProof/>
+                <w:webHidden/>
+              </w:rPr>
+              <w:instrText xml:space="preserve"> </w:instrText>
+            </w:r>
+            <w:r>
+              <w:rPr>
+                <w:rFonts w:hint="eastAsia"/>
+                <w:noProof/>
+                <w:webHidden/>
+              </w:rPr>
+            </w:r>
+            <w:r>
+              <w:rPr>
+                <w:rFonts w:hint="eastAsia"/>
+                <w:noProof/>
+                <w:webHidden/>
+              </w:rPr>
+              <w:fldChar w:fldCharType="separate"/>
+            </w:r>
+            <w:r>
+              <w:rPr>
+                <w:rFonts w:hint="eastAsia"/>
+                <w:noProof/>
+                <w:webHidden/>
+              </w:rPr>
+              <w:t>29</w:t>
+            </w:r>
+            <w:r>
+              <w:rPr>
+                <w:rFonts w:hint="eastAsia"/>
+                <w:noProof/>
+                <w:webHidden/>
+              </w:rPr>
+              <w:fldChar w:fldCharType="end"/>
+            </w:r>
+          </w:hyperlink>
+        </w:p>
+        <w:p>
+          <w:pPr>
+            <w:pStyle w:val="TOC2"/>
+            <w:tabs>
+              <w:tab w:val="right" w:leader="dot" w:pos="8296"/>
+            </w:tabs>
+            <w:ind w:left="480"/>
+            <w:rPr>
+              <w:rFonts w:hint="eastAsia"/>
+              <w:noProof/>
+              <w:kern w:val="2"/>
+              <w:sz w:val="22"/>
+              <w14:ligatures w14:val="standardContextual"/>
+            </w:rPr>
+          </w:pPr>
+          <w:hyperlink w:anchor="_Toc230290658" w:history="1">
+            <w:r>
+              <w:rPr>
+                <w:rStyle w:val="afa"/>
+                <w:noProof/>
+              </w:rPr>
+              <w:t>3.8 车辆允许启动接口</w:t>
+            </w:r>
+            <w:r>
+              <w:rPr>
+                <w:rFonts w:hint="eastAsia"/>
+                <w:noProof/>
+                <w:webHidden/>
+              </w:rPr>
+              <w:tab/>
+            </w:r>
+            <w:r>
+              <w:rPr>
+                <w:rFonts w:hint="eastAsia"/>
+                <w:noProof/>
+                <w:webHidden/>
+              </w:rPr>
+              <w:fldChar w:fldCharType="begin"/>
+            </w:r>
+            <w:r>
+              <w:rPr>
+                <w:rFonts w:hint="eastAsia"/>
+                <w:noProof/>
+                <w:webHidden/>
+              </w:rPr>
+              <w:instrText xml:space="preserve"> </w:instrText>
+            </w:r>
+            <w:r>
+              <w:rPr>
+                <w:noProof/>
+                <w:webHidden/>
+              </w:rPr>
+              <w:instrText>PAGEREF _Toc230290658 \h</w:instrText>
+            </w:r>
+            <w:r>
+              <w:rPr>
+                <w:rFonts w:hint="eastAsia"/>
+                <w:noProof/>
+                <w:webHidden/>
+              </w:rPr>
+              <w:instrText xml:space="preserve"> </w:instrText>
+            </w:r>
+            <w:r>
+              <w:rPr>
+                <w:rFonts w:hint="eastAsia"/>
+                <w:noProof/>
+                <w:webHidden/>
+              </w:rPr>
+            </w:r>
+            <w:r>
+              <w:rPr>
+                <w:rFonts w:hint="eastAsia"/>
+                <w:noProof/>
+                <w:webHidden/>
+              </w:rPr>
+              <w:fldChar w:fldCharType="separate"/>
+            </w:r>
+            <w:r>
+              <w:rPr>
+                <w:rFonts w:hint="eastAsia"/>
+                <w:noProof/>
+                <w:webHidden/>
+              </w:rPr>
+              <w:t>32</w:t>
+            </w:r>
+            <w:r>
+              <w:rPr>
+                <w:rFonts w:hint="eastAsia"/>
+                <w:noProof/>
+                <w:webHidden/>
+              </w:rPr>
+              <w:fldChar w:fldCharType="end"/>
+            </w:r>
+          </w:hyperlink>
+        </w:p>
+        <w:p>
+          <w:pPr>
+            <w:pStyle w:val="TOC2"/>
+            <w:tabs>
+              <w:tab w:val="right" w:leader="dot" w:pos="8296"/>
+            </w:tabs>
+            <w:ind w:left="480"/>
+            <w:rPr>
+              <w:rFonts w:hint="eastAsia"/>
+              <w:noProof/>
+              <w:kern w:val="2"/>
+              <w:sz w:val="22"/>
+              <w14:ligatures w14:val="standardContextual"/>
+            </w:rPr>
+          </w:pPr>
+          <w:hyperlink w:anchor="_Toc230290659" w:history="1">
+            <w:r>
+              <w:rPr>
+                <w:rStyle w:val="afa"/>
+                <w:noProof/>
+              </w:rPr>
+              <w:t>3.9 车辆禁止启动接口</w:t>
+            </w:r>
+            <w:r>
+              <w:rPr>
+                <w:rFonts w:hint="eastAsia"/>
+                <w:noProof/>
+                <w:webHidden/>
+              </w:rPr>
+              <w:tab/>
+            </w:r>
+            <w:r>
+              <w:rPr>
+                <w:rFonts w:hint="eastAsia"/>
+                <w:noProof/>
+                <w:webHidden/>
+              </w:rPr>
+              <w:fldChar w:fldCharType="begin"/>
+            </w:r>
+            <w:r>
+              <w:rPr>
+                <w:rFonts w:hint="eastAsia"/>
+                <w:noProof/>
+                <w:webHidden/>
+              </w:rPr>
+              <w:instrText xml:space="preserve"> </w:instrText>
+            </w:r>
+            <w:r>
+              <w:rPr>
+                <w:noProof/>
+                <w:webHidden/>
+              </w:rPr>
+              <w:instrText>PAGEREF _Toc230290659 \h</w:instrText>
+            </w:r>
+            <w:r>
+              <w:rPr>
+                <w:rFonts w:hint="eastAsia"/>
+                <w:noProof/>
+                <w:webHidden/>
+              </w:rPr>
+              <w:instrText xml:space="preserve"> </w:instrText>
+            </w:r>
+            <w:r>
+              <w:rPr>
+                <w:rFonts w:hint="eastAsia"/>
+                <w:noProof/>
+                <w:webHidden/>
+              </w:rPr>
+            </w:r>
+            <w:r>
+              <w:rPr>
+                <w:rFonts w:hint="eastAsia"/>
+                <w:noProof/>
+                <w:webHidden/>
+              </w:rPr>
+              <w:fldChar w:fldCharType="separate"/>
+            </w:r>
+            <w:r>
+              <w:rPr>
+                <w:rFonts w:hint="eastAsia"/>
+                <w:noProof/>
+                <w:webHidden/>
+              </w:rPr>
+              <w:t>34</w:t>
             </w:r>
             <w:r>
               <w:rPr>
@@ -1298,7 +2337,7 @@
               <w14:ligatures w14:val="standardContextual"/>
             </w:rPr>
           </w:pPr>
-          <w:hyperlink w:anchor="_Toc230115535" w:history="1">
+          <w:hyperlink w:anchor="_Toc230290660" w:history="1">
             <w:r>
               <w:rPr>
                 <w:rStyle w:val="afa"/>
@@ -1352,7 +2391,7 @@
                 <w:noProof/>
                 <w:webHidden/>
               </w:rPr>
-              <w:instrText>PAGEREF _Toc230115535 \h</w:instrText>
+              <w:instrText>PAGEREF _Toc230290660 \h</w:instrText>
             </w:r>
             <w:r>
               <w:rPr>
@@ -1383,7 +2422,197 @@
                 <w:noProof/>
                 <w:webHidden/>
               </w:rPr>
-              <w:t>9</w:t>
+              <w:t>36</w:t>
+            </w:r>
+            <w:r>
+              <w:rPr>
+                <w:rFonts w:hint="eastAsia"/>
+                <w:noProof/>
+                <w:webHidden/>
+              </w:rPr>
+              <w:fldChar w:fldCharType="end"/>
+            </w:r>
+          </w:hyperlink>
+        </w:p>
+        <w:p>
+          <w:pPr>
+            <w:pStyle w:val="TOC2"/>
+            <w:tabs>
+              <w:tab w:val="right" w:leader="dot" w:pos="8296"/>
+            </w:tabs>
+            <w:ind w:left="480"/>
+            <w:rPr>
+              <w:rFonts w:hint="eastAsia"/>
+              <w:noProof/>
+              <w:kern w:val="2"/>
+              <w:sz w:val="22"/>
+              <w14:ligatures w14:val="standardContextual"/>
+            </w:rPr>
+          </w:pPr>
+          <w:hyperlink w:anchor="_Toc230290661" w:history="1">
+            <w:r>
+              <w:rPr>
+                <w:rStyle w:val="afa"/>
+                <w:noProof/>
+              </w:rPr>
+              <w:t>附录A 接口枚举</w:t>
+            </w:r>
+            <w:r>
+              <w:rPr>
+                <w:rFonts w:hint="eastAsia"/>
+                <w:noProof/>
+                <w:webHidden/>
+              </w:rPr>
+              <w:tab/>
+            </w:r>
+            <w:r>
+              <w:rPr>
+                <w:rFonts w:hint="eastAsia"/>
+                <w:noProof/>
+                <w:webHidden/>
+              </w:rPr>
+              <w:fldChar w:fldCharType="begin"/>
+            </w:r>
+            <w:r>
+              <w:rPr>
+                <w:rFonts w:hint="eastAsia"/>
+                <w:noProof/>
+                <w:webHidden/>
+              </w:rPr>
+              <w:instrText xml:space="preserve"> </w:instrText>
+            </w:r>
+            <w:r>
+              <w:rPr>
+                <w:noProof/>
+                <w:webHidden/>
+              </w:rPr>
+              <w:instrText>PAGEREF _Toc230290661 \h</w:instrText>
+            </w:r>
+            <w:r>
+              <w:rPr>
+                <w:rFonts w:hint="eastAsia"/>
+                <w:noProof/>
+                <w:webHidden/>
+              </w:rPr>
+              <w:instrText xml:space="preserve"> </w:instrText>
+            </w:r>
+            <w:r>
+              <w:rPr>
+                <w:rFonts w:hint="eastAsia"/>
+                <w:noProof/>
+                <w:webHidden/>
+              </w:rPr>
+            </w:r>
+            <w:r>
+              <w:rPr>
+                <w:rFonts w:hint="eastAsia"/>
+                <w:noProof/>
+                <w:webHidden/>
+              </w:rPr>
+              <w:fldChar w:fldCharType="separate"/>
+            </w:r>
+            <w:r>
+              <w:rPr>
+                <w:rFonts w:hint="eastAsia"/>
+                <w:noProof/>
+                <w:webHidden/>
+              </w:rPr>
+              <w:t>36</w:t>
+            </w:r>
+            <w:r>
+              <w:rPr>
+                <w:rFonts w:hint="eastAsia"/>
+                <w:noProof/>
+                <w:webHidden/>
+              </w:rPr>
+              <w:fldChar w:fldCharType="end"/>
+            </w:r>
+          </w:hyperlink>
+        </w:p>
+        <w:p>
+          <w:pPr>
+            <w:pStyle w:val="TOC2"/>
+            <w:tabs>
+              <w:tab w:val="right" w:leader="dot" w:pos="8296"/>
+            </w:tabs>
+            <w:ind w:left="480"/>
+            <w:rPr>
+              <w:rFonts w:hint="eastAsia"/>
+              <w:noProof/>
+              <w:kern w:val="2"/>
+              <w:sz w:val="22"/>
+              <w14:ligatures w14:val="standardContextual"/>
+            </w:rPr>
+          </w:pPr>
+          <w:hyperlink w:anchor="_Toc230290662" w:history="1">
+            <w:r>
+              <w:rPr>
+                <w:rStyle w:val="afa"/>
+                <w:noProof/>
+              </w:rPr>
+              <w:t>附录B 查询和推送的车辆信息字段</w:t>
+            </w:r>
+            <w:r>
+              <w:rPr>
+                <w:rFonts w:hint="eastAsia"/>
+                <w:noProof/>
+                <w:webHidden/>
+              </w:rPr>
+              <w:tab/>
+            </w:r>
+            <w:r>
+              <w:rPr>
+                <w:rFonts w:hint="eastAsia"/>
+                <w:noProof/>
+                <w:webHidden/>
+              </w:rPr>
+              <w:fldChar w:fldCharType="begin"/>
+            </w:r>
+            <w:r>
+              <w:rPr>
+                <w:rFonts w:hint="eastAsia"/>
+                <w:noProof/>
+                <w:webHidden/>
+              </w:rPr>
+              <w:instrText xml:space="preserve"> </w:instrText>
+            </w:r>
+            <w:r>
+              <w:rPr>
+                <w:noProof/>
+                <w:webHidden/>
+              </w:rPr>
+              <w:instrText>PAGEREF _Toc230290662 \h</w:instrText>
+            </w:r>
+            <w:r>
+              <w:rPr>
+                <w:rFonts w:hint="eastAsia"/>
+                <w:noProof/>
+                <w:webHidden/>
+              </w:rPr>
+              <w:instrText xml:space="preserve"> </w:instrText>
+            </w:r>
+            <w:r>
+              <w:rPr>
+                <w:rFonts w:hint="eastAsia"/>
+                <w:noProof/>
+                <w:webHidden/>
+              </w:rPr>
+            </w:r>
+            <w:r>
+              <w:rPr>
+                <w:rFonts w:hint="eastAsia"/>
+                <w:noProof/>
+                <w:webHidden/>
+              </w:rPr>
+              <w:fldChar w:fldCharType="separate"/>
+            </w:r>
+            <w:r>
+              <w:rPr>
+                <w:rFonts w:hint="eastAsia"/>
+                <w:noProof/>
+                <w:webHidden/>
+              </w:rPr>
+              <w:t>39</w:t>
             </w:r>
             <w:r>
               <w:rPr>
@@ -1446,7 +2675,7 @@
           <w:rFonts w:hint="eastAsia"/>
         </w:rPr>
       </w:pPr>
-      <w:bookmarkStart w:id="0" w:name="_Toc230115526"/>
+      <w:bookmarkStart w:id="0" w:name="_Toc230290640"/>
       <w:r>
         <w:rPr>
           <w:rFonts w:hint="eastAsia"/>
@@ -1855,7 +3084,7 @@
           <w:rFonts w:hint="eastAsia"/>
         </w:rPr>
       </w:pPr>
-      <w:bookmarkStart w:id="1" w:name="_Toc230115527"/>
+      <w:bookmarkStart w:id="1" w:name="_Toc230290641"/>
       <w:r>
         <w:lastRenderedPageBreak/>
         <w:t>接口规范</w:t>
@@ -1870,7 +3099,7 @@
           <w:rFonts w:hint="eastAsia"/>
         </w:rPr>
       </w:pPr>
-      <w:bookmarkStart w:id="2" w:name="_Toc230115528"/>
+      <w:bookmarkStart w:id="2" w:name="_Toc230290642"/>
       <w:r>
         <w:rPr>
           <w:rFonts w:hint="eastAsia"/>
@@ -2075,7 +3304,7 @@
           <w:rFonts w:hint="eastAsia"/>
         </w:rPr>
       </w:pPr>
-      <w:bookmarkStart w:id="3" w:name="_Toc230115529"/>
+      <w:bookmarkStart w:id="3" w:name="_Toc230290643"/>
       <w:r>
         <w:t xml:space="preserve">2.2 </w:t>
       </w:r>
@@ -2095,7 +3324,7 @@
           <w:rFonts w:hint="eastAsia"/>
         </w:rPr>
       </w:pPr>
-      <w:bookmarkStart w:id="4" w:name="_Toc230115530"/>
+      <w:bookmarkStart w:id="4" w:name="_Toc230290644"/>
       <w:r>
         <w:rPr>
           <w:rFonts w:hint="eastAsia"/>
@@ -3046,7 +4275,7 @@
           <w:rFonts w:hint="eastAsia"/>
         </w:rPr>
       </w:pPr>
-      <w:bookmarkStart w:id="5" w:name="_Toc230115531"/>
+      <w:bookmarkStart w:id="5" w:name="_Toc230290645"/>
       <w:r>
         <w:rPr>
           <w:rFonts w:hint="eastAsia"/>
@@ -3334,7 +4563,7 @@
           <w:rFonts w:hint="eastAsia"/>
         </w:rPr>
       </w:pPr>
-      <w:bookmarkStart w:id="6" w:name="_Toc230115532"/>
+      <w:bookmarkStart w:id="6" w:name="_Toc230290646"/>
       <w:r>
         <w:rPr>
           <w:rFonts w:hint="eastAsia"/>
@@ -3801,7 +5030,7 @@
           <w:rFonts w:hint="eastAsia"/>
         </w:rPr>
       </w:pPr>
-      <w:bookmarkStart w:id="7" w:name="_Toc230115533"/>
+      <w:bookmarkStart w:id="7" w:name="_Toc230290647"/>
       <w:r>
         <w:rPr>
           <w:rFonts w:hint="eastAsia"/>
@@ -7379,7 +8608,7 @@
           <w:rFonts w:hint="eastAsia"/>
         </w:rPr>
       </w:pPr>
-      <w:bookmarkStart w:id="8" w:name="_Toc230115534"/>
+      <w:bookmarkStart w:id="8" w:name="_Toc230290648"/>
       <w:r>
         <w:lastRenderedPageBreak/>
         <w:t>接口文档</w:t>
@@ -7394,9 +8623,11 @@
           <w:rFonts w:hint="eastAsia"/>
         </w:rPr>
       </w:pPr>
+      <w:bookmarkStart w:id="9" w:name="_Toc230290649"/>
       <w:r>
         <w:t>3.1 通用说明</w:t>
       </w:r>
+      <w:bookmarkEnd w:id="9"/>
     </w:p>
     <w:p>
       <w:pPr>
@@ -8850,9 +10081,11 @@
           <w:rFonts w:hint="eastAsia"/>
         </w:rPr>
       </w:pPr>
+      <w:bookmarkStart w:id="10" w:name="_Toc230290650"/>
       <w:r>
         <w:t>3.2 查询车辆授权接口</w:t>
       </w:r>
+      <w:bookmarkEnd w:id="10"/>
     </w:p>
     <w:p>
       <w:pPr>
@@ -10281,6 +11514,7 @@
           <w:rFonts w:hint="eastAsia"/>
         </w:rPr>
       </w:pPr>
+      <w:bookmarkStart w:id="11" w:name="_Toc230290651"/>
       <w:r>
         <w:rPr>
           <w:rFonts w:ascii="宋体" w:eastAsia="宋体" w:hAnsi="宋体"/>
@@ -10288,6 +11522,7 @@
         </w:rPr>
         <w:t>3.2.1 新增车辆授权接口</w:t>
       </w:r>
+      <w:bookmarkEnd w:id="11"/>
     </w:p>
     <w:p>
       <w:pPr>
@@ -12052,6 +13287,7 @@
           <w:rFonts w:hint="eastAsia"/>
         </w:rPr>
       </w:pPr>
+      <w:bookmarkStart w:id="12" w:name="_Toc230290652"/>
       <w:r>
         <w:rPr>
           <w:rFonts w:ascii="宋体" w:eastAsia="宋体" w:hAnsi="宋体"/>
@@ -12059,6 +13295,7 @@
         </w:rPr>
         <w:t>3.2.2 取消车辆授权接口</w:t>
       </w:r>
+      <w:bookmarkEnd w:id="12"/>
     </w:p>
     <w:p>
       <w:pPr>
@@ -13050,9 +14287,11 @@
           <w:rFonts w:hint="eastAsia"/>
         </w:rPr>
       </w:pPr>
+      <w:bookmarkStart w:id="13" w:name="_Toc230290653"/>
       <w:r>
         <w:t>3.3 查询当前车辆信息接口</w:t>
       </w:r>
+      <w:bookmarkEnd w:id="13"/>
     </w:p>
     <w:p>
       <w:pPr>
@@ -13504,14 +14743,14 @@
           </w:tcPr>
           <w:p>
             <w:pPr>
-              <w:spacing w:after="120" w:line="312" w:lineRule="auto"/>
-              <w:rPr>
-                <w:rFonts w:hint="eastAsia"/>
-              </w:rPr>
-            </w:pPr>
-            <w:r>
-              <w:rPr>
+              <w:jc w:val="left"/>
+            </w:pPr>
+            <w:r/>
+            <w:r>
+              <w:rPr>
+                <w:rFonts w:ascii="宋体" w:hAnsi="宋体"/>
                 <w:b/>
+                <w:sz w:val="18"/>
               </w:rPr>
               <w:t>字段名</w:t>
             </w:r>
@@ -13524,14 +14763,14 @@
           </w:tcPr>
           <w:p>
             <w:pPr>
-              <w:spacing w:after="120" w:line="312" w:lineRule="auto"/>
-              <w:rPr>
-                <w:rFonts w:hint="eastAsia"/>
-              </w:rPr>
-            </w:pPr>
-            <w:r>
-              <w:rPr>
+              <w:jc w:val="left"/>
+            </w:pPr>
+            <w:r/>
+            <w:r>
+              <w:rPr>
+                <w:rFonts w:ascii="宋体" w:hAnsi="宋体"/>
                 <w:b/>
+                <w:sz w:val="18"/>
               </w:rPr>
               <w:t>类型</w:t>
             </w:r>
@@ -13544,14 +14783,14 @@
           </w:tcPr>
           <w:p>
             <w:pPr>
-              <w:spacing w:after="120" w:line="312" w:lineRule="auto"/>
-              <w:rPr>
-                <w:rFonts w:hint="eastAsia"/>
-              </w:rPr>
-            </w:pPr>
-            <w:r>
-              <w:rPr>
+              <w:jc w:val="left"/>
+            </w:pPr>
+            <w:r/>
+            <w:r>
+              <w:rPr>
+                <w:rFonts w:ascii="宋体" w:hAnsi="宋体"/>
                 <w:b/>
+                <w:sz w:val="18"/>
               </w:rPr>
               <w:t>说明</w:t>
             </w:r>
@@ -13559,1011 +14798,2853 @@
         </w:tc>
       </w:tr>
       <w:tr>
-        <w:trPr>
-          <w:jc w:val="center"/>
-        </w:trPr>
-        <w:tc>
-          <w:tcPr>
-            <w:tcW w:w="2769" w:type="dxa"/>
-            <w:vAlign w:val="center"/>
-          </w:tcPr>
-          <w:p>
-            <w:pPr>
-              <w:spacing w:after="120" w:line="312" w:lineRule="auto"/>
-              <w:rPr>
-                <w:rFonts w:hint="eastAsia"/>
-              </w:rPr>
-            </w:pPr>
-            <w:r>
-              <w:lastRenderedPageBreak/>
+        <w:tc>
+          <w:tcPr>
+            <w:tcW w:type="dxa" w:w="2767"/>
+            <w:vAlign w:val="center"/>
+          </w:tcPr>
+          <w:p>
+            <w:pPr>
+              <w:jc w:val="left"/>
+            </w:pPr>
+            <w:r/>
+            <w:r>
+              <w:rPr>
+                <w:rFonts w:ascii="宋体" w:hAnsi="宋体"/>
+                <w:b w:val="0"/>
+                <w:sz w:val="18"/>
+              </w:rPr>
               <w:t>code</w:t>
             </w:r>
           </w:p>
         </w:tc>
         <w:tc>
           <w:tcPr>
-            <w:tcW w:w="2769" w:type="dxa"/>
-            <w:vAlign w:val="center"/>
-          </w:tcPr>
-          <w:p>
-            <w:pPr>
-              <w:spacing w:after="120" w:line="312" w:lineRule="auto"/>
-              <w:rPr>
-                <w:rFonts w:hint="eastAsia"/>
-              </w:rPr>
-            </w:pPr>
-            <w:r>
+            <w:tcW w:type="dxa" w:w="2765"/>
+            <w:vAlign w:val="center"/>
+          </w:tcPr>
+          <w:p>
+            <w:pPr>
+              <w:jc w:val="left"/>
+            </w:pPr>
+            <w:r/>
+            <w:r>
+              <w:rPr>
+                <w:rFonts w:ascii="宋体" w:hAnsi="宋体"/>
+                <w:b w:val="0"/>
+                <w:sz w:val="18"/>
+              </w:rPr>
               <w:t>int</w:t>
             </w:r>
           </w:p>
         </w:tc>
         <w:tc>
           <w:tcPr>
-            <w:tcW w:w="2769" w:type="dxa"/>
-            <w:vAlign w:val="center"/>
-          </w:tcPr>
-          <w:p>
-            <w:pPr>
-              <w:spacing w:after="120" w:line="312" w:lineRule="auto"/>
-              <w:rPr>
-                <w:rFonts w:hint="eastAsia"/>
-              </w:rPr>
-            </w:pPr>
-            <w:r>
+            <w:tcW w:type="dxa" w:w="2764"/>
+            <w:vAlign w:val="center"/>
+          </w:tcPr>
+          <w:p>
+            <w:pPr>
+              <w:jc w:val="left"/>
+            </w:pPr>
+            <w:r/>
+            <w:r>
+              <w:rPr>
+                <w:rFonts w:ascii="宋体" w:hAnsi="宋体"/>
+                <w:b w:val="0"/>
+                <w:sz w:val="18"/>
+              </w:rPr>
               <w:t>响应码，0 表示成功</w:t>
             </w:r>
           </w:p>
         </w:tc>
       </w:tr>
       <w:tr>
-        <w:trPr>
-          <w:jc w:val="center"/>
-        </w:trPr>
-        <w:tc>
-          <w:tcPr>
-            <w:tcW w:w="2769" w:type="dxa"/>
-            <w:vAlign w:val="center"/>
-          </w:tcPr>
-          <w:p>
-            <w:pPr>
-              <w:spacing w:after="120" w:line="312" w:lineRule="auto"/>
-              <w:rPr>
-                <w:rFonts w:hint="eastAsia"/>
-              </w:rPr>
-            </w:pPr>
-            <w:r>
+        <w:tc>
+          <w:tcPr>
+            <w:tcW w:type="dxa" w:w="2767"/>
+            <w:vAlign w:val="center"/>
+          </w:tcPr>
+          <w:p>
+            <w:pPr>
+              <w:jc w:val="left"/>
+            </w:pPr>
+            <w:r/>
+            <w:r>
+              <w:rPr>
+                <w:rFonts w:ascii="宋体" w:hAnsi="宋体"/>
+                <w:b w:val="0"/>
+                <w:sz w:val="18"/>
+              </w:rPr>
               <w:t>message</w:t>
             </w:r>
           </w:p>
         </w:tc>
         <w:tc>
           <w:tcPr>
-            <w:tcW w:w="2769" w:type="dxa"/>
-            <w:vAlign w:val="center"/>
-          </w:tcPr>
-          <w:p>
-            <w:pPr>
-              <w:spacing w:after="120" w:line="312" w:lineRule="auto"/>
-              <w:rPr>
-                <w:rFonts w:hint="eastAsia"/>
-              </w:rPr>
-            </w:pPr>
-            <w:r>
+            <w:tcW w:type="dxa" w:w="2765"/>
+            <w:vAlign w:val="center"/>
+          </w:tcPr>
+          <w:p>
+            <w:pPr>
+              <w:jc w:val="left"/>
+            </w:pPr>
+            <w:r/>
+            <w:r>
+              <w:rPr>
+                <w:rFonts w:ascii="宋体" w:hAnsi="宋体"/>
+                <w:b w:val="0"/>
+                <w:sz w:val="18"/>
+              </w:rPr>
               <w:t>string</w:t>
             </w:r>
           </w:p>
         </w:tc>
         <w:tc>
           <w:tcPr>
-            <w:tcW w:w="2769" w:type="dxa"/>
-            <w:vAlign w:val="center"/>
-          </w:tcPr>
-          <w:p>
-            <w:pPr>
-              <w:spacing w:after="120" w:line="312" w:lineRule="auto"/>
-              <w:rPr>
-                <w:rFonts w:hint="eastAsia"/>
-              </w:rPr>
-            </w:pPr>
-            <w:r>
+            <w:tcW w:type="dxa" w:w="2764"/>
+            <w:vAlign w:val="center"/>
+          </w:tcPr>
+          <w:p>
+            <w:pPr>
+              <w:jc w:val="left"/>
+            </w:pPr>
+            <w:r/>
+            <w:r>
+              <w:rPr>
+                <w:rFonts w:ascii="宋体" w:hAnsi="宋体"/>
+                <w:b w:val="0"/>
+                <w:sz w:val="18"/>
+              </w:rPr>
               <w:t>响应消息</w:t>
             </w:r>
           </w:p>
         </w:tc>
       </w:tr>
       <w:tr>
-        <w:trPr>
-          <w:jc w:val="center"/>
-        </w:trPr>
-        <w:tc>
-          <w:tcPr>
-            <w:tcW w:w="2769" w:type="dxa"/>
-            <w:vAlign w:val="center"/>
-          </w:tcPr>
-          <w:p>
-            <w:pPr>
-              <w:spacing w:after="120" w:line="312" w:lineRule="auto"/>
-              <w:rPr>
-                <w:rFonts w:hint="eastAsia"/>
-              </w:rPr>
-            </w:pPr>
-            <w:r>
+        <w:tc>
+          <w:tcPr>
+            <w:tcW w:type="dxa" w:w="2767"/>
+            <w:vAlign w:val="center"/>
+          </w:tcPr>
+          <w:p>
+            <w:pPr>
+              <w:jc w:val="left"/>
+            </w:pPr>
+            <w:r/>
+            <w:r>
+              <w:rPr>
+                <w:rFonts w:ascii="宋体" w:hAnsi="宋体"/>
+                <w:b w:val="0"/>
+                <w:sz w:val="18"/>
+              </w:rPr>
               <w:t>data</w:t>
             </w:r>
           </w:p>
         </w:tc>
         <w:tc>
           <w:tcPr>
-            <w:tcW w:w="2769" w:type="dxa"/>
-            <w:vAlign w:val="center"/>
-          </w:tcPr>
-          <w:p>
-            <w:pPr>
-              <w:spacing w:after="120" w:line="312" w:lineRule="auto"/>
-              <w:rPr>
-                <w:rFonts w:hint="eastAsia"/>
-              </w:rPr>
-            </w:pPr>
-            <w:r>
+            <w:tcW w:type="dxa" w:w="2765"/>
+            <w:vAlign w:val="center"/>
+          </w:tcPr>
+          <w:p>
+            <w:pPr>
+              <w:jc w:val="left"/>
+            </w:pPr>
+            <w:r/>
+            <w:r>
+              <w:rPr>
+                <w:rFonts w:ascii="宋体" w:hAnsi="宋体"/>
+                <w:b w:val="0"/>
+                <w:sz w:val="18"/>
+              </w:rPr>
               <w:t>object</w:t>
             </w:r>
           </w:p>
         </w:tc>
         <w:tc>
           <w:tcPr>
-            <w:tcW w:w="2769" w:type="dxa"/>
-            <w:vAlign w:val="center"/>
-          </w:tcPr>
-          <w:p>
-            <w:pPr>
-              <w:spacing w:after="120" w:line="312" w:lineRule="auto"/>
-              <w:rPr>
-                <w:rFonts w:hint="eastAsia"/>
-              </w:rPr>
-            </w:pPr>
-            <w:r>
+            <w:tcW w:type="dxa" w:w="2764"/>
+            <w:vAlign w:val="center"/>
+          </w:tcPr>
+          <w:p>
+            <w:pPr>
+              <w:jc w:val="left"/>
+            </w:pPr>
+            <w:r/>
+            <w:r>
+              <w:rPr>
+                <w:rFonts w:ascii="宋体" w:hAnsi="宋体"/>
+                <w:b w:val="0"/>
+                <w:sz w:val="18"/>
+              </w:rPr>
               <w:t>业务数据</w:t>
             </w:r>
           </w:p>
         </w:tc>
       </w:tr>
       <w:tr>
-        <w:trPr>
-          <w:jc w:val="center"/>
-        </w:trPr>
-        <w:tc>
-          <w:tcPr>
-            <w:tcW w:w="2769" w:type="dxa"/>
-            <w:vAlign w:val="center"/>
-          </w:tcPr>
-          <w:p>
-            <w:pPr>
-              <w:spacing w:after="120" w:line="312" w:lineRule="auto"/>
-              <w:rPr>
-                <w:rFonts w:hint="eastAsia"/>
-              </w:rPr>
-            </w:pPr>
-            <w:r>
+        <w:tc>
+          <w:tcPr>
+            <w:tcW w:type="dxa" w:w="2767"/>
+            <w:vAlign w:val="center"/>
+          </w:tcPr>
+          <w:p>
+            <w:pPr>
+              <w:jc w:val="left"/>
+            </w:pPr>
+            <w:r/>
+            <w:r>
+              <w:rPr>
+                <w:rFonts w:ascii="宋体" w:hAnsi="宋体"/>
+                <w:b w:val="0"/>
+                <w:sz w:val="18"/>
+              </w:rPr>
               <w:t>traceId</w:t>
             </w:r>
           </w:p>
         </w:tc>
         <w:tc>
           <w:tcPr>
-            <w:tcW w:w="2769" w:type="dxa"/>
-            <w:vAlign w:val="center"/>
-          </w:tcPr>
-          <w:p>
-            <w:pPr>
-              <w:spacing w:after="120" w:line="312" w:lineRule="auto"/>
-              <w:rPr>
-                <w:rFonts w:hint="eastAsia"/>
-              </w:rPr>
-            </w:pPr>
-            <w:r>
+            <w:tcW w:type="dxa" w:w="2765"/>
+            <w:vAlign w:val="center"/>
+          </w:tcPr>
+          <w:p>
+            <w:pPr>
+              <w:jc w:val="left"/>
+            </w:pPr>
+            <w:r/>
+            <w:r>
+              <w:rPr>
+                <w:rFonts w:ascii="宋体" w:hAnsi="宋体"/>
+                <w:b w:val="0"/>
+                <w:sz w:val="18"/>
+              </w:rPr>
               <w:t>string</w:t>
             </w:r>
           </w:p>
         </w:tc>
         <w:tc>
           <w:tcPr>
-            <w:tcW w:w="2769" w:type="dxa"/>
-            <w:vAlign w:val="center"/>
-          </w:tcPr>
-          <w:p>
-            <w:pPr>
-              <w:spacing w:after="120" w:line="312" w:lineRule="auto"/>
-              <w:rPr>
-                <w:rFonts w:hint="eastAsia"/>
-              </w:rPr>
-            </w:pPr>
-            <w:r>
+            <w:tcW w:type="dxa" w:w="2764"/>
+            <w:vAlign w:val="center"/>
+          </w:tcPr>
+          <w:p>
+            <w:pPr>
+              <w:jc w:val="left"/>
+            </w:pPr>
+            <w:r/>
+            <w:r>
+              <w:rPr>
+                <w:rFonts w:ascii="宋体" w:hAnsi="宋体"/>
+                <w:b w:val="0"/>
+                <w:sz w:val="18"/>
+              </w:rPr>
               <w:t>链路追踪标识</w:t>
             </w:r>
           </w:p>
         </w:tc>
       </w:tr>
       <w:tr>
-        <w:trPr>
-          <w:jc w:val="center"/>
-        </w:trPr>
-        <w:tc>
-          <w:tcPr>
-            <w:tcW w:w="2769" w:type="dxa"/>
-            <w:vAlign w:val="center"/>
-          </w:tcPr>
-          <w:p>
-            <w:pPr>
-              <w:spacing w:after="120" w:line="312" w:lineRule="auto"/>
-              <w:rPr>
-                <w:rFonts w:hint="eastAsia"/>
-              </w:rPr>
-            </w:pPr>
-            <w:r>
+        <w:tc>
+          <w:tcPr>
+            <w:tcW w:type="dxa" w:w="2767"/>
+            <w:vAlign w:val="center"/>
+          </w:tcPr>
+          <w:p>
+            <w:pPr>
+              <w:jc w:val="left"/>
+            </w:pPr>
+            <w:r/>
+            <w:r>
+              <w:rPr>
+                <w:rFonts w:ascii="宋体" w:hAnsi="宋体"/>
+                <w:b w:val="0"/>
+                <w:sz w:val="18"/>
+              </w:rPr>
               <w:t>data.vin</w:t>
             </w:r>
           </w:p>
         </w:tc>
         <w:tc>
           <w:tcPr>
-            <w:tcW w:w="2769" w:type="dxa"/>
-            <w:vAlign w:val="center"/>
-          </w:tcPr>
-          <w:p>
-            <w:pPr>
-              <w:spacing w:after="120" w:line="312" w:lineRule="auto"/>
-              <w:rPr>
-                <w:rFonts w:hint="eastAsia"/>
-              </w:rPr>
-            </w:pPr>
-            <w:r>
+            <w:tcW w:type="dxa" w:w="2765"/>
+            <w:vAlign w:val="center"/>
+          </w:tcPr>
+          <w:p>
+            <w:pPr>
+              <w:jc w:val="left"/>
+            </w:pPr>
+            <w:r/>
+            <w:r>
+              <w:rPr>
+                <w:rFonts w:ascii="宋体" w:hAnsi="宋体"/>
+                <w:b w:val="0"/>
+                <w:sz w:val="18"/>
+              </w:rPr>
               <w:t>string</w:t>
             </w:r>
           </w:p>
         </w:tc>
         <w:tc>
           <w:tcPr>
-            <w:tcW w:w="2769" w:type="dxa"/>
-            <w:vAlign w:val="center"/>
-          </w:tcPr>
-          <w:p>
-            <w:pPr>
-              <w:spacing w:after="120" w:line="312" w:lineRule="auto"/>
-              <w:rPr>
-                <w:rFonts w:hint="eastAsia"/>
-              </w:rPr>
-            </w:pPr>
-            <w:r>
+            <w:tcW w:type="dxa" w:w="2764"/>
+            <w:vAlign w:val="center"/>
+          </w:tcPr>
+          <w:p>
+            <w:pPr>
+              <w:jc w:val="left"/>
+            </w:pPr>
+            <w:r/>
+            <w:r>
+              <w:rPr>
+                <w:rFonts w:ascii="宋体" w:hAnsi="宋体"/>
+                <w:b w:val="0"/>
+                <w:sz w:val="18"/>
+              </w:rPr>
               <w:t>车架号</w:t>
             </w:r>
           </w:p>
         </w:tc>
       </w:tr>
       <w:tr>
-        <w:trPr>
-          <w:jc w:val="center"/>
-        </w:trPr>
-        <w:tc>
-          <w:tcPr>
-            <w:tcW w:w="2769" w:type="dxa"/>
-            <w:vAlign w:val="center"/>
-          </w:tcPr>
-          <w:p>
-            <w:pPr>
-              <w:spacing w:after="120" w:line="312" w:lineRule="auto"/>
-              <w:rPr>
-                <w:rFonts w:hint="eastAsia"/>
-              </w:rPr>
-            </w:pPr>
-            <w:r>
+        <w:tc>
+          <w:tcPr>
+            <w:tcW w:type="dxa" w:w="2767"/>
+            <w:vAlign w:val="center"/>
+          </w:tcPr>
+          <w:p>
+            <w:pPr>
+              <w:jc w:val="left"/>
+            </w:pPr>
+            <w:r/>
+            <w:r>
+              <w:rPr>
+                <w:rFonts w:ascii="宋体" w:hAnsi="宋体"/>
+                <w:b w:val="0"/>
+                <w:sz w:val="18"/>
+              </w:rPr>
               <w:t>data.plateNo</w:t>
             </w:r>
           </w:p>
         </w:tc>
         <w:tc>
           <w:tcPr>
-            <w:tcW w:w="2769" w:type="dxa"/>
-            <w:vAlign w:val="center"/>
-          </w:tcPr>
-          <w:p>
-            <w:pPr>
-              <w:spacing w:after="120" w:line="312" w:lineRule="auto"/>
-              <w:rPr>
-                <w:rFonts w:hint="eastAsia"/>
-              </w:rPr>
-            </w:pPr>
-            <w:r>
+            <w:tcW w:type="dxa" w:w="2765"/>
+            <w:vAlign w:val="center"/>
+          </w:tcPr>
+          <w:p>
+            <w:pPr>
+              <w:jc w:val="left"/>
+            </w:pPr>
+            <w:r/>
+            <w:r>
+              <w:rPr>
+                <w:rFonts w:ascii="宋体" w:hAnsi="宋体"/>
+                <w:b w:val="0"/>
+                <w:sz w:val="18"/>
+              </w:rPr>
               <w:t>string</w:t>
             </w:r>
           </w:p>
         </w:tc>
         <w:tc>
           <w:tcPr>
-            <w:tcW w:w="2769" w:type="dxa"/>
-            <w:vAlign w:val="center"/>
-          </w:tcPr>
-          <w:p>
-            <w:pPr>
-              <w:spacing w:after="120" w:line="312" w:lineRule="auto"/>
-              <w:rPr>
-                <w:rFonts w:hint="eastAsia"/>
-              </w:rPr>
-            </w:pPr>
-            <w:r>
+            <w:tcW w:type="dxa" w:w="2764"/>
+            <w:vAlign w:val="center"/>
+          </w:tcPr>
+          <w:p>
+            <w:pPr>
+              <w:jc w:val="left"/>
+            </w:pPr>
+            <w:r/>
+            <w:r>
+              <w:rPr>
+                <w:rFonts w:ascii="宋体" w:hAnsi="宋体"/>
+                <w:b w:val="0"/>
+                <w:sz w:val="18"/>
+              </w:rPr>
               <w:t>车牌号</w:t>
             </w:r>
           </w:p>
         </w:tc>
       </w:tr>
       <w:tr>
-        <w:trPr>
-          <w:jc w:val="center"/>
-        </w:trPr>
-        <w:tc>
-          <w:tcPr>
-            <w:tcW w:w="2769" w:type="dxa"/>
-            <w:vAlign w:val="center"/>
-          </w:tcPr>
-          <w:p>
-            <w:pPr>
-              <w:spacing w:after="120" w:line="312" w:lineRule="auto"/>
-              <w:rPr>
-                <w:rFonts w:hint="eastAsia"/>
-              </w:rPr>
-            </w:pPr>
-            <w:r>
-              <w:t>data.brand</w:t>
-            </w:r>
-          </w:p>
-        </w:tc>
-        <w:tc>
-          <w:tcPr>
-            <w:tcW w:w="2769" w:type="dxa"/>
-            <w:vAlign w:val="center"/>
-          </w:tcPr>
-          <w:p>
-            <w:pPr>
-              <w:spacing w:after="120" w:line="312" w:lineRule="auto"/>
-              <w:rPr>
-                <w:rFonts w:hint="eastAsia"/>
-              </w:rPr>
-            </w:pPr>
-            <w:r>
-              <w:t>string</w:t>
-            </w:r>
-          </w:p>
-        </w:tc>
-        <w:tc>
-          <w:tcPr>
-            <w:tcW w:w="2769" w:type="dxa"/>
-            <w:vAlign w:val="center"/>
-          </w:tcPr>
-          <w:p>
-            <w:pPr>
-              <w:spacing w:after="120" w:line="312" w:lineRule="auto"/>
-              <w:rPr>
-                <w:rFonts w:hint="eastAsia"/>
-              </w:rPr>
-            </w:pPr>
-            <w:r>
-              <w:t>品牌</w:t>
+        <w:tc>
+          <w:tcPr>
+            <w:tcW w:type="dxa" w:w="2767"/>
+            <w:vAlign w:val="center"/>
+          </w:tcPr>
+          <w:p>
+            <w:pPr>
+              <w:jc w:val="left"/>
+            </w:pPr>
+            <w:r/>
+            <w:r>
+              <w:rPr>
+                <w:rFonts w:ascii="宋体" w:hAnsi="宋体"/>
+                <w:b w:val="0"/>
+                <w:sz w:val="18"/>
+              </w:rPr>
+              <w:t>data.vehicleStatus</w:t>
+            </w:r>
+          </w:p>
+        </w:tc>
+        <w:tc>
+          <w:tcPr>
+            <w:tcW w:type="dxa" w:w="2765"/>
+            <w:vAlign w:val="center"/>
+          </w:tcPr>
+          <w:p>
+            <w:pPr>
+              <w:jc w:val="left"/>
+            </w:pPr>
+            <w:r/>
+            <w:r>
+              <w:rPr>
+                <w:rFonts w:ascii="宋体" w:hAnsi="宋体"/>
+                <w:b w:val="0"/>
+                <w:sz w:val="18"/>
+              </w:rPr>
+              <w:t>int</w:t>
+            </w:r>
+          </w:p>
+        </w:tc>
+        <w:tc>
+          <w:tcPr>
+            <w:tcW w:type="dxa" w:w="2764"/>
+            <w:vAlign w:val="center"/>
+          </w:tcPr>
+          <w:p>
+            <w:pPr>
+              <w:jc w:val="left"/>
+            </w:pPr>
+            <w:r/>
+            <w:r>
+              <w:rPr>
+                <w:rFonts w:ascii="宋体" w:hAnsi="宋体"/>
+                <w:b w:val="0"/>
+                <w:sz w:val="18"/>
+              </w:rPr>
+              <w:t>车辆状态，1 在线，0 离线</w:t>
             </w:r>
           </w:p>
         </w:tc>
       </w:tr>
       <w:tr>
-        <w:trPr>
-          <w:jc w:val="center"/>
-        </w:trPr>
-        <w:tc>
-          <w:tcPr>
-            <w:tcW w:w="2769" w:type="dxa"/>
-            <w:vAlign w:val="center"/>
-          </w:tcPr>
-          <w:p>
-            <w:pPr>
-              <w:spacing w:after="120" w:line="312" w:lineRule="auto"/>
-              <w:rPr>
-                <w:rFonts w:hint="eastAsia"/>
-              </w:rPr>
-            </w:pPr>
-            <w:r>
-              <w:t>data.series</w:t>
-            </w:r>
-          </w:p>
-        </w:tc>
-        <w:tc>
-          <w:tcPr>
-            <w:tcW w:w="2769" w:type="dxa"/>
-            <w:vAlign w:val="center"/>
-          </w:tcPr>
-          <w:p>
-            <w:pPr>
-              <w:spacing w:after="120" w:line="312" w:lineRule="auto"/>
-              <w:rPr>
-                <w:rFonts w:hint="eastAsia"/>
-              </w:rPr>
-            </w:pPr>
-            <w:r>
-              <w:t>string</w:t>
-            </w:r>
-          </w:p>
-        </w:tc>
-        <w:tc>
-          <w:tcPr>
-            <w:tcW w:w="2769" w:type="dxa"/>
-            <w:vAlign w:val="center"/>
-          </w:tcPr>
-          <w:p>
-            <w:pPr>
-              <w:spacing w:after="120" w:line="312" w:lineRule="auto"/>
-              <w:rPr>
-                <w:rFonts w:hint="eastAsia"/>
-              </w:rPr>
-            </w:pPr>
-            <w:r>
-              <w:t>车系</w:t>
+        <w:tc>
+          <w:tcPr>
+            <w:tcW w:type="dxa" w:w="2767"/>
+            <w:vAlign w:val="center"/>
+          </w:tcPr>
+          <w:p>
+            <w:pPr>
+              <w:jc w:val="left"/>
+            </w:pPr>
+            <w:r/>
+            <w:r>
+              <w:rPr>
+                <w:rFonts w:ascii="宋体" w:hAnsi="宋体"/>
+                <w:b w:val="0"/>
+                <w:sz w:val="18"/>
+              </w:rPr>
+              <w:t>data.lockStatus</w:t>
+            </w:r>
+          </w:p>
+        </w:tc>
+        <w:tc>
+          <w:tcPr>
+            <w:tcW w:type="dxa" w:w="2765"/>
+            <w:vAlign w:val="center"/>
+          </w:tcPr>
+          <w:p>
+            <w:pPr>
+              <w:jc w:val="left"/>
+            </w:pPr>
+            <w:r/>
+            <w:r>
+              <w:rPr>
+                <w:rFonts w:ascii="宋体" w:hAnsi="宋体"/>
+                <w:b w:val="0"/>
+                <w:sz w:val="18"/>
+              </w:rPr>
+              <w:t>int</w:t>
+            </w:r>
+          </w:p>
+        </w:tc>
+        <w:tc>
+          <w:tcPr>
+            <w:tcW w:type="dxa" w:w="2764"/>
+            <w:vAlign w:val="center"/>
+          </w:tcPr>
+          <w:p>
+            <w:pPr>
+              <w:jc w:val="left"/>
+            </w:pPr>
+            <w:r/>
+            <w:r>
+              <w:rPr>
+                <w:rFonts w:ascii="宋体" w:hAnsi="宋体"/>
+                <w:b w:val="0"/>
+                <w:sz w:val="18"/>
+              </w:rPr>
+              <w:t>车锁状态，1 上锁，0 解锁</w:t>
             </w:r>
           </w:p>
         </w:tc>
       </w:tr>
       <w:tr>
-        <w:trPr>
-          <w:jc w:val="center"/>
-        </w:trPr>
-        <w:tc>
-          <w:tcPr>
-            <w:tcW w:w="2769" w:type="dxa"/>
-            <w:vAlign w:val="center"/>
-          </w:tcPr>
-          <w:p>
-            <w:pPr>
-              <w:spacing w:after="120" w:line="312" w:lineRule="auto"/>
-              <w:rPr>
-                <w:rFonts w:hint="eastAsia"/>
-              </w:rPr>
-            </w:pPr>
-            <w:r>
-              <w:t>data.model</w:t>
-            </w:r>
-          </w:p>
-        </w:tc>
-        <w:tc>
-          <w:tcPr>
-            <w:tcW w:w="2769" w:type="dxa"/>
-            <w:vAlign w:val="center"/>
-          </w:tcPr>
-          <w:p>
-            <w:pPr>
-              <w:spacing w:after="120" w:line="312" w:lineRule="auto"/>
-              <w:rPr>
-                <w:rFonts w:hint="eastAsia"/>
-              </w:rPr>
-            </w:pPr>
-            <w:r>
-              <w:t>string</w:t>
-            </w:r>
-          </w:p>
-        </w:tc>
-        <w:tc>
-          <w:tcPr>
-            <w:tcW w:w="2769" w:type="dxa"/>
-            <w:vAlign w:val="center"/>
-          </w:tcPr>
-          <w:p>
-            <w:pPr>
-              <w:spacing w:after="120" w:line="312" w:lineRule="auto"/>
-              <w:rPr>
-                <w:rFonts w:hint="eastAsia"/>
-              </w:rPr>
-            </w:pPr>
-            <w:r>
-              <w:t>车型</w:t>
+        <w:tc>
+          <w:tcPr>
+            <w:tcW w:type="dxa" w:w="2767"/>
+            <w:vAlign w:val="center"/>
+          </w:tcPr>
+          <w:p>
+            <w:pPr>
+              <w:jc w:val="left"/>
+            </w:pPr>
+            <w:r/>
+            <w:r>
+              <w:rPr>
+                <w:rFonts w:ascii="宋体" w:hAnsi="宋体"/>
+                <w:b w:val="0"/>
+                <w:sz w:val="18"/>
+              </w:rPr>
+              <w:t>data.mileage</w:t>
+            </w:r>
+          </w:p>
+        </w:tc>
+        <w:tc>
+          <w:tcPr>
+            <w:tcW w:type="dxa" w:w="2765"/>
+            <w:vAlign w:val="center"/>
+          </w:tcPr>
+          <w:p>
+            <w:pPr>
+              <w:jc w:val="left"/>
+            </w:pPr>
+            <w:r/>
+            <w:r>
+              <w:rPr>
+                <w:rFonts w:ascii="宋体" w:hAnsi="宋体"/>
+                <w:b w:val="0"/>
+                <w:sz w:val="18"/>
+              </w:rPr>
+              <w:t>decimal</w:t>
+            </w:r>
+          </w:p>
+        </w:tc>
+        <w:tc>
+          <w:tcPr>
+            <w:tcW w:type="dxa" w:w="2764"/>
+            <w:vAlign w:val="center"/>
+          </w:tcPr>
+          <w:p>
+            <w:pPr>
+              <w:jc w:val="left"/>
+            </w:pPr>
+            <w:r/>
+            <w:r>
+              <w:rPr>
+                <w:rFonts w:ascii="宋体" w:hAnsi="宋体"/>
+                <w:b w:val="0"/>
+                <w:sz w:val="18"/>
+              </w:rPr>
+              <w:t>累计里程，单位：km</w:t>
             </w:r>
           </w:p>
         </w:tc>
       </w:tr>
       <w:tr>
-        <w:trPr>
-          <w:jc w:val="center"/>
-        </w:trPr>
-        <w:tc>
-          <w:tcPr>
-            <w:tcW w:w="2769" w:type="dxa"/>
-            <w:vAlign w:val="center"/>
-          </w:tcPr>
-          <w:p>
-            <w:pPr>
-              <w:spacing w:after="120" w:line="312" w:lineRule="auto"/>
-              <w:rPr>
-                <w:rFonts w:hint="eastAsia"/>
-              </w:rPr>
-            </w:pPr>
-            <w:r>
-              <w:t>data.vehicleStatus</w:t>
-            </w:r>
-          </w:p>
-        </w:tc>
-        <w:tc>
-          <w:tcPr>
-            <w:tcW w:w="2769" w:type="dxa"/>
-            <w:vAlign w:val="center"/>
-          </w:tcPr>
-          <w:p>
-            <w:pPr>
-              <w:spacing w:after="120" w:line="312" w:lineRule="auto"/>
-              <w:rPr>
-                <w:rFonts w:hint="eastAsia"/>
-              </w:rPr>
-            </w:pPr>
-            <w:r>
-              <w:t>string</w:t>
-            </w:r>
-          </w:p>
-        </w:tc>
-        <w:tc>
-          <w:tcPr>
-            <w:tcW w:w="2769" w:type="dxa"/>
-            <w:vAlign w:val="center"/>
-          </w:tcPr>
-          <w:p>
-            <w:pPr>
-              <w:spacing w:after="120" w:line="312" w:lineRule="auto"/>
-              <w:rPr>
-                <w:rFonts w:hint="eastAsia"/>
-              </w:rPr>
-            </w:pPr>
-            <w:r>
-              <w:t>车辆状态</w:t>
+        <w:tc>
+          <w:tcPr>
+            <w:tcW w:type="dxa" w:w="2767"/>
+            <w:vAlign w:val="center"/>
+          </w:tcPr>
+          <w:p>
+            <w:pPr>
+              <w:jc w:val="left"/>
+            </w:pPr>
+            <w:r/>
+            <w:r>
+              <w:rPr>
+                <w:rFonts w:ascii="宋体" w:hAnsi="宋体"/>
+                <w:b w:val="0"/>
+                <w:sz w:val="18"/>
+              </w:rPr>
+              <w:t>data.fuelPercent</w:t>
+            </w:r>
+          </w:p>
+        </w:tc>
+        <w:tc>
+          <w:tcPr>
+            <w:tcW w:type="dxa" w:w="2765"/>
+            <w:vAlign w:val="center"/>
+          </w:tcPr>
+          <w:p>
+            <w:pPr>
+              <w:jc w:val="left"/>
+            </w:pPr>
+            <w:r/>
+            <w:r>
+              <w:rPr>
+                <w:rFonts w:ascii="宋体" w:hAnsi="宋体"/>
+                <w:b w:val="0"/>
+                <w:sz w:val="18"/>
+              </w:rPr>
+              <w:t>decimal</w:t>
+            </w:r>
+          </w:p>
+        </w:tc>
+        <w:tc>
+          <w:tcPr>
+            <w:tcW w:type="dxa" w:w="2764"/>
+            <w:vAlign w:val="center"/>
+          </w:tcPr>
+          <w:p>
+            <w:pPr>
+              <w:jc w:val="left"/>
+            </w:pPr>
+            <w:r/>
+            <w:r>
+              <w:rPr>
+                <w:rFonts w:ascii="宋体" w:hAnsi="宋体"/>
+                <w:b w:val="0"/>
+                <w:sz w:val="18"/>
+              </w:rPr>
+              <w:t>燃油百分比</w:t>
             </w:r>
           </w:p>
         </w:tc>
       </w:tr>
       <w:tr>
-        <w:trPr>
-          <w:jc w:val="center"/>
-        </w:trPr>
-        <w:tc>
-          <w:tcPr>
-            <w:tcW w:w="2769" w:type="dxa"/>
-            <w:vAlign w:val="center"/>
-          </w:tcPr>
-          <w:p>
-            <w:pPr>
-              <w:spacing w:after="120" w:line="312" w:lineRule="auto"/>
-              <w:rPr>
-                <w:rFonts w:hint="eastAsia"/>
-              </w:rPr>
-            </w:pPr>
-            <w:r>
-              <w:t>data.lockStatus</w:t>
-            </w:r>
-          </w:p>
-        </w:tc>
-        <w:tc>
-          <w:tcPr>
-            <w:tcW w:w="2769" w:type="dxa"/>
-            <w:vAlign w:val="center"/>
-          </w:tcPr>
-          <w:p>
-            <w:pPr>
-              <w:spacing w:after="120" w:line="312" w:lineRule="auto"/>
-              <w:rPr>
-                <w:rFonts w:hint="eastAsia"/>
-              </w:rPr>
-            </w:pPr>
-            <w:r>
-              <w:t>string</w:t>
-            </w:r>
-          </w:p>
-        </w:tc>
-        <w:tc>
-          <w:tcPr>
-            <w:tcW w:w="2769" w:type="dxa"/>
-            <w:vAlign w:val="center"/>
-          </w:tcPr>
-          <w:p>
-            <w:pPr>
-              <w:spacing w:after="120" w:line="312" w:lineRule="auto"/>
-              <w:rPr>
-                <w:rFonts w:hint="eastAsia"/>
-              </w:rPr>
-            </w:pPr>
-            <w:r>
-              <w:t>车锁状态</w:t>
+        <w:tc>
+          <w:tcPr>
+            <w:tcW w:type="dxa" w:w="2767"/>
+            <w:vAlign w:val="center"/>
+          </w:tcPr>
+          <w:p>
+            <w:pPr>
+              <w:jc w:val="left"/>
+            </w:pPr>
+            <w:r/>
+            <w:r>
+              <w:rPr>
+                <w:rFonts w:ascii="宋体" w:hAnsi="宋体"/>
+                <w:b w:val="0"/>
+                <w:sz w:val="18"/>
+              </w:rPr>
+              <w:t>data.socPercent</w:t>
+            </w:r>
+          </w:p>
+        </w:tc>
+        <w:tc>
+          <w:tcPr>
+            <w:tcW w:type="dxa" w:w="2765"/>
+            <w:vAlign w:val="center"/>
+          </w:tcPr>
+          <w:p>
+            <w:pPr>
+              <w:jc w:val="left"/>
+            </w:pPr>
+            <w:r/>
+            <w:r>
+              <w:rPr>
+                <w:rFonts w:ascii="宋体" w:hAnsi="宋体"/>
+                <w:b w:val="0"/>
+                <w:sz w:val="18"/>
+              </w:rPr>
+              <w:t>decimal</w:t>
+            </w:r>
+          </w:p>
+        </w:tc>
+        <w:tc>
+          <w:tcPr>
+            <w:tcW w:type="dxa" w:w="2764"/>
+            <w:vAlign w:val="center"/>
+          </w:tcPr>
+          <w:p>
+            <w:pPr>
+              <w:jc w:val="left"/>
+            </w:pPr>
+            <w:r/>
+            <w:r>
+              <w:rPr>
+                <w:rFonts w:ascii="宋体" w:hAnsi="宋体"/>
+                <w:b w:val="0"/>
+                <w:sz w:val="18"/>
+              </w:rPr>
+              <w:t>电量百分比</w:t>
             </w:r>
           </w:p>
         </w:tc>
       </w:tr>
       <w:tr>
-        <w:trPr>
-          <w:jc w:val="center"/>
-        </w:trPr>
-        <w:tc>
-          <w:tcPr>
-            <w:tcW w:w="2769" w:type="dxa"/>
-            <w:vAlign w:val="center"/>
-          </w:tcPr>
-          <w:p>
-            <w:pPr>
-              <w:spacing w:after="120" w:line="312" w:lineRule="auto"/>
-              <w:rPr>
-                <w:rFonts w:hint="eastAsia"/>
-              </w:rPr>
-            </w:pPr>
-            <w:r>
-              <w:t>data.mileage</w:t>
-            </w:r>
-          </w:p>
-        </w:tc>
-        <w:tc>
-          <w:tcPr>
-            <w:tcW w:w="2769" w:type="dxa"/>
-            <w:vAlign w:val="center"/>
-          </w:tcPr>
-          <w:p>
-            <w:pPr>
-              <w:spacing w:after="120" w:line="312" w:lineRule="auto"/>
-              <w:rPr>
-                <w:rFonts w:hint="eastAsia"/>
-              </w:rPr>
-            </w:pPr>
-            <w:r>
+        <w:tc>
+          <w:tcPr>
+            <w:tcW w:type="dxa" w:w="2767"/>
+            <w:vAlign w:val="center"/>
+          </w:tcPr>
+          <w:p>
+            <w:pPr>
+              <w:jc w:val="left"/>
+            </w:pPr>
+            <w:r/>
+            <w:r>
+              <w:rPr>
+                <w:rFonts w:ascii="宋体" w:hAnsi="宋体"/>
+                <w:b w:val="0"/>
+                <w:sz w:val="18"/>
+              </w:rPr>
+              <w:t>data.longitude</w:t>
+            </w:r>
+          </w:p>
+        </w:tc>
+        <w:tc>
+          <w:tcPr>
+            <w:tcW w:type="dxa" w:w="2765"/>
+            <w:vAlign w:val="center"/>
+          </w:tcPr>
+          <w:p>
+            <w:pPr>
+              <w:jc w:val="left"/>
+            </w:pPr>
+            <w:r/>
+            <w:r>
+              <w:rPr>
+                <w:rFonts w:ascii="宋体" w:hAnsi="宋体"/>
+                <w:b w:val="0"/>
+                <w:sz w:val="18"/>
+              </w:rPr>
               <w:t>decimal</w:t>
             </w:r>
           </w:p>
         </w:tc>
         <w:tc>
           <w:tcPr>
-            <w:tcW w:w="2769" w:type="dxa"/>
-            <w:vAlign w:val="center"/>
-          </w:tcPr>
-          <w:p>
-            <w:pPr>
-              <w:spacing w:after="120" w:line="312" w:lineRule="auto"/>
-              <w:rPr>
-                <w:rFonts w:hint="eastAsia"/>
-              </w:rPr>
-            </w:pPr>
-            <w:r>
-              <w:t>累计里程，单位：km</w:t>
+            <w:tcW w:type="dxa" w:w="2764"/>
+            <w:vAlign w:val="center"/>
+          </w:tcPr>
+          <w:p>
+            <w:pPr>
+              <w:jc w:val="left"/>
+            </w:pPr>
+            <w:r/>
+            <w:r>
+              <w:rPr>
+                <w:rFonts w:ascii="宋体" w:hAnsi="宋体"/>
+                <w:b w:val="0"/>
+                <w:sz w:val="18"/>
+              </w:rPr>
+              <w:t>经度</w:t>
             </w:r>
           </w:p>
         </w:tc>
       </w:tr>
       <w:tr>
-        <w:trPr>
-          <w:jc w:val="center"/>
-        </w:trPr>
-        <w:tc>
-          <w:tcPr>
-            <w:tcW w:w="2769" w:type="dxa"/>
-            <w:vAlign w:val="center"/>
-          </w:tcPr>
-          <w:p>
-            <w:pPr>
-              <w:spacing w:after="120" w:line="312" w:lineRule="auto"/>
-              <w:rPr>
-                <w:rFonts w:hint="eastAsia"/>
-              </w:rPr>
-            </w:pPr>
-            <w:r>
-              <w:t>data.fuelPercent</w:t>
-            </w:r>
-          </w:p>
-        </w:tc>
-        <w:tc>
-          <w:tcPr>
-            <w:tcW w:w="2769" w:type="dxa"/>
-            <w:vAlign w:val="center"/>
-          </w:tcPr>
-          <w:p>
-            <w:pPr>
-              <w:spacing w:after="120" w:line="312" w:lineRule="auto"/>
-              <w:rPr>
-                <w:rFonts w:hint="eastAsia"/>
-              </w:rPr>
-            </w:pPr>
-            <w:r>
+        <w:tc>
+          <w:tcPr>
+            <w:tcW w:type="dxa" w:w="2767"/>
+            <w:vAlign w:val="center"/>
+          </w:tcPr>
+          <w:p>
+            <w:pPr>
+              <w:jc w:val="left"/>
+            </w:pPr>
+            <w:r/>
+            <w:r>
+              <w:rPr>
+                <w:rFonts w:ascii="宋体" w:hAnsi="宋体"/>
+                <w:b w:val="0"/>
+                <w:sz w:val="18"/>
+              </w:rPr>
+              <w:t>data.latitude</w:t>
+            </w:r>
+          </w:p>
+        </w:tc>
+        <w:tc>
+          <w:tcPr>
+            <w:tcW w:type="dxa" w:w="2765"/>
+            <w:vAlign w:val="center"/>
+          </w:tcPr>
+          <w:p>
+            <w:pPr>
+              <w:jc w:val="left"/>
+            </w:pPr>
+            <w:r/>
+            <w:r>
+              <w:rPr>
+                <w:rFonts w:ascii="宋体" w:hAnsi="宋体"/>
+                <w:b w:val="0"/>
+                <w:sz w:val="18"/>
+              </w:rPr>
               <w:t>decimal</w:t>
             </w:r>
           </w:p>
         </w:tc>
         <w:tc>
           <w:tcPr>
-            <w:tcW w:w="2769" w:type="dxa"/>
-            <w:vAlign w:val="center"/>
-          </w:tcPr>
-          <w:p>
-            <w:pPr>
-              <w:spacing w:after="120" w:line="312" w:lineRule="auto"/>
-              <w:rPr>
-                <w:rFonts w:hint="eastAsia"/>
-              </w:rPr>
-            </w:pPr>
-            <w:r>
-              <w:t>燃油百分比</w:t>
+            <w:tcW w:type="dxa" w:w="2764"/>
+            <w:vAlign w:val="center"/>
+          </w:tcPr>
+          <w:p>
+            <w:pPr>
+              <w:jc w:val="left"/>
+            </w:pPr>
+            <w:r/>
+            <w:r>
+              <w:rPr>
+                <w:rFonts w:ascii="宋体" w:hAnsi="宋体"/>
+                <w:b w:val="0"/>
+                <w:sz w:val="18"/>
+              </w:rPr>
+              <w:t>纬度</w:t>
             </w:r>
           </w:p>
         </w:tc>
       </w:tr>
       <w:tr>
-        <w:trPr>
-          <w:jc w:val="center"/>
-        </w:trPr>
-        <w:tc>
-          <w:tcPr>
-            <w:tcW w:w="2769" w:type="dxa"/>
-            <w:vAlign w:val="center"/>
-          </w:tcPr>
-          <w:p>
-            <w:pPr>
-              <w:spacing w:after="120" w:line="312" w:lineRule="auto"/>
-              <w:rPr>
-                <w:rFonts w:hint="eastAsia"/>
-              </w:rPr>
-            </w:pPr>
-            <w:r>
-              <w:t>data.socPercent</w:t>
-            </w:r>
-          </w:p>
-        </w:tc>
-        <w:tc>
-          <w:tcPr>
-            <w:tcW w:w="2769" w:type="dxa"/>
-            <w:vAlign w:val="center"/>
-          </w:tcPr>
-          <w:p>
-            <w:pPr>
-              <w:spacing w:after="120" w:line="312" w:lineRule="auto"/>
-              <w:rPr>
-                <w:rFonts w:hint="eastAsia"/>
-              </w:rPr>
-            </w:pPr>
-            <w:r>
-              <w:t>decimal</w:t>
-            </w:r>
-          </w:p>
-        </w:tc>
-        <w:tc>
-          <w:tcPr>
-            <w:tcW w:w="2769" w:type="dxa"/>
-            <w:vAlign w:val="center"/>
-          </w:tcPr>
-          <w:p>
-            <w:pPr>
-              <w:spacing w:after="120" w:line="312" w:lineRule="auto"/>
-              <w:rPr>
-                <w:rFonts w:hint="eastAsia"/>
-              </w:rPr>
-            </w:pPr>
-            <w:r>
-              <w:t>电量百分比</w:t>
+        <w:tc>
+          <w:tcPr>
+            <w:tcW w:type="dxa" w:w="2767"/>
+            <w:vAlign w:val="center"/>
+          </w:tcPr>
+          <w:p>
+            <w:pPr>
+              <w:jc w:val="left"/>
+            </w:pPr>
+            <w:r/>
+            <w:r>
+              <w:rPr>
+                <w:rFonts w:ascii="宋体" w:hAnsi="宋体"/>
+                <w:b w:val="0"/>
+                <w:sz w:val="18"/>
+              </w:rPr>
+              <w:t>data.gpsTime</w:t>
+            </w:r>
+          </w:p>
+        </w:tc>
+        <w:tc>
+          <w:tcPr>
+            <w:tcW w:type="dxa" w:w="2765"/>
+            <w:vAlign w:val="center"/>
+          </w:tcPr>
+          <w:p>
+            <w:pPr>
+              <w:jc w:val="left"/>
+            </w:pPr>
+            <w:r/>
+            <w:r>
+              <w:rPr>
+                <w:rFonts w:ascii="宋体" w:hAnsi="宋体"/>
+                <w:b w:val="0"/>
+                <w:sz w:val="18"/>
+              </w:rPr>
+              <w:t>string</w:t>
+            </w:r>
+          </w:p>
+        </w:tc>
+        <w:tc>
+          <w:tcPr>
+            <w:tcW w:type="dxa" w:w="2764"/>
+            <w:vAlign w:val="center"/>
+          </w:tcPr>
+          <w:p>
+            <w:pPr>
+              <w:jc w:val="left"/>
+            </w:pPr>
+            <w:r/>
+            <w:r>
+              <w:rPr>
+                <w:rFonts w:ascii="宋体" w:hAnsi="宋体"/>
+                <w:b w:val="0"/>
+                <w:sz w:val="18"/>
+              </w:rPr>
+              <w:t>定位时间</w:t>
             </w:r>
           </w:p>
         </w:tc>
       </w:tr>
       <w:tr>
-        <w:trPr>
-          <w:jc w:val="center"/>
-        </w:trPr>
-        <w:tc>
-          <w:tcPr>
-            <w:tcW w:w="2769" w:type="dxa"/>
-            <w:vAlign w:val="center"/>
-          </w:tcPr>
-          <w:p>
-            <w:pPr>
-              <w:spacing w:after="120" w:line="312" w:lineRule="auto"/>
-              <w:rPr>
-                <w:rFonts w:hint="eastAsia"/>
-              </w:rPr>
-            </w:pPr>
-            <w:r>
-              <w:lastRenderedPageBreak/>
-              <w:t>data.longitude</w:t>
-            </w:r>
-          </w:p>
-        </w:tc>
-        <w:tc>
-          <w:tcPr>
-            <w:tcW w:w="2769" w:type="dxa"/>
-            <w:vAlign w:val="center"/>
-          </w:tcPr>
-          <w:p>
-            <w:pPr>
-              <w:spacing w:after="120" w:line="312" w:lineRule="auto"/>
-              <w:rPr>
-                <w:rFonts w:hint="eastAsia"/>
-              </w:rPr>
-            </w:pPr>
-            <w:r>
-              <w:t>decimal</w:t>
-            </w:r>
-          </w:p>
-        </w:tc>
-        <w:tc>
-          <w:tcPr>
-            <w:tcW w:w="2769" w:type="dxa"/>
-            <w:vAlign w:val="center"/>
-          </w:tcPr>
-          <w:p>
-            <w:pPr>
-              <w:spacing w:after="120" w:line="312" w:lineRule="auto"/>
-              <w:rPr>
-                <w:rFonts w:hint="eastAsia"/>
-              </w:rPr>
-            </w:pPr>
-            <w:r>
-              <w:t>经度</w:t>
+        <w:tc>
+          <w:tcPr>
+            <w:tcW w:type="dxa" w:w="2767"/>
+            <w:vAlign w:val="center"/>
+          </w:tcPr>
+          <w:p>
+            <w:pPr>
+              <w:jc w:val="left"/>
+            </w:pPr>
+            <w:r/>
+            <w:r>
+              <w:rPr>
+                <w:rFonts w:ascii="宋体" w:hAnsi="宋体"/>
+                <w:b w:val="0"/>
+                <w:sz w:val="18"/>
+              </w:rPr>
+              <w:t>data.updateTime</w:t>
+            </w:r>
+          </w:p>
+        </w:tc>
+        <w:tc>
+          <w:tcPr>
+            <w:tcW w:type="dxa" w:w="2765"/>
+            <w:vAlign w:val="center"/>
+          </w:tcPr>
+          <w:p>
+            <w:pPr>
+              <w:jc w:val="left"/>
+            </w:pPr>
+            <w:r/>
+            <w:r>
+              <w:rPr>
+                <w:rFonts w:ascii="宋体" w:hAnsi="宋体"/>
+                <w:b w:val="0"/>
+                <w:sz w:val="18"/>
+              </w:rPr>
+              <w:t>string</w:t>
+            </w:r>
+          </w:p>
+        </w:tc>
+        <w:tc>
+          <w:tcPr>
+            <w:tcW w:type="dxa" w:w="2764"/>
+            <w:vAlign w:val="center"/>
+          </w:tcPr>
+          <w:p>
+            <w:pPr>
+              <w:jc w:val="left"/>
+            </w:pPr>
+            <w:r/>
+            <w:r>
+              <w:rPr>
+                <w:rFonts w:ascii="宋体" w:hAnsi="宋体"/>
+                <w:b w:val="0"/>
+                <w:sz w:val="18"/>
+              </w:rPr>
+              <w:t>数据更新时间</w:t>
             </w:r>
           </w:p>
         </w:tc>
       </w:tr>
       <w:tr>
-        <w:trPr>
-          <w:jc w:val="center"/>
-        </w:trPr>
-        <w:tc>
-          <w:tcPr>
-            <w:tcW w:w="2769" w:type="dxa"/>
-            <w:vAlign w:val="center"/>
-          </w:tcPr>
-          <w:p>
-            <w:pPr>
-              <w:spacing w:after="120" w:line="312" w:lineRule="auto"/>
-              <w:rPr>
-                <w:rFonts w:hint="eastAsia"/>
-              </w:rPr>
-            </w:pPr>
-            <w:r>
-              <w:t>data.latitude</w:t>
-            </w:r>
-          </w:p>
-        </w:tc>
-        <w:tc>
-          <w:tcPr>
-            <w:tcW w:w="2769" w:type="dxa"/>
-            <w:vAlign w:val="center"/>
-          </w:tcPr>
-          <w:p>
-            <w:pPr>
-              <w:spacing w:after="120" w:line="312" w:lineRule="auto"/>
-              <w:rPr>
-                <w:rFonts w:hint="eastAsia"/>
-              </w:rPr>
-            </w:pPr>
-            <w:r>
-              <w:t>decimal</w:t>
-            </w:r>
-          </w:p>
-        </w:tc>
-        <w:tc>
-          <w:tcPr>
-            <w:tcW w:w="2769" w:type="dxa"/>
-            <w:vAlign w:val="center"/>
-          </w:tcPr>
-          <w:p>
-            <w:pPr>
-              <w:spacing w:after="120" w:line="312" w:lineRule="auto"/>
-              <w:rPr>
-                <w:rFonts w:hint="eastAsia"/>
-              </w:rPr>
-            </w:pPr>
-            <w:r>
-              <w:t>纬度</w:t>
+        <w:tc>
+          <w:tcPr>
+            <w:tcW w:type="dxa" w:w="2767"/>
+            <w:vAlign w:val="center"/>
+          </w:tcPr>
+          <w:p>
+            <w:pPr>
+              <w:jc w:val="left"/>
+            </w:pPr>
+            <w:r/>
+            <w:r>
+              <w:rPr>
+                <w:rFonts w:ascii="宋体" w:hAnsi="宋体"/>
+                <w:b w:val="0"/>
+                <w:sz w:val="18"/>
+              </w:rPr>
+              <w:t>data.lat</w:t>
+            </w:r>
+          </w:p>
+        </w:tc>
+        <w:tc>
+          <w:tcPr>
+            <w:tcW w:type="dxa" w:w="2765"/>
+            <w:vAlign w:val="center"/>
+          </w:tcPr>
+          <w:p>
+            <w:pPr>
+              <w:jc w:val="left"/>
+            </w:pPr>
+            <w:r/>
+            <w:r>
+              <w:rPr>
+                <w:rFonts w:ascii="宋体" w:hAnsi="宋体"/>
+                <w:b w:val="0"/>
+                <w:sz w:val="18"/>
+              </w:rPr>
+              <w:t>string</w:t>
+            </w:r>
+          </w:p>
+        </w:tc>
+        <w:tc>
+          <w:tcPr>
+            <w:tcW w:type="dxa" w:w="2764"/>
+            <w:vAlign w:val="center"/>
+          </w:tcPr>
+          <w:p>
+            <w:pPr>
+              <w:jc w:val="left"/>
+            </w:pPr>
+            <w:r/>
+            <w:r>
+              <w:rPr>
+                <w:rFonts w:ascii="宋体" w:hAnsi="宋体"/>
+                <w:b w:val="0"/>
+                <w:sz w:val="18"/>
+              </w:rPr>
+              <w:t>纬度，神州字段名</w:t>
             </w:r>
           </w:p>
         </w:tc>
       </w:tr>
       <w:tr>
-        <w:trPr>
-          <w:jc w:val="center"/>
-        </w:trPr>
-        <w:tc>
-          <w:tcPr>
-            <w:tcW w:w="2769" w:type="dxa"/>
-            <w:vAlign w:val="center"/>
-          </w:tcPr>
-          <w:p>
-            <w:pPr>
-              <w:spacing w:after="120" w:line="312" w:lineRule="auto"/>
-              <w:rPr>
-                <w:rFonts w:hint="eastAsia"/>
-              </w:rPr>
-            </w:pPr>
-            <w:r>
-              <w:t>data.gpsTime</w:t>
-            </w:r>
-          </w:p>
-        </w:tc>
-        <w:tc>
-          <w:tcPr>
-            <w:tcW w:w="2769" w:type="dxa"/>
-            <w:vAlign w:val="center"/>
-          </w:tcPr>
-          <w:p>
-            <w:pPr>
-              <w:spacing w:after="120" w:line="312" w:lineRule="auto"/>
-              <w:rPr>
-                <w:rFonts w:hint="eastAsia"/>
-              </w:rPr>
-            </w:pPr>
-            <w:r>
+        <w:tc>
+          <w:tcPr>
+            <w:tcW w:type="dxa" w:w="2767"/>
+            <w:vAlign w:val="center"/>
+          </w:tcPr>
+          <w:p>
+            <w:pPr>
+              <w:jc w:val="left"/>
+            </w:pPr>
+            <w:r/>
+            <w:r>
+              <w:rPr>
+                <w:rFonts w:ascii="宋体" w:hAnsi="宋体"/>
+                <w:b w:val="0"/>
+                <w:sz w:val="18"/>
+              </w:rPr>
+              <w:t>data.lon</w:t>
+            </w:r>
+          </w:p>
+        </w:tc>
+        <w:tc>
+          <w:tcPr>
+            <w:tcW w:type="dxa" w:w="2765"/>
+            <w:vAlign w:val="center"/>
+          </w:tcPr>
+          <w:p>
+            <w:pPr>
+              <w:jc w:val="left"/>
+            </w:pPr>
+            <w:r/>
+            <w:r>
+              <w:rPr>
+                <w:rFonts w:ascii="宋体" w:hAnsi="宋体"/>
+                <w:b w:val="0"/>
+                <w:sz w:val="18"/>
+              </w:rPr>
               <w:t>string</w:t>
             </w:r>
           </w:p>
         </w:tc>
         <w:tc>
           <w:tcPr>
-            <w:tcW w:w="2769" w:type="dxa"/>
-            <w:vAlign w:val="center"/>
-          </w:tcPr>
-          <w:p>
-            <w:pPr>
-              <w:spacing w:after="120" w:line="312" w:lineRule="auto"/>
-              <w:rPr>
-                <w:rFonts w:hint="eastAsia"/>
-              </w:rPr>
-            </w:pPr>
-            <w:r>
-              <w:t>定位时间</w:t>
+            <w:tcW w:type="dxa" w:w="2764"/>
+            <w:vAlign w:val="center"/>
+          </w:tcPr>
+          <w:p>
+            <w:pPr>
+              <w:jc w:val="left"/>
+            </w:pPr>
+            <w:r/>
+            <w:r>
+              <w:rPr>
+                <w:rFonts w:ascii="宋体" w:hAnsi="宋体"/>
+                <w:b w:val="0"/>
+                <w:sz w:val="18"/>
+              </w:rPr>
+              <w:t>经度，神州字段名</w:t>
             </w:r>
           </w:p>
         </w:tc>
       </w:tr>
       <w:tr>
-        <w:trPr>
-          <w:jc w:val="center"/>
-        </w:trPr>
-        <w:tc>
-          <w:tcPr>
-            <w:tcW w:w="2769" w:type="dxa"/>
-            <w:vAlign w:val="center"/>
-          </w:tcPr>
-          <w:p>
-            <w:pPr>
-              <w:spacing w:after="120" w:line="312" w:lineRule="auto"/>
-              <w:rPr>
-                <w:rFonts w:hint="eastAsia"/>
-              </w:rPr>
-            </w:pPr>
-            <w:r>
-              <w:t>data.updateTime</w:t>
-            </w:r>
-          </w:p>
-        </w:tc>
-        <w:tc>
-          <w:tcPr>
-            <w:tcW w:w="2769" w:type="dxa"/>
-            <w:vAlign w:val="center"/>
-          </w:tcPr>
-          <w:p>
-            <w:pPr>
-              <w:spacing w:after="120" w:line="312" w:lineRule="auto"/>
-              <w:rPr>
-                <w:rFonts w:hint="eastAsia"/>
-              </w:rPr>
-            </w:pPr>
-            <w:r>
+        <w:tc>
+          <w:tcPr>
+            <w:tcW w:type="dxa" w:w="2767"/>
+            <w:vAlign w:val="center"/>
+          </w:tcPr>
+          <w:p>
+            <w:pPr>
+              <w:jc w:val="left"/>
+            </w:pPr>
+            <w:r/>
+            <w:r>
+              <w:rPr>
+                <w:rFonts w:ascii="宋体" w:hAnsi="宋体"/>
+                <w:b w:val="0"/>
+                <w:sz w:val="18"/>
+              </w:rPr>
+              <w:t>data.altitude</w:t>
+            </w:r>
+          </w:p>
+        </w:tc>
+        <w:tc>
+          <w:tcPr>
+            <w:tcW w:type="dxa" w:w="2765"/>
+            <w:vAlign w:val="center"/>
+          </w:tcPr>
+          <w:p>
+            <w:pPr>
+              <w:jc w:val="left"/>
+            </w:pPr>
+            <w:r/>
+            <w:r>
+              <w:rPr>
+                <w:rFonts w:ascii="宋体" w:hAnsi="宋体"/>
+                <w:b w:val="0"/>
+                <w:sz w:val="18"/>
+              </w:rPr>
               <w:t>string</w:t>
             </w:r>
           </w:p>
         </w:tc>
         <w:tc>
           <w:tcPr>
-            <w:tcW w:w="2769" w:type="dxa"/>
-            <w:vAlign w:val="center"/>
-          </w:tcPr>
-          <w:p>
-            <w:pPr>
-              <w:spacing w:after="120" w:line="312" w:lineRule="auto"/>
-              <w:rPr>
-                <w:rFonts w:hint="eastAsia"/>
-              </w:rPr>
-            </w:pPr>
-            <w:r>
-              <w:t>数据更新时间</w:t>
+            <w:tcW w:type="dxa" w:w="2764"/>
+            <w:vAlign w:val="center"/>
+          </w:tcPr>
+          <w:p>
+            <w:pPr>
+              <w:jc w:val="left"/>
+            </w:pPr>
+            <w:r/>
+            <w:r>
+              <w:rPr>
+                <w:rFonts w:ascii="宋体" w:hAnsi="宋体"/>
+                <w:b w:val="0"/>
+                <w:sz w:val="18"/>
+              </w:rPr>
+              <w:t>海拔高度</w:t>
+            </w:r>
+          </w:p>
+        </w:tc>
+      </w:tr>
+      <w:tr>
+        <w:tc>
+          <w:tcPr>
+            <w:tcW w:type="dxa" w:w="2767"/>
+            <w:vAlign w:val="center"/>
+          </w:tcPr>
+          <w:p>
+            <w:pPr>
+              <w:jc w:val="left"/>
+            </w:pPr>
+            <w:r/>
+            <w:r>
+              <w:rPr>
+                <w:rFonts w:ascii="宋体" w:hAnsi="宋体"/>
+                <w:b w:val="0"/>
+                <w:sz w:val="18"/>
+              </w:rPr>
+              <w:t>data.speed</w:t>
+            </w:r>
+          </w:p>
+        </w:tc>
+        <w:tc>
+          <w:tcPr>
+            <w:tcW w:type="dxa" w:w="2765"/>
+            <w:vAlign w:val="center"/>
+          </w:tcPr>
+          <w:p>
+            <w:pPr>
+              <w:jc w:val="left"/>
+            </w:pPr>
+            <w:r/>
+            <w:r>
+              <w:rPr>
+                <w:rFonts w:ascii="宋体" w:hAnsi="宋体"/>
+                <w:b w:val="0"/>
+                <w:sz w:val="18"/>
+              </w:rPr>
+              <w:t>string</w:t>
+            </w:r>
+          </w:p>
+        </w:tc>
+        <w:tc>
+          <w:tcPr>
+            <w:tcW w:type="dxa" w:w="2764"/>
+            <w:vAlign w:val="center"/>
+          </w:tcPr>
+          <w:p>
+            <w:pPr>
+              <w:jc w:val="left"/>
+            </w:pPr>
+            <w:r/>
+            <w:r>
+              <w:rPr>
+                <w:rFonts w:ascii="宋体" w:hAnsi="宋体"/>
+                <w:b w:val="0"/>
+                <w:sz w:val="18"/>
+              </w:rPr>
+              <w:t>速度</w:t>
+            </w:r>
+          </w:p>
+        </w:tc>
+      </w:tr>
+      <w:tr>
+        <w:tc>
+          <w:tcPr>
+            <w:tcW w:type="dxa" w:w="2767"/>
+            <w:vAlign w:val="center"/>
+          </w:tcPr>
+          <w:p>
+            <w:pPr>
+              <w:jc w:val="left"/>
+            </w:pPr>
+            <w:r/>
+            <w:r>
+              <w:rPr>
+                <w:rFonts w:ascii="宋体" w:hAnsi="宋体"/>
+                <w:b w:val="0"/>
+                <w:sz w:val="18"/>
+              </w:rPr>
+              <w:t>data.direction</w:t>
+            </w:r>
+          </w:p>
+        </w:tc>
+        <w:tc>
+          <w:tcPr>
+            <w:tcW w:type="dxa" w:w="2765"/>
+            <w:vAlign w:val="center"/>
+          </w:tcPr>
+          <w:p>
+            <w:pPr>
+              <w:jc w:val="left"/>
+            </w:pPr>
+            <w:r/>
+            <w:r>
+              <w:rPr>
+                <w:rFonts w:ascii="宋体" w:hAnsi="宋体"/>
+                <w:b w:val="0"/>
+                <w:sz w:val="18"/>
+              </w:rPr>
+              <w:t>string</w:t>
+            </w:r>
+          </w:p>
+        </w:tc>
+        <w:tc>
+          <w:tcPr>
+            <w:tcW w:type="dxa" w:w="2764"/>
+            <w:vAlign w:val="center"/>
+          </w:tcPr>
+          <w:p>
+            <w:pPr>
+              <w:jc w:val="left"/>
+            </w:pPr>
+            <w:r/>
+            <w:r>
+              <w:rPr>
+                <w:rFonts w:ascii="宋体" w:hAnsi="宋体"/>
+                <w:b w:val="0"/>
+                <w:sz w:val="18"/>
+              </w:rPr>
+              <w:t>方向角，单位：度</w:t>
+            </w:r>
+          </w:p>
+        </w:tc>
+      </w:tr>
+      <w:tr>
+        <w:tc>
+          <w:tcPr>
+            <w:tcW w:type="dxa" w:w="2767"/>
+            <w:vAlign w:val="center"/>
+          </w:tcPr>
+          <w:p>
+            <w:pPr>
+              <w:jc w:val="left"/>
+            </w:pPr>
+            <w:r/>
+            <w:r>
+              <w:rPr>
+                <w:rFonts w:ascii="宋体" w:hAnsi="宋体"/>
+                <w:b w:val="0"/>
+                <w:sz w:val="18"/>
+              </w:rPr>
+              <w:t>data.door1Status</w:t>
+            </w:r>
+          </w:p>
+        </w:tc>
+        <w:tc>
+          <w:tcPr>
+            <w:tcW w:type="dxa" w:w="2765"/>
+            <w:vAlign w:val="center"/>
+          </w:tcPr>
+          <w:p>
+            <w:pPr>
+              <w:jc w:val="left"/>
+            </w:pPr>
+            <w:r/>
+            <w:r>
+              <w:rPr>
+                <w:rFonts w:ascii="宋体" w:hAnsi="宋体"/>
+                <w:b w:val="0"/>
+                <w:sz w:val="18"/>
+              </w:rPr>
+              <w:t>int</w:t>
+            </w:r>
+          </w:p>
+        </w:tc>
+        <w:tc>
+          <w:tcPr>
+            <w:tcW w:type="dxa" w:w="2764"/>
+            <w:vAlign w:val="center"/>
+          </w:tcPr>
+          <w:p>
+            <w:pPr>
+              <w:jc w:val="left"/>
+            </w:pPr>
+            <w:r/>
+            <w:r>
+              <w:rPr>
+                <w:rFonts w:ascii="宋体" w:hAnsi="宋体"/>
+                <w:b w:val="0"/>
+                <w:sz w:val="18"/>
+              </w:rPr>
+              <w:t>主驾车门状态，1 开，0 关</w:t>
+            </w:r>
+          </w:p>
+        </w:tc>
+      </w:tr>
+      <w:tr>
+        <w:tc>
+          <w:tcPr>
+            <w:tcW w:type="dxa" w:w="2767"/>
+            <w:vAlign w:val="center"/>
+          </w:tcPr>
+          <w:p>
+            <w:pPr>
+              <w:jc w:val="left"/>
+            </w:pPr>
+            <w:r/>
+            <w:r>
+              <w:rPr>
+                <w:rFonts w:ascii="宋体" w:hAnsi="宋体"/>
+                <w:b w:val="0"/>
+                <w:sz w:val="18"/>
+              </w:rPr>
+              <w:t>data.door2Status</w:t>
+            </w:r>
+          </w:p>
+        </w:tc>
+        <w:tc>
+          <w:tcPr>
+            <w:tcW w:type="dxa" w:w="2765"/>
+            <w:vAlign w:val="center"/>
+          </w:tcPr>
+          <w:p>
+            <w:pPr>
+              <w:jc w:val="left"/>
+            </w:pPr>
+            <w:r/>
+            <w:r>
+              <w:rPr>
+                <w:rFonts w:ascii="宋体" w:hAnsi="宋体"/>
+                <w:b w:val="0"/>
+                <w:sz w:val="18"/>
+              </w:rPr>
+              <w:t>int</w:t>
+            </w:r>
+          </w:p>
+        </w:tc>
+        <w:tc>
+          <w:tcPr>
+            <w:tcW w:type="dxa" w:w="2764"/>
+            <w:vAlign w:val="center"/>
+          </w:tcPr>
+          <w:p>
+            <w:pPr>
+              <w:jc w:val="left"/>
+            </w:pPr>
+            <w:r/>
+            <w:r>
+              <w:rPr>
+                <w:rFonts w:ascii="宋体" w:hAnsi="宋体"/>
+                <w:b w:val="0"/>
+                <w:sz w:val="18"/>
+              </w:rPr>
+              <w:t>副驾车门状态，1 开，0 关</w:t>
+            </w:r>
+          </w:p>
+        </w:tc>
+      </w:tr>
+      <w:tr>
+        <w:tc>
+          <w:tcPr>
+            <w:tcW w:type="dxa" w:w="2767"/>
+            <w:vAlign w:val="center"/>
+          </w:tcPr>
+          <w:p>
+            <w:pPr>
+              <w:jc w:val="left"/>
+            </w:pPr>
+            <w:r/>
+            <w:r>
+              <w:rPr>
+                <w:rFonts w:ascii="宋体" w:hAnsi="宋体"/>
+                <w:b w:val="0"/>
+                <w:sz w:val="18"/>
+              </w:rPr>
+              <w:t>data.door3Status</w:t>
+            </w:r>
+          </w:p>
+        </w:tc>
+        <w:tc>
+          <w:tcPr>
+            <w:tcW w:type="dxa" w:w="2765"/>
+            <w:vAlign w:val="center"/>
+          </w:tcPr>
+          <w:p>
+            <w:pPr>
+              <w:jc w:val="left"/>
+            </w:pPr>
+            <w:r/>
+            <w:r>
+              <w:rPr>
+                <w:rFonts w:ascii="宋体" w:hAnsi="宋体"/>
+                <w:b w:val="0"/>
+                <w:sz w:val="18"/>
+              </w:rPr>
+              <w:t>int</w:t>
+            </w:r>
+          </w:p>
+        </w:tc>
+        <w:tc>
+          <w:tcPr>
+            <w:tcW w:type="dxa" w:w="2764"/>
+            <w:vAlign w:val="center"/>
+          </w:tcPr>
+          <w:p>
+            <w:pPr>
+              <w:jc w:val="left"/>
+            </w:pPr>
+            <w:r/>
+            <w:r>
+              <w:rPr>
+                <w:rFonts w:ascii="宋体" w:hAnsi="宋体"/>
+                <w:b w:val="0"/>
+                <w:sz w:val="18"/>
+              </w:rPr>
+              <w:t>左后车门状态，1 开，0 关</w:t>
+            </w:r>
+          </w:p>
+        </w:tc>
+      </w:tr>
+      <w:tr>
+        <w:tc>
+          <w:tcPr>
+            <w:tcW w:type="dxa" w:w="2767"/>
+            <w:vAlign w:val="center"/>
+          </w:tcPr>
+          <w:p>
+            <w:pPr>
+              <w:jc w:val="left"/>
+            </w:pPr>
+            <w:r/>
+            <w:r>
+              <w:rPr>
+                <w:rFonts w:ascii="宋体" w:hAnsi="宋体"/>
+                <w:b w:val="0"/>
+                <w:sz w:val="18"/>
+              </w:rPr>
+              <w:t>data.door4Status</w:t>
+            </w:r>
+          </w:p>
+        </w:tc>
+        <w:tc>
+          <w:tcPr>
+            <w:tcW w:type="dxa" w:w="2765"/>
+            <w:vAlign w:val="center"/>
+          </w:tcPr>
+          <w:p>
+            <w:pPr>
+              <w:jc w:val="left"/>
+            </w:pPr>
+            <w:r/>
+            <w:r>
+              <w:rPr>
+                <w:rFonts w:ascii="宋体" w:hAnsi="宋体"/>
+                <w:b w:val="0"/>
+                <w:sz w:val="18"/>
+              </w:rPr>
+              <w:t>int</w:t>
+            </w:r>
+          </w:p>
+        </w:tc>
+        <w:tc>
+          <w:tcPr>
+            <w:tcW w:type="dxa" w:w="2764"/>
+            <w:vAlign w:val="center"/>
+          </w:tcPr>
+          <w:p>
+            <w:pPr>
+              <w:jc w:val="left"/>
+            </w:pPr>
+            <w:r/>
+            <w:r>
+              <w:rPr>
+                <w:rFonts w:ascii="宋体" w:hAnsi="宋体"/>
+                <w:b w:val="0"/>
+                <w:sz w:val="18"/>
+              </w:rPr>
+              <w:t>右后车门状态，1 开，0 关</w:t>
+            </w:r>
+          </w:p>
+        </w:tc>
+      </w:tr>
+      <w:tr>
+        <w:tc>
+          <w:tcPr>
+            <w:tcW w:type="dxa" w:w="2767"/>
+            <w:vAlign w:val="center"/>
+          </w:tcPr>
+          <w:p>
+            <w:pPr>
+              <w:jc w:val="left"/>
+            </w:pPr>
+            <w:r/>
+            <w:r>
+              <w:rPr>
+                <w:rFonts w:ascii="宋体" w:hAnsi="宋体"/>
+                <w:b w:val="0"/>
+                <w:sz w:val="18"/>
+              </w:rPr>
+              <w:t>data.door5Status</w:t>
+            </w:r>
+          </w:p>
+        </w:tc>
+        <w:tc>
+          <w:tcPr>
+            <w:tcW w:type="dxa" w:w="2765"/>
+            <w:vAlign w:val="center"/>
+          </w:tcPr>
+          <w:p>
+            <w:pPr>
+              <w:jc w:val="left"/>
+            </w:pPr>
+            <w:r/>
+            <w:r>
+              <w:rPr>
+                <w:rFonts w:ascii="宋体" w:hAnsi="宋体"/>
+                <w:b w:val="0"/>
+                <w:sz w:val="18"/>
+              </w:rPr>
+              <w:t>int</w:t>
+            </w:r>
+          </w:p>
+        </w:tc>
+        <w:tc>
+          <w:tcPr>
+            <w:tcW w:type="dxa" w:w="2764"/>
+            <w:vAlign w:val="center"/>
+          </w:tcPr>
+          <w:p>
+            <w:pPr>
+              <w:jc w:val="left"/>
+            </w:pPr>
+            <w:r/>
+            <w:r>
+              <w:rPr>
+                <w:rFonts w:ascii="宋体" w:hAnsi="宋体"/>
+                <w:b w:val="0"/>
+                <w:sz w:val="18"/>
+              </w:rPr>
+              <w:t>后备箱状态，1 开，0 关</w:t>
+            </w:r>
+          </w:p>
+        </w:tc>
+      </w:tr>
+      <w:tr>
+        <w:tc>
+          <w:tcPr>
+            <w:tcW w:type="dxa" w:w="2767"/>
+            <w:vAlign w:val="center"/>
+          </w:tcPr>
+          <w:p>
+            <w:pPr>
+              <w:jc w:val="left"/>
+            </w:pPr>
+            <w:r/>
+            <w:r>
+              <w:rPr>
+                <w:rFonts w:ascii="宋体" w:hAnsi="宋体"/>
+                <w:b w:val="0"/>
+                <w:sz w:val="18"/>
+              </w:rPr>
+              <w:t>data.engine</w:t>
+            </w:r>
+          </w:p>
+        </w:tc>
+        <w:tc>
+          <w:tcPr>
+            <w:tcW w:type="dxa" w:w="2765"/>
+            <w:vAlign w:val="center"/>
+          </w:tcPr>
+          <w:p>
+            <w:pPr>
+              <w:jc w:val="left"/>
+            </w:pPr>
+            <w:r/>
+            <w:r>
+              <w:rPr>
+                <w:rFonts w:ascii="宋体" w:hAnsi="宋体"/>
+                <w:b w:val="0"/>
+                <w:sz w:val="18"/>
+              </w:rPr>
+              <w:t>int</w:t>
+            </w:r>
+          </w:p>
+        </w:tc>
+        <w:tc>
+          <w:tcPr>
+            <w:tcW w:type="dxa" w:w="2764"/>
+            <w:vAlign w:val="center"/>
+          </w:tcPr>
+          <w:p>
+            <w:pPr>
+              <w:jc w:val="left"/>
+            </w:pPr>
+            <w:r/>
+            <w:r>
+              <w:rPr>
+                <w:rFonts w:ascii="宋体" w:hAnsi="宋体"/>
+                <w:b w:val="0"/>
+                <w:sz w:val="18"/>
+              </w:rPr>
+              <w:t>发动机状态，1 启动，0 停止</w:t>
+            </w:r>
+          </w:p>
+        </w:tc>
+      </w:tr>
+      <w:tr>
+        <w:tc>
+          <w:tcPr>
+            <w:tcW w:type="dxa" w:w="2767"/>
+            <w:vAlign w:val="center"/>
+          </w:tcPr>
+          <w:p>
+            <w:pPr>
+              <w:jc w:val="left"/>
+            </w:pPr>
+            <w:r/>
+            <w:r>
+              <w:rPr>
+                <w:rFonts w:ascii="宋体" w:hAnsi="宋体"/>
+                <w:b w:val="0"/>
+                <w:sz w:val="18"/>
+              </w:rPr>
+              <w:t>data.bonnet</w:t>
+            </w:r>
+          </w:p>
+        </w:tc>
+        <w:tc>
+          <w:tcPr>
+            <w:tcW w:type="dxa" w:w="2765"/>
+            <w:vAlign w:val="center"/>
+          </w:tcPr>
+          <w:p>
+            <w:pPr>
+              <w:jc w:val="left"/>
+            </w:pPr>
+            <w:r/>
+            <w:r>
+              <w:rPr>
+                <w:rFonts w:ascii="宋体" w:hAnsi="宋体"/>
+                <w:b w:val="0"/>
+                <w:sz w:val="18"/>
+              </w:rPr>
+              <w:t>int</w:t>
+            </w:r>
+          </w:p>
+        </w:tc>
+        <w:tc>
+          <w:tcPr>
+            <w:tcW w:type="dxa" w:w="2764"/>
+            <w:vAlign w:val="center"/>
+          </w:tcPr>
+          <w:p>
+            <w:pPr>
+              <w:jc w:val="left"/>
+            </w:pPr>
+            <w:r/>
+            <w:r>
+              <w:rPr>
+                <w:rFonts w:ascii="宋体" w:hAnsi="宋体"/>
+                <w:b w:val="0"/>
+                <w:sz w:val="18"/>
+              </w:rPr>
+              <w:t>发动机舱盖状态，1 开，0 关</w:t>
+            </w:r>
+          </w:p>
+        </w:tc>
+      </w:tr>
+      <w:tr>
+        <w:tc>
+          <w:tcPr>
+            <w:tcW w:type="dxa" w:w="2767"/>
+            <w:vAlign w:val="center"/>
+          </w:tcPr>
+          <w:p>
+            <w:pPr>
+              <w:jc w:val="left"/>
+            </w:pPr>
+            <w:r/>
+            <w:r>
+              <w:rPr>
+                <w:rFonts w:ascii="宋体" w:hAnsi="宋体"/>
+                <w:b w:val="0"/>
+                <w:sz w:val="18"/>
+              </w:rPr>
+              <w:t>data.ignitionStatus</w:t>
+            </w:r>
+          </w:p>
+        </w:tc>
+        <w:tc>
+          <w:tcPr>
+            <w:tcW w:type="dxa" w:w="2765"/>
+            <w:vAlign w:val="center"/>
+          </w:tcPr>
+          <w:p>
+            <w:pPr>
+              <w:jc w:val="left"/>
+            </w:pPr>
+            <w:r/>
+            <w:r>
+              <w:rPr>
+                <w:rFonts w:ascii="宋体" w:hAnsi="宋体"/>
+                <w:b w:val="0"/>
+                <w:sz w:val="18"/>
+              </w:rPr>
+              <w:t>int</w:t>
+            </w:r>
+          </w:p>
+        </w:tc>
+        <w:tc>
+          <w:tcPr>
+            <w:tcW w:type="dxa" w:w="2764"/>
+            <w:vAlign w:val="center"/>
+          </w:tcPr>
+          <w:p>
+            <w:pPr>
+              <w:jc w:val="left"/>
+            </w:pPr>
+            <w:r/>
+            <w:r>
+              <w:rPr>
+                <w:rFonts w:ascii="宋体" w:hAnsi="宋体"/>
+                <w:b w:val="0"/>
+                <w:sz w:val="18"/>
+              </w:rPr>
+              <w:t>点火状态，1 打开，0 关闭</w:t>
+            </w:r>
+          </w:p>
+        </w:tc>
+      </w:tr>
+      <w:tr>
+        <w:tc>
+          <w:tcPr>
+            <w:tcW w:type="dxa" w:w="2767"/>
+            <w:vAlign w:val="center"/>
+          </w:tcPr>
+          <w:p>
+            <w:pPr>
+              <w:jc w:val="left"/>
+            </w:pPr>
+            <w:r/>
+            <w:r>
+              <w:rPr>
+                <w:rFonts w:ascii="宋体" w:hAnsi="宋体"/>
+                <w:b w:val="0"/>
+                <w:sz w:val="18"/>
+              </w:rPr>
+              <w:t>data.originalMileage</w:t>
+            </w:r>
+          </w:p>
+        </w:tc>
+        <w:tc>
+          <w:tcPr>
+            <w:tcW w:type="dxa" w:w="2765"/>
+            <w:vAlign w:val="center"/>
+          </w:tcPr>
+          <w:p>
+            <w:pPr>
+              <w:jc w:val="left"/>
+            </w:pPr>
+            <w:r/>
+            <w:r>
+              <w:rPr>
+                <w:rFonts w:ascii="宋体" w:hAnsi="宋体"/>
+                <w:b w:val="0"/>
+                <w:sz w:val="18"/>
+              </w:rPr>
+              <w:t>string</w:t>
+            </w:r>
+          </w:p>
+        </w:tc>
+        <w:tc>
+          <w:tcPr>
+            <w:tcW w:type="dxa" w:w="2764"/>
+            <w:vAlign w:val="center"/>
+          </w:tcPr>
+          <w:p>
+            <w:pPr>
+              <w:jc w:val="left"/>
+            </w:pPr>
+            <w:r/>
+            <w:r>
+              <w:rPr>
+                <w:rFonts w:ascii="宋体" w:hAnsi="宋体"/>
+                <w:b w:val="0"/>
+                <w:sz w:val="18"/>
+              </w:rPr>
+              <w:t>设备上报里程</w:t>
+            </w:r>
+          </w:p>
+        </w:tc>
+      </w:tr>
+      <w:tr>
+        <w:tc>
+          <w:tcPr>
+            <w:tcW w:type="dxa" w:w="2767"/>
+            <w:vAlign w:val="center"/>
+          </w:tcPr>
+          <w:p>
+            <w:pPr>
+              <w:jc w:val="left"/>
+            </w:pPr>
+            <w:r/>
+            <w:r>
+              <w:rPr>
+                <w:rFonts w:ascii="宋体" w:hAnsi="宋体"/>
+                <w:b w:val="0"/>
+                <w:sz w:val="18"/>
+              </w:rPr>
+              <w:t>data.fuelLevel</w:t>
+            </w:r>
+          </w:p>
+        </w:tc>
+        <w:tc>
+          <w:tcPr>
+            <w:tcW w:type="dxa" w:w="2765"/>
+            <w:vAlign w:val="center"/>
+          </w:tcPr>
+          <w:p>
+            <w:pPr>
+              <w:jc w:val="left"/>
+            </w:pPr>
+            <w:r/>
+            <w:r>
+              <w:rPr>
+                <w:rFonts w:ascii="宋体" w:hAnsi="宋体"/>
+                <w:b w:val="0"/>
+                <w:sz w:val="18"/>
+              </w:rPr>
+              <w:t>string</w:t>
+            </w:r>
+          </w:p>
+        </w:tc>
+        <w:tc>
+          <w:tcPr>
+            <w:tcW w:type="dxa" w:w="2764"/>
+            <w:vAlign w:val="center"/>
+          </w:tcPr>
+          <w:p>
+            <w:pPr>
+              <w:jc w:val="left"/>
+            </w:pPr>
+            <w:r/>
+            <w:r>
+              <w:rPr>
+                <w:rFonts w:ascii="宋体" w:hAnsi="宋体"/>
+                <w:b w:val="0"/>
+                <w:sz w:val="18"/>
+              </w:rPr>
+              <w:t>剩余油量</w:t>
+            </w:r>
+          </w:p>
+        </w:tc>
+      </w:tr>
+      <w:tr>
+        <w:tc>
+          <w:tcPr>
+            <w:tcW w:type="dxa" w:w="2767"/>
+            <w:vAlign w:val="center"/>
+          </w:tcPr>
+          <w:p>
+            <w:pPr>
+              <w:jc w:val="left"/>
+            </w:pPr>
+            <w:r/>
+            <w:r>
+              <w:rPr>
+                <w:rFonts w:ascii="宋体" w:hAnsi="宋体"/>
+                <w:b w:val="0"/>
+                <w:sz w:val="18"/>
+              </w:rPr>
+              <w:t>data.locationStatus</w:t>
+            </w:r>
+          </w:p>
+        </w:tc>
+        <w:tc>
+          <w:tcPr>
+            <w:tcW w:type="dxa" w:w="2765"/>
+            <w:vAlign w:val="center"/>
+          </w:tcPr>
+          <w:p>
+            <w:pPr>
+              <w:jc w:val="left"/>
+            </w:pPr>
+            <w:r/>
+            <w:r>
+              <w:rPr>
+                <w:rFonts w:ascii="宋体" w:hAnsi="宋体"/>
+                <w:b w:val="0"/>
+                <w:sz w:val="18"/>
+              </w:rPr>
+              <w:t>string</w:t>
+            </w:r>
+          </w:p>
+        </w:tc>
+        <w:tc>
+          <w:tcPr>
+            <w:tcW w:type="dxa" w:w="2764"/>
+            <w:vAlign w:val="center"/>
+          </w:tcPr>
+          <w:p>
+            <w:pPr>
+              <w:jc w:val="left"/>
+            </w:pPr>
+            <w:r/>
+            <w:r>
+              <w:rPr>
+                <w:rFonts w:ascii="宋体" w:hAnsi="宋体"/>
+                <w:b w:val="0"/>
+                <w:sz w:val="18"/>
+              </w:rPr>
+              <w:t>定位状态，1 定位，0 未定位</w:t>
+            </w:r>
+          </w:p>
+        </w:tc>
+      </w:tr>
+      <w:tr>
+        <w:tc>
+          <w:tcPr>
+            <w:tcW w:type="dxa" w:w="2767"/>
+            <w:vAlign w:val="center"/>
+          </w:tcPr>
+          <w:p>
+            <w:pPr>
+              <w:jc w:val="left"/>
+            </w:pPr>
+            <w:r/>
+            <w:r>
+              <w:rPr>
+                <w:rFonts w:ascii="宋体" w:hAnsi="宋体"/>
+                <w:b w:val="0"/>
+                <w:sz w:val="18"/>
+              </w:rPr>
+              <w:t>data.reportTime</w:t>
+            </w:r>
+          </w:p>
+        </w:tc>
+        <w:tc>
+          <w:tcPr>
+            <w:tcW w:type="dxa" w:w="2765"/>
+            <w:vAlign w:val="center"/>
+          </w:tcPr>
+          <w:p>
+            <w:pPr>
+              <w:jc w:val="left"/>
+            </w:pPr>
+            <w:r/>
+            <w:r>
+              <w:rPr>
+                <w:rFonts w:ascii="宋体" w:hAnsi="宋体"/>
+                <w:b w:val="0"/>
+                <w:sz w:val="18"/>
+              </w:rPr>
+              <w:t>string</w:t>
+            </w:r>
+          </w:p>
+        </w:tc>
+        <w:tc>
+          <w:tcPr>
+            <w:tcW w:type="dxa" w:w="2764"/>
+            <w:vAlign w:val="center"/>
+          </w:tcPr>
+          <w:p>
+            <w:pPr>
+              <w:jc w:val="left"/>
+            </w:pPr>
+            <w:r/>
+            <w:r>
+              <w:rPr>
+                <w:rFonts w:ascii="宋体" w:hAnsi="宋体"/>
+                <w:b w:val="0"/>
+                <w:sz w:val="18"/>
+              </w:rPr>
+              <w:t>GPS 数据时间</w:t>
+            </w:r>
+          </w:p>
+        </w:tc>
+      </w:tr>
+      <w:tr>
+        <w:tc>
+          <w:tcPr>
+            <w:tcW w:type="dxa" w:w="2767"/>
+            <w:vAlign w:val="center"/>
+          </w:tcPr>
+          <w:p>
+            <w:pPr>
+              <w:jc w:val="left"/>
+            </w:pPr>
+            <w:r/>
+            <w:r>
+              <w:rPr>
+                <w:rFonts w:ascii="宋体" w:hAnsi="宋体"/>
+                <w:b w:val="0"/>
+                <w:sz w:val="18"/>
+              </w:rPr>
+              <w:t>data.sendTime</w:t>
+            </w:r>
+          </w:p>
+        </w:tc>
+        <w:tc>
+          <w:tcPr>
+            <w:tcW w:type="dxa" w:w="2765"/>
+            <w:vAlign w:val="center"/>
+          </w:tcPr>
+          <w:p>
+            <w:pPr>
+              <w:jc w:val="left"/>
+            </w:pPr>
+            <w:r/>
+            <w:r>
+              <w:rPr>
+                <w:rFonts w:ascii="宋体" w:hAnsi="宋体"/>
+                <w:b w:val="0"/>
+                <w:sz w:val="18"/>
+              </w:rPr>
+              <w:t>string</w:t>
+            </w:r>
+          </w:p>
+        </w:tc>
+        <w:tc>
+          <w:tcPr>
+            <w:tcW w:type="dxa" w:w="2764"/>
+            <w:vAlign w:val="center"/>
+          </w:tcPr>
+          <w:p>
+            <w:pPr>
+              <w:jc w:val="left"/>
+            </w:pPr>
+            <w:r/>
+            <w:r>
+              <w:rPr>
+                <w:rFonts w:ascii="宋体" w:hAnsi="宋体"/>
+                <w:b w:val="0"/>
+                <w:sz w:val="18"/>
+              </w:rPr>
+              <w:t>数据发送时间</w:t>
+            </w:r>
+          </w:p>
+        </w:tc>
+      </w:tr>
+      <w:tr>
+        <w:tc>
+          <w:tcPr>
+            <w:tcW w:type="dxa" w:w="2767"/>
+            <w:vAlign w:val="center"/>
+          </w:tcPr>
+          <w:p>
+            <w:pPr>
+              <w:jc w:val="left"/>
+            </w:pPr>
+            <w:r/>
+            <w:r>
+              <w:rPr>
+                <w:rFonts w:ascii="宋体" w:hAnsi="宋体"/>
+                <w:b w:val="0"/>
+                <w:sz w:val="18"/>
+              </w:rPr>
+              <w:t>data.receiveTime</w:t>
+            </w:r>
+          </w:p>
+        </w:tc>
+        <w:tc>
+          <w:tcPr>
+            <w:tcW w:type="dxa" w:w="2765"/>
+            <w:vAlign w:val="center"/>
+          </w:tcPr>
+          <w:p>
+            <w:pPr>
+              <w:jc w:val="left"/>
+            </w:pPr>
+            <w:r/>
+            <w:r>
+              <w:rPr>
+                <w:rFonts w:ascii="宋体" w:hAnsi="宋体"/>
+                <w:b w:val="0"/>
+                <w:sz w:val="18"/>
+              </w:rPr>
+              <w:t>string</w:t>
+            </w:r>
+          </w:p>
+        </w:tc>
+        <w:tc>
+          <w:tcPr>
+            <w:tcW w:type="dxa" w:w="2764"/>
+            <w:vAlign w:val="center"/>
+          </w:tcPr>
+          <w:p>
+            <w:pPr>
+              <w:jc w:val="left"/>
+            </w:pPr>
+            <w:r/>
+            <w:r>
+              <w:rPr>
+                <w:rFonts w:ascii="宋体" w:hAnsi="宋体"/>
+                <w:b w:val="0"/>
+                <w:sz w:val="18"/>
+              </w:rPr>
+              <w:t>数据收到时间</w:t>
+            </w:r>
+          </w:p>
+        </w:tc>
+      </w:tr>
+      <w:tr>
+        <w:tc>
+          <w:tcPr>
+            <w:tcW w:type="dxa" w:w="2767"/>
+            <w:vAlign w:val="center"/>
+          </w:tcPr>
+          <w:p>
+            <w:pPr>
+              <w:jc w:val="left"/>
+            </w:pPr>
+            <w:r/>
+            <w:r>
+              <w:rPr>
+                <w:rFonts w:ascii="宋体" w:hAnsi="宋体"/>
+                <w:b w:val="0"/>
+                <w:sz w:val="18"/>
+              </w:rPr>
+              <w:t>data.continueVoyage</w:t>
+            </w:r>
+          </w:p>
+        </w:tc>
+        <w:tc>
+          <w:tcPr>
+            <w:tcW w:type="dxa" w:w="2765"/>
+            <w:vAlign w:val="center"/>
+          </w:tcPr>
+          <w:p>
+            <w:pPr>
+              <w:jc w:val="left"/>
+            </w:pPr>
+            <w:r/>
+            <w:r>
+              <w:rPr>
+                <w:rFonts w:ascii="宋体" w:hAnsi="宋体"/>
+                <w:b w:val="0"/>
+                <w:sz w:val="18"/>
+              </w:rPr>
+              <w:t>string</w:t>
+            </w:r>
+          </w:p>
+        </w:tc>
+        <w:tc>
+          <w:tcPr>
+            <w:tcW w:type="dxa" w:w="2764"/>
+            <w:vAlign w:val="center"/>
+          </w:tcPr>
+          <w:p>
+            <w:pPr>
+              <w:jc w:val="left"/>
+            </w:pPr>
+            <w:r/>
+            <w:r>
+              <w:rPr>
+                <w:rFonts w:ascii="宋体" w:hAnsi="宋体"/>
+                <w:b w:val="0"/>
+                <w:sz w:val="18"/>
+              </w:rPr>
+              <w:t>续航里程</w:t>
+            </w:r>
+          </w:p>
+        </w:tc>
+      </w:tr>
+      <w:tr>
+        <w:tc>
+          <w:tcPr>
+            <w:tcW w:type="dxa" w:w="2767"/>
+            <w:vAlign w:val="center"/>
+          </w:tcPr>
+          <w:p>
+            <w:pPr>
+              <w:jc w:val="left"/>
+            </w:pPr>
+            <w:r/>
+            <w:r>
+              <w:rPr>
+                <w:rFonts w:ascii="宋体" w:hAnsi="宋体"/>
+                <w:b w:val="0"/>
+                <w:sz w:val="18"/>
+              </w:rPr>
+              <w:t>data.carVoltage</w:t>
+            </w:r>
+          </w:p>
+        </w:tc>
+        <w:tc>
+          <w:tcPr>
+            <w:tcW w:type="dxa" w:w="2765"/>
+            <w:vAlign w:val="center"/>
+          </w:tcPr>
+          <w:p>
+            <w:pPr>
+              <w:jc w:val="left"/>
+            </w:pPr>
+            <w:r/>
+            <w:r>
+              <w:rPr>
+                <w:rFonts w:ascii="宋体" w:hAnsi="宋体"/>
+                <w:b w:val="0"/>
+                <w:sz w:val="18"/>
+              </w:rPr>
+              <w:t>string</w:t>
+            </w:r>
+          </w:p>
+        </w:tc>
+        <w:tc>
+          <w:tcPr>
+            <w:tcW w:type="dxa" w:w="2764"/>
+            <w:vAlign w:val="center"/>
+          </w:tcPr>
+          <w:p>
+            <w:pPr>
+              <w:jc w:val="left"/>
+            </w:pPr>
+            <w:r/>
+            <w:r>
+              <w:rPr>
+                <w:rFonts w:ascii="宋体" w:hAnsi="宋体"/>
+                <w:b w:val="0"/>
+                <w:sz w:val="18"/>
+              </w:rPr>
+              <w:t>车辆电压</w:t>
+            </w:r>
+          </w:p>
+        </w:tc>
+      </w:tr>
+      <w:tr>
+        <w:tc>
+          <w:tcPr>
+            <w:tcW w:type="dxa" w:w="2767"/>
+            <w:vAlign w:val="center"/>
+          </w:tcPr>
+          <w:p>
+            <w:pPr>
+              <w:jc w:val="left"/>
+            </w:pPr>
+            <w:r/>
+            <w:r>
+              <w:rPr>
+                <w:rFonts w:ascii="宋体" w:hAnsi="宋体"/>
+                <w:b w:val="0"/>
+                <w:sz w:val="18"/>
+              </w:rPr>
+              <w:t>data.carFortificationStatus</w:t>
+            </w:r>
+          </w:p>
+        </w:tc>
+        <w:tc>
+          <w:tcPr>
+            <w:tcW w:type="dxa" w:w="2765"/>
+            <w:vAlign w:val="center"/>
+          </w:tcPr>
+          <w:p>
+            <w:pPr>
+              <w:jc w:val="left"/>
+            </w:pPr>
+            <w:r/>
+            <w:r>
+              <w:rPr>
+                <w:rFonts w:ascii="宋体" w:hAnsi="宋体"/>
+                <w:b w:val="0"/>
+                <w:sz w:val="18"/>
+              </w:rPr>
+              <w:t>int</w:t>
+            </w:r>
+          </w:p>
+        </w:tc>
+        <w:tc>
+          <w:tcPr>
+            <w:tcW w:type="dxa" w:w="2764"/>
+            <w:vAlign w:val="center"/>
+          </w:tcPr>
+          <w:p>
+            <w:pPr>
+              <w:jc w:val="left"/>
+            </w:pPr>
+            <w:r/>
+            <w:r>
+              <w:rPr>
+                <w:rFonts w:ascii="宋体" w:hAnsi="宋体"/>
+                <w:b w:val="0"/>
+                <w:sz w:val="18"/>
+              </w:rPr>
+              <w:t>车辆安全状态，1 设防，0 撤防</w:t>
+            </w:r>
+          </w:p>
+        </w:tc>
+      </w:tr>
+      <w:tr>
+        <w:tc>
+          <w:tcPr>
+            <w:tcW w:type="dxa" w:w="2767"/>
+            <w:vAlign w:val="center"/>
+          </w:tcPr>
+          <w:p>
+            <w:pPr>
+              <w:jc w:val="left"/>
+            </w:pPr>
+            <w:r/>
+            <w:r>
+              <w:rPr>
+                <w:rFonts w:ascii="宋体" w:hAnsi="宋体"/>
+                <w:b w:val="0"/>
+                <w:sz w:val="18"/>
+              </w:rPr>
+              <w:t>data.brakeStatus</w:t>
+            </w:r>
+          </w:p>
+        </w:tc>
+        <w:tc>
+          <w:tcPr>
+            <w:tcW w:type="dxa" w:w="2765"/>
+            <w:vAlign w:val="center"/>
+          </w:tcPr>
+          <w:p>
+            <w:pPr>
+              <w:jc w:val="left"/>
+            </w:pPr>
+            <w:r/>
+            <w:r>
+              <w:rPr>
+                <w:rFonts w:ascii="宋体" w:hAnsi="宋体"/>
+                <w:b w:val="0"/>
+                <w:sz w:val="18"/>
+              </w:rPr>
+              <w:t>int</w:t>
+            </w:r>
+          </w:p>
+        </w:tc>
+        <w:tc>
+          <w:tcPr>
+            <w:tcW w:type="dxa" w:w="2764"/>
+            <w:vAlign w:val="center"/>
+          </w:tcPr>
+          <w:p>
+            <w:pPr>
+              <w:jc w:val="left"/>
+            </w:pPr>
+            <w:r/>
+            <w:r>
+              <w:rPr>
+                <w:rFonts w:ascii="宋体" w:hAnsi="宋体"/>
+                <w:b w:val="0"/>
+                <w:sz w:val="18"/>
+              </w:rPr>
+              <w:t>手刹状态，1 刹车/拉起，0 未刹车/放下</w:t>
+            </w:r>
+          </w:p>
+        </w:tc>
+      </w:tr>
+      <w:tr>
+        <w:tc>
+          <w:tcPr>
+            <w:tcW w:type="dxa" w:w="2767"/>
+            <w:vAlign w:val="center"/>
+          </w:tcPr>
+          <w:p>
+            <w:pPr>
+              <w:jc w:val="left"/>
+            </w:pPr>
+            <w:r/>
+            <w:r>
+              <w:rPr>
+                <w:rFonts w:ascii="宋体" w:hAnsi="宋体"/>
+                <w:b w:val="0"/>
+                <w:sz w:val="18"/>
+              </w:rPr>
+              <w:t>data.footBrakeStatus</w:t>
+            </w:r>
+          </w:p>
+        </w:tc>
+        <w:tc>
+          <w:tcPr>
+            <w:tcW w:type="dxa" w:w="2765"/>
+            <w:vAlign w:val="center"/>
+          </w:tcPr>
+          <w:p>
+            <w:pPr>
+              <w:jc w:val="left"/>
+            </w:pPr>
+            <w:r/>
+            <w:r>
+              <w:rPr>
+                <w:rFonts w:ascii="宋体" w:hAnsi="宋体"/>
+                <w:b w:val="0"/>
+                <w:sz w:val="18"/>
+              </w:rPr>
+              <w:t>int</w:t>
+            </w:r>
+          </w:p>
+        </w:tc>
+        <w:tc>
+          <w:tcPr>
+            <w:tcW w:type="dxa" w:w="2764"/>
+            <w:vAlign w:val="center"/>
+          </w:tcPr>
+          <w:p>
+            <w:pPr>
+              <w:jc w:val="left"/>
+            </w:pPr>
+            <w:r/>
+            <w:r>
+              <w:rPr>
+                <w:rFonts w:ascii="宋体" w:hAnsi="宋体"/>
+                <w:b w:val="0"/>
+                <w:sz w:val="18"/>
+              </w:rPr>
+              <w:t>脚刹状态，1 踩下，0 未踩</w:t>
+            </w:r>
+          </w:p>
+        </w:tc>
+      </w:tr>
+      <w:tr>
+        <w:tc>
+          <w:tcPr>
+            <w:tcW w:type="dxa" w:w="2767"/>
+            <w:vAlign w:val="center"/>
+          </w:tcPr>
+          <w:p>
+            <w:pPr>
+              <w:jc w:val="left"/>
+            </w:pPr>
+            <w:r/>
+            <w:r>
+              <w:rPr>
+                <w:rFonts w:ascii="宋体" w:hAnsi="宋体"/>
+                <w:b w:val="0"/>
+                <w:sz w:val="18"/>
+              </w:rPr>
+              <w:t>data.light1Status</w:t>
+            </w:r>
+          </w:p>
+        </w:tc>
+        <w:tc>
+          <w:tcPr>
+            <w:tcW w:type="dxa" w:w="2765"/>
+            <w:vAlign w:val="center"/>
+          </w:tcPr>
+          <w:p>
+            <w:pPr>
+              <w:jc w:val="left"/>
+            </w:pPr>
+            <w:r/>
+            <w:r>
+              <w:rPr>
+                <w:rFonts w:ascii="宋体" w:hAnsi="宋体"/>
+                <w:b w:val="0"/>
+                <w:sz w:val="18"/>
+              </w:rPr>
+              <w:t>int</w:t>
+            </w:r>
+          </w:p>
+        </w:tc>
+        <w:tc>
+          <w:tcPr>
+            <w:tcW w:type="dxa" w:w="2764"/>
+            <w:vAlign w:val="center"/>
+          </w:tcPr>
+          <w:p>
+            <w:pPr>
+              <w:jc w:val="left"/>
+            </w:pPr>
+            <w:r/>
+            <w:r>
+              <w:rPr>
+                <w:rFonts w:ascii="宋体" w:hAnsi="宋体"/>
+                <w:b w:val="0"/>
+                <w:sz w:val="18"/>
+              </w:rPr>
+              <w:t>左转灯状态，1 亮，0 灭</w:t>
+            </w:r>
+          </w:p>
+        </w:tc>
+      </w:tr>
+      <w:tr>
+        <w:tc>
+          <w:tcPr>
+            <w:tcW w:type="dxa" w:w="2767"/>
+            <w:vAlign w:val="center"/>
+          </w:tcPr>
+          <w:p>
+            <w:pPr>
+              <w:jc w:val="left"/>
+            </w:pPr>
+            <w:r/>
+            <w:r>
+              <w:rPr>
+                <w:rFonts w:ascii="宋体" w:hAnsi="宋体"/>
+                <w:b w:val="0"/>
+                <w:sz w:val="18"/>
+              </w:rPr>
+              <w:t>data.light2Status</w:t>
+            </w:r>
+          </w:p>
+        </w:tc>
+        <w:tc>
+          <w:tcPr>
+            <w:tcW w:type="dxa" w:w="2765"/>
+            <w:vAlign w:val="center"/>
+          </w:tcPr>
+          <w:p>
+            <w:pPr>
+              <w:jc w:val="left"/>
+            </w:pPr>
+            <w:r/>
+            <w:r>
+              <w:rPr>
+                <w:rFonts w:ascii="宋体" w:hAnsi="宋体"/>
+                <w:b w:val="0"/>
+                <w:sz w:val="18"/>
+              </w:rPr>
+              <w:t>int</w:t>
+            </w:r>
+          </w:p>
+        </w:tc>
+        <w:tc>
+          <w:tcPr>
+            <w:tcW w:type="dxa" w:w="2764"/>
+            <w:vAlign w:val="center"/>
+          </w:tcPr>
+          <w:p>
+            <w:pPr>
+              <w:jc w:val="left"/>
+            </w:pPr>
+            <w:r/>
+            <w:r>
+              <w:rPr>
+                <w:rFonts w:ascii="宋体" w:hAnsi="宋体"/>
+                <w:b w:val="0"/>
+                <w:sz w:val="18"/>
+              </w:rPr>
+              <w:t>右转灯状态，1 亮，0 灭</w:t>
+            </w:r>
+          </w:p>
+        </w:tc>
+      </w:tr>
+      <w:tr>
+        <w:tc>
+          <w:tcPr>
+            <w:tcW w:type="dxa" w:w="2767"/>
+            <w:vAlign w:val="center"/>
+          </w:tcPr>
+          <w:p>
+            <w:pPr>
+              <w:jc w:val="left"/>
+            </w:pPr>
+            <w:r/>
+            <w:r>
+              <w:rPr>
+                <w:rFonts w:ascii="宋体" w:hAnsi="宋体"/>
+                <w:b w:val="0"/>
+                <w:sz w:val="18"/>
+              </w:rPr>
+              <w:t>data.window1status</w:t>
+            </w:r>
+          </w:p>
+        </w:tc>
+        <w:tc>
+          <w:tcPr>
+            <w:tcW w:type="dxa" w:w="2765"/>
+            <w:vAlign w:val="center"/>
+          </w:tcPr>
+          <w:p>
+            <w:pPr>
+              <w:jc w:val="left"/>
+            </w:pPr>
+            <w:r/>
+            <w:r>
+              <w:rPr>
+                <w:rFonts w:ascii="宋体" w:hAnsi="宋体"/>
+                <w:b w:val="0"/>
+                <w:sz w:val="18"/>
+              </w:rPr>
+              <w:t>int</w:t>
+            </w:r>
+          </w:p>
+        </w:tc>
+        <w:tc>
+          <w:tcPr>
+            <w:tcW w:type="dxa" w:w="2764"/>
+            <w:vAlign w:val="center"/>
+          </w:tcPr>
+          <w:p>
+            <w:pPr>
+              <w:jc w:val="left"/>
+            </w:pPr>
+            <w:r/>
+            <w:r>
+              <w:rPr>
+                <w:rFonts w:ascii="宋体" w:hAnsi="宋体"/>
+                <w:b w:val="0"/>
+                <w:sz w:val="18"/>
+              </w:rPr>
+              <w:t>主驾车窗状态，1 开，0 关</w:t>
+            </w:r>
+          </w:p>
+        </w:tc>
+      </w:tr>
+      <w:tr>
+        <w:tc>
+          <w:tcPr>
+            <w:tcW w:type="dxa" w:w="2767"/>
+            <w:vAlign w:val="center"/>
+          </w:tcPr>
+          <w:p>
+            <w:pPr>
+              <w:jc w:val="left"/>
+            </w:pPr>
+            <w:r/>
+            <w:r>
+              <w:rPr>
+                <w:rFonts w:ascii="宋体" w:hAnsi="宋体"/>
+                <w:b w:val="0"/>
+                <w:sz w:val="18"/>
+              </w:rPr>
+              <w:t>data.window2status</w:t>
+            </w:r>
+          </w:p>
+        </w:tc>
+        <w:tc>
+          <w:tcPr>
+            <w:tcW w:type="dxa" w:w="2765"/>
+            <w:vAlign w:val="center"/>
+          </w:tcPr>
+          <w:p>
+            <w:pPr>
+              <w:jc w:val="left"/>
+            </w:pPr>
+            <w:r/>
+            <w:r>
+              <w:rPr>
+                <w:rFonts w:ascii="宋体" w:hAnsi="宋体"/>
+                <w:b w:val="0"/>
+                <w:sz w:val="18"/>
+              </w:rPr>
+              <w:t>int</w:t>
+            </w:r>
+          </w:p>
+        </w:tc>
+        <w:tc>
+          <w:tcPr>
+            <w:tcW w:type="dxa" w:w="2764"/>
+            <w:vAlign w:val="center"/>
+          </w:tcPr>
+          <w:p>
+            <w:pPr>
+              <w:jc w:val="left"/>
+            </w:pPr>
+            <w:r/>
+            <w:r>
+              <w:rPr>
+                <w:rFonts w:ascii="宋体" w:hAnsi="宋体"/>
+                <w:b w:val="0"/>
+                <w:sz w:val="18"/>
+              </w:rPr>
+              <w:t>副驾车窗状态，1 开，0 关</w:t>
+            </w:r>
+          </w:p>
+        </w:tc>
+      </w:tr>
+      <w:tr>
+        <w:tc>
+          <w:tcPr>
+            <w:tcW w:type="dxa" w:w="2767"/>
+            <w:vAlign w:val="center"/>
+          </w:tcPr>
+          <w:p>
+            <w:pPr>
+              <w:jc w:val="left"/>
+            </w:pPr>
+            <w:r/>
+            <w:r>
+              <w:rPr>
+                <w:rFonts w:ascii="宋体" w:hAnsi="宋体"/>
+                <w:b w:val="0"/>
+                <w:sz w:val="18"/>
+              </w:rPr>
+              <w:t>data.window3status</w:t>
+            </w:r>
+          </w:p>
+        </w:tc>
+        <w:tc>
+          <w:tcPr>
+            <w:tcW w:type="dxa" w:w="2765"/>
+            <w:vAlign w:val="center"/>
+          </w:tcPr>
+          <w:p>
+            <w:pPr>
+              <w:jc w:val="left"/>
+            </w:pPr>
+            <w:r/>
+            <w:r>
+              <w:rPr>
+                <w:rFonts w:ascii="宋体" w:hAnsi="宋体"/>
+                <w:b w:val="0"/>
+                <w:sz w:val="18"/>
+              </w:rPr>
+              <w:t>int</w:t>
+            </w:r>
+          </w:p>
+        </w:tc>
+        <w:tc>
+          <w:tcPr>
+            <w:tcW w:type="dxa" w:w="2764"/>
+            <w:vAlign w:val="center"/>
+          </w:tcPr>
+          <w:p>
+            <w:pPr>
+              <w:jc w:val="left"/>
+            </w:pPr>
+            <w:r/>
+            <w:r>
+              <w:rPr>
+                <w:rFonts w:ascii="宋体" w:hAnsi="宋体"/>
+                <w:b w:val="0"/>
+                <w:sz w:val="18"/>
+              </w:rPr>
+              <w:t>左后车窗状态，1 开，0 关</w:t>
+            </w:r>
+          </w:p>
+        </w:tc>
+      </w:tr>
+      <w:tr>
+        <w:tc>
+          <w:tcPr>
+            <w:tcW w:type="dxa" w:w="2767"/>
+            <w:vAlign w:val="center"/>
+          </w:tcPr>
+          <w:p>
+            <w:pPr>
+              <w:jc w:val="left"/>
+            </w:pPr>
+            <w:r/>
+            <w:r>
+              <w:rPr>
+                <w:rFonts w:ascii="宋体" w:hAnsi="宋体"/>
+                <w:b w:val="0"/>
+                <w:sz w:val="18"/>
+              </w:rPr>
+              <w:t>data.window4status</w:t>
+            </w:r>
+          </w:p>
+        </w:tc>
+        <w:tc>
+          <w:tcPr>
+            <w:tcW w:type="dxa" w:w="2765"/>
+            <w:vAlign w:val="center"/>
+          </w:tcPr>
+          <w:p>
+            <w:pPr>
+              <w:jc w:val="left"/>
+            </w:pPr>
+            <w:r/>
+            <w:r>
+              <w:rPr>
+                <w:rFonts w:ascii="宋体" w:hAnsi="宋体"/>
+                <w:b w:val="0"/>
+                <w:sz w:val="18"/>
+              </w:rPr>
+              <w:t>int</w:t>
+            </w:r>
+          </w:p>
+        </w:tc>
+        <w:tc>
+          <w:tcPr>
+            <w:tcW w:type="dxa" w:w="2764"/>
+            <w:vAlign w:val="center"/>
+          </w:tcPr>
+          <w:p>
+            <w:pPr>
+              <w:jc w:val="left"/>
+            </w:pPr>
+            <w:r/>
+            <w:r>
+              <w:rPr>
+                <w:rFonts w:ascii="宋体" w:hAnsi="宋体"/>
+                <w:b w:val="0"/>
+                <w:sz w:val="18"/>
+              </w:rPr>
+              <w:t>右后车窗状态，1 开，0 关</w:t>
+            </w:r>
+          </w:p>
+        </w:tc>
+      </w:tr>
+      <w:tr>
+        <w:tc>
+          <w:tcPr>
+            <w:tcW w:type="dxa" w:w="2767"/>
+            <w:vAlign w:val="center"/>
+          </w:tcPr>
+          <w:p>
+            <w:pPr>
+              <w:jc w:val="left"/>
+            </w:pPr>
+            <w:r/>
+            <w:r>
+              <w:rPr>
+                <w:rFonts w:ascii="宋体" w:hAnsi="宋体"/>
+                <w:b w:val="0"/>
+                <w:sz w:val="18"/>
+              </w:rPr>
+              <w:t>data.totalAverageFuel</w:t>
+            </w:r>
+          </w:p>
+        </w:tc>
+        <w:tc>
+          <w:tcPr>
+            <w:tcW w:type="dxa" w:w="2765"/>
+            <w:vAlign w:val="center"/>
+          </w:tcPr>
+          <w:p>
+            <w:pPr>
+              <w:jc w:val="left"/>
+            </w:pPr>
+            <w:r/>
+            <w:r>
+              <w:rPr>
+                <w:rFonts w:ascii="宋体" w:hAnsi="宋体"/>
+                <w:b w:val="0"/>
+                <w:sz w:val="18"/>
+              </w:rPr>
+              <w:t>string</w:t>
+            </w:r>
+          </w:p>
+        </w:tc>
+        <w:tc>
+          <w:tcPr>
+            <w:tcW w:type="dxa" w:w="2764"/>
+            <w:vAlign w:val="center"/>
+          </w:tcPr>
+          <w:p>
+            <w:pPr>
+              <w:jc w:val="left"/>
+            </w:pPr>
+            <w:r/>
+            <w:r>
+              <w:rPr>
+                <w:rFonts w:ascii="宋体" w:hAnsi="宋体"/>
+                <w:b w:val="0"/>
+                <w:sz w:val="18"/>
+              </w:rPr>
+              <w:t>总平均油耗/百公里油耗</w:t>
             </w:r>
           </w:p>
         </w:tc>
@@ -14651,7 +17732,7 @@
       </w:pPr>
       <w:r>
         <w:rPr>
-          <w:rFonts w:ascii="Consolas" w:eastAsia="Consolas" w:hAnsi="Consolas"/>
+          <w:rFonts w:ascii="Consolas" w:hAnsi="Consolas"/>
           <w:sz w:val="18"/>
         </w:rPr>
         <w:t>{</w:t>
@@ -14666,7 +17747,7 @@
       </w:pPr>
       <w:r>
         <w:rPr>
-          <w:rFonts w:ascii="Consolas" w:eastAsia="Consolas" w:hAnsi="Consolas"/>
+          <w:rFonts w:ascii="Consolas" w:hAnsi="Consolas"/>
           <w:sz w:val="18"/>
         </w:rPr>
         <w:t xml:space="preserve">  "code": 0,</w:t>
@@ -14681,7 +17762,7 @@
       </w:pPr>
       <w:r>
         <w:rPr>
-          <w:rFonts w:ascii="Consolas" w:eastAsia="Consolas" w:hAnsi="Consolas"/>
+          <w:rFonts w:ascii="Consolas" w:hAnsi="Consolas"/>
           <w:sz w:val="18"/>
         </w:rPr>
         <w:t xml:space="preserve">  "message": "success",</w:t>
@@ -14696,7 +17777,7 @@
       </w:pPr>
       <w:r>
         <w:rPr>
-          <w:rFonts w:ascii="Consolas" w:eastAsia="Consolas" w:hAnsi="Consolas"/>
+          <w:rFonts w:ascii="Consolas" w:hAnsi="Consolas"/>
           <w:sz w:val="18"/>
         </w:rPr>
         <w:t xml:space="preserve">  "data": {</w:t>
@@ -14711,7 +17792,7 @@
       </w:pPr>
       <w:r>
         <w:rPr>
-          <w:rFonts w:ascii="Consolas" w:eastAsia="Consolas" w:hAnsi="Consolas"/>
+          <w:rFonts w:ascii="Consolas" w:hAnsi="Consolas"/>
           <w:sz w:val="18"/>
         </w:rPr>
         <w:t xml:space="preserve">    "vin": "LDC613P23P1234567",</w:t>
@@ -14726,7 +17807,7 @@
       </w:pPr>
       <w:r>
         <w:rPr>
-          <w:rFonts w:ascii="Consolas" w:eastAsia="Consolas" w:hAnsi="Consolas"/>
+          <w:rFonts w:ascii="Consolas" w:hAnsi="Consolas"/>
           <w:sz w:val="18"/>
         </w:rPr>
         <w:t xml:space="preserve">    "plateNo": "川A12345",</w:t>
@@ -14741,10 +17822,10 @@
       </w:pPr>
       <w:r>
         <w:rPr>
-          <w:rFonts w:ascii="Consolas" w:eastAsia="Consolas" w:hAnsi="Consolas"/>
-          <w:sz w:val="18"/>
-        </w:rPr>
-        <w:t xml:space="preserve">    "brand": "示例品牌",</w:t>
+          <w:rFonts w:ascii="Consolas" w:hAnsi="Consolas"/>
+          <w:sz w:val="18"/>
+        </w:rPr>
+        <w:t xml:space="preserve">    "vehicleStatus": 1,</w:t>
       </w:r>
     </w:p>
     <w:p>
@@ -14756,10 +17837,10 @@
       </w:pPr>
       <w:r>
         <w:rPr>
-          <w:rFonts w:ascii="Consolas" w:eastAsia="Consolas" w:hAnsi="Consolas"/>
-          <w:sz w:val="18"/>
-        </w:rPr>
-        <w:t xml:space="preserve">    "series": "示例车系",</w:t>
+          <w:rFonts w:ascii="Consolas" w:hAnsi="Consolas"/>
+          <w:sz w:val="18"/>
+        </w:rPr>
+        <w:t xml:space="preserve">    "lockStatus": 1,</w:t>
       </w:r>
     </w:p>
     <w:p>
@@ -14771,10 +17852,10 @@
       </w:pPr>
       <w:r>
         <w:rPr>
-          <w:rFonts w:ascii="Consolas" w:eastAsia="Consolas" w:hAnsi="Consolas"/>
-          <w:sz w:val="18"/>
-        </w:rPr>
-        <w:t xml:space="preserve">    "model": "示例车型",</w:t>
+          <w:rFonts w:ascii="Consolas" w:hAnsi="Consolas"/>
+          <w:sz w:val="18"/>
+        </w:rPr>
+        <w:t xml:space="preserve">    "mileage": 12580.6,</w:t>
       </w:r>
     </w:p>
     <w:p>
@@ -14786,10 +17867,10 @@
       </w:pPr>
       <w:r>
         <w:rPr>
-          <w:rFonts w:ascii="Consolas" w:eastAsia="Consolas" w:hAnsi="Consolas"/>
-          <w:sz w:val="18"/>
-        </w:rPr>
-        <w:t xml:space="preserve">    "vehicleStatus": "online",</w:t>
+          <w:rFonts w:ascii="Consolas" w:hAnsi="Consolas"/>
+          <w:sz w:val="18"/>
+        </w:rPr>
+        <w:t xml:space="preserve">    "fuelPercent": 62.5,</w:t>
       </w:r>
     </w:p>
     <w:p>
@@ -14801,10 +17882,10 @@
       </w:pPr>
       <w:r>
         <w:rPr>
-          <w:rFonts w:ascii="Consolas" w:eastAsia="Consolas" w:hAnsi="Consolas"/>
-          <w:sz w:val="18"/>
-        </w:rPr>
-        <w:t xml:space="preserve">    "lockStatus": "locked",</w:t>
+          <w:rFonts w:ascii="Consolas" w:hAnsi="Consolas"/>
+          <w:sz w:val="18"/>
+        </w:rPr>
+        <w:t xml:space="preserve">    "socPercent": 78.0,</w:t>
       </w:r>
     </w:p>
     <w:p>
@@ -14816,10 +17897,10 @@
       </w:pPr>
       <w:r>
         <w:rPr>
-          <w:rFonts w:ascii="Consolas" w:eastAsia="Consolas" w:hAnsi="Consolas"/>
-          <w:sz w:val="18"/>
-        </w:rPr>
-        <w:t xml:space="preserve">    "mileage": 12580.6,</w:t>
+          <w:rFonts w:ascii="Consolas" w:hAnsi="Consolas"/>
+          <w:sz w:val="18"/>
+        </w:rPr>
+        <w:t xml:space="preserve">    "longitude": 104.06654,</w:t>
       </w:r>
     </w:p>
     <w:p>
@@ -14831,10 +17912,10 @@
       </w:pPr>
       <w:r>
         <w:rPr>
-          <w:rFonts w:ascii="Consolas" w:eastAsia="Consolas" w:hAnsi="Consolas"/>
-          <w:sz w:val="18"/>
-        </w:rPr>
-        <w:t xml:space="preserve">    "fuelPercent": 62.5,</w:t>
+          <w:rFonts w:ascii="Consolas" w:hAnsi="Consolas"/>
+          <w:sz w:val="18"/>
+        </w:rPr>
+        <w:t xml:space="preserve">    "latitude": 30.57227,</w:t>
       </w:r>
     </w:p>
     <w:p>
@@ -14846,11 +17927,10 @@
       </w:pPr>
       <w:r>
         <w:rPr>
-          <w:rFonts w:ascii="Consolas" w:eastAsia="Consolas" w:hAnsi="Consolas"/>
-          <w:sz w:val="18"/>
-        </w:rPr>
-        <w:lastRenderedPageBreak/>
-        <w:t xml:space="preserve">    "socPercent": 78.0,</w:t>
+          <w:rFonts w:ascii="Consolas" w:hAnsi="Consolas"/>
+          <w:sz w:val="18"/>
+        </w:rPr>
+        <w:t xml:space="preserve">    "gpsTime": "2025-05-19 09:30:00",</w:t>
       </w:r>
     </w:p>
     <w:p>
@@ -14862,10 +17942,10 @@
       </w:pPr>
       <w:r>
         <w:rPr>
-          <w:rFonts w:ascii="Consolas" w:eastAsia="Consolas" w:hAnsi="Consolas"/>
-          <w:sz w:val="18"/>
-        </w:rPr>
-        <w:t xml:space="preserve">    "longitude": 104.06654,</w:t>
+          <w:rFonts w:ascii="Consolas" w:hAnsi="Consolas"/>
+          <w:sz w:val="18"/>
+        </w:rPr>
+        <w:t xml:space="preserve">    "updateTime": "2025-05-19 09:31:00",</w:t>
       </w:r>
     </w:p>
     <w:p>
@@ -14877,10 +17957,10 @@
       </w:pPr>
       <w:r>
         <w:rPr>
-          <w:rFonts w:ascii="Consolas" w:eastAsia="Consolas" w:hAnsi="Consolas"/>
-          <w:sz w:val="18"/>
-        </w:rPr>
-        <w:t xml:space="preserve">    "latitude": 30.57227,</w:t>
+          <w:rFonts w:ascii="Consolas" w:hAnsi="Consolas"/>
+          <w:sz w:val="18"/>
+        </w:rPr>
+        <w:t xml:space="preserve">    "lat": "30.57227",</w:t>
       </w:r>
     </w:p>
     <w:p>
@@ -14892,10 +17972,10 @@
       </w:pPr>
       <w:r>
         <w:rPr>
-          <w:rFonts w:ascii="Consolas" w:eastAsia="Consolas" w:hAnsi="Consolas"/>
-          <w:sz w:val="18"/>
-        </w:rPr>
-        <w:t xml:space="preserve">    "gpsTime": "2025-05-19 09:30:00",</w:t>
+          <w:rFonts w:ascii="Consolas" w:hAnsi="Consolas"/>
+          <w:sz w:val="18"/>
+        </w:rPr>
+        <w:t xml:space="preserve">    "lon": "104.06654",</w:t>
       </w:r>
     </w:p>
     <w:p>
@@ -14907,10 +17987,10 @@
       </w:pPr>
       <w:r>
         <w:rPr>
-          <w:rFonts w:ascii="Consolas" w:eastAsia="Consolas" w:hAnsi="Consolas"/>
-          <w:sz w:val="18"/>
-        </w:rPr>
-        <w:t xml:space="preserve">    "updateTime": "2025-05-19 09:31:00"</w:t>
+          <w:rFonts w:ascii="Consolas" w:hAnsi="Consolas"/>
+          <w:sz w:val="18"/>
+        </w:rPr>
+        <w:t xml:space="preserve">    "altitude": "486.2",</w:t>
       </w:r>
     </w:p>
     <w:p>
@@ -14922,13 +18002,280 @@
       </w:pPr>
       <w:r>
         <w:rPr>
-          <w:rFonts w:ascii="Consolas" w:eastAsia="Consolas" w:hAnsi="Consolas"/>
+          <w:rFonts w:ascii="Consolas" w:hAnsi="Consolas"/>
+          <w:sz w:val="18"/>
+        </w:rPr>
+        <w:t xml:space="preserve">    "speed": "35.5",</w:t>
+      </w:r>
+    </w:p>
+    <w:p>
+      <w:pPr>
+        <w:spacing w:after="120" w:line="312" w:lineRule="auto"/>
+        <w:rPr>
+          <w:rFonts w:hint="eastAsia"/>
+        </w:rPr>
+      </w:pPr>
+      <w:r>
+        <w:rPr>
+          <w:rFonts w:ascii="Consolas" w:hAnsi="Consolas"/>
+          <w:sz w:val="18"/>
+        </w:rPr>
+        <w:t xml:space="preserve">    "direction": "92.0",</w:t>
+      </w:r>
+    </w:p>
+    <w:p>
+      <w:r>
+        <w:rPr>
+          <w:rFonts w:ascii="Consolas" w:hAnsi="Consolas"/>
+          <w:sz w:val="18"/>
+        </w:rPr>
+        <w:t>}</w:t>
+      </w:r>
+    </w:p>
+    <w:p>
+      <w:r>
+        <w:rPr>
+          <w:rFonts w:ascii="Consolas" w:hAnsi="Consolas"/>
+          <w:sz w:val="18"/>
+        </w:rPr>
+        <w:t xml:space="preserve">  "traceId": "0HMSAMPLETRACEID"</w:t>
+      </w:r>
+    </w:p>
+    <w:p>
+      <w:r>
+        <w:rPr>
+          <w:rFonts w:ascii="Consolas" w:hAnsi="Consolas"/>
           <w:sz w:val="18"/>
         </w:rPr>
         <w:t xml:space="preserve">  },</w:t>
       </w:r>
     </w:p>
     <w:p>
+      <w:r>
+        <w:rPr>
+          <w:rFonts w:ascii="Consolas" w:hAnsi="Consolas"/>
+          <w:sz w:val="18"/>
+        </w:rPr>
+        <w:t xml:space="preserve">    "totalAverageFuel": "6.8"</w:t>
+      </w:r>
+    </w:p>
+    <w:p>
+      <w:r>
+        <w:rPr>
+          <w:rFonts w:ascii="Consolas" w:hAnsi="Consolas"/>
+          <w:sz w:val="18"/>
+        </w:rPr>
+        <w:t xml:space="preserve">    "window4status": 0,</w:t>
+      </w:r>
+    </w:p>
+    <w:p>
+      <w:r>
+        <w:rPr>
+          <w:rFonts w:ascii="Consolas" w:hAnsi="Consolas"/>
+          <w:sz w:val="18"/>
+        </w:rPr>
+        <w:t xml:space="preserve">    "window3status": 0,</w:t>
+      </w:r>
+    </w:p>
+    <w:p>
+      <w:r>
+        <w:rPr>
+          <w:rFonts w:ascii="Consolas" w:hAnsi="Consolas"/>
+          <w:sz w:val="18"/>
+        </w:rPr>
+        <w:t xml:space="preserve">    "window2status": 0,</w:t>
+      </w:r>
+    </w:p>
+    <w:p>
+      <w:r>
+        <w:rPr>
+          <w:rFonts w:ascii="Consolas" w:hAnsi="Consolas"/>
+          <w:sz w:val="18"/>
+        </w:rPr>
+        <w:t xml:space="preserve">    "window1status": 0,</w:t>
+      </w:r>
+    </w:p>
+    <w:p>
+      <w:r>
+        <w:rPr>
+          <w:rFonts w:ascii="Consolas" w:hAnsi="Consolas"/>
+          <w:sz w:val="18"/>
+        </w:rPr>
+        <w:t xml:space="preserve">    "light2Status": 0,</w:t>
+      </w:r>
+    </w:p>
+    <w:p>
+      <w:r>
+        <w:rPr>
+          <w:rFonts w:ascii="Consolas" w:hAnsi="Consolas"/>
+          <w:sz w:val="18"/>
+        </w:rPr>
+        <w:t xml:space="preserve">    "light1Status": 0,</w:t>
+      </w:r>
+    </w:p>
+    <w:p>
+      <w:r>
+        <w:rPr>
+          <w:rFonts w:ascii="Consolas" w:hAnsi="Consolas"/>
+          <w:sz w:val="18"/>
+        </w:rPr>
+        <w:t xml:space="preserve">    "footBrakeStatus": 0,</w:t>
+      </w:r>
+    </w:p>
+    <w:p>
+      <w:r>
+        <w:rPr>
+          <w:rFonts w:ascii="Consolas" w:hAnsi="Consolas"/>
+          <w:sz w:val="18"/>
+        </w:rPr>
+        <w:t xml:space="preserve">    "brakeStatus": 0,</w:t>
+      </w:r>
+    </w:p>
+    <w:p>
+      <w:r>
+        <w:rPr>
+          <w:rFonts w:ascii="Consolas" w:hAnsi="Consolas"/>
+          <w:sz w:val="18"/>
+        </w:rPr>
+        <w:t xml:space="preserve">    "carFortificationStatus": 1,</w:t>
+      </w:r>
+    </w:p>
+    <w:p>
+      <w:r>
+        <w:rPr>
+          <w:rFonts w:ascii="Consolas" w:hAnsi="Consolas"/>
+          <w:sz w:val="18"/>
+        </w:rPr>
+        <w:t xml:space="preserve">    "carVoltage": "12.6",</w:t>
+      </w:r>
+    </w:p>
+    <w:p>
+      <w:r>
+        <w:rPr>
+          <w:rFonts w:ascii="Consolas" w:hAnsi="Consolas"/>
+          <w:sz w:val="18"/>
+        </w:rPr>
+        <w:t xml:space="preserve">    "continueVoyage": "420",</w:t>
+      </w:r>
+    </w:p>
+    <w:p>
+      <w:r>
+        <w:rPr>
+          <w:rFonts w:ascii="Consolas" w:hAnsi="Consolas"/>
+          <w:sz w:val="18"/>
+        </w:rPr>
+        <w:t xml:space="preserve">    "receiveTime": "2025-05-19 09:31:00",</w:t>
+      </w:r>
+    </w:p>
+    <w:p>
+      <w:r>
+        <w:rPr>
+          <w:rFonts w:ascii="Consolas" w:hAnsi="Consolas"/>
+          <w:sz w:val="18"/>
+        </w:rPr>
+        <w:t xml:space="preserve">    "sendTime": "2025-05-19 09:31:01",</w:t>
+      </w:r>
+    </w:p>
+    <w:p>
+      <w:r>
+        <w:rPr>
+          <w:rFonts w:ascii="Consolas" w:hAnsi="Consolas"/>
+          <w:sz w:val="18"/>
+        </w:rPr>
+        <w:t xml:space="preserve">    "reportTime": "2025-05-19 09:30:00",</w:t>
+      </w:r>
+    </w:p>
+    <w:p>
+      <w:r>
+        <w:rPr>
+          <w:rFonts w:ascii="Consolas" w:hAnsi="Consolas"/>
+          <w:sz w:val="18"/>
+        </w:rPr>
+        <w:t xml:space="preserve">    "locationStatus": "1",</w:t>
+      </w:r>
+    </w:p>
+    <w:p>
+      <w:r>
+        <w:rPr>
+          <w:rFonts w:ascii="Consolas" w:hAnsi="Consolas"/>
+          <w:sz w:val="18"/>
+        </w:rPr>
+        <w:t xml:space="preserve">    "fuelLevel": "62.5",</w:t>
+      </w:r>
+    </w:p>
+    <w:p>
+      <w:r>
+        <w:rPr>
+          <w:rFonts w:ascii="Consolas" w:hAnsi="Consolas"/>
+          <w:sz w:val="18"/>
+        </w:rPr>
+        <w:t xml:space="preserve">    "originalMileage": "12580.6",</w:t>
+      </w:r>
+    </w:p>
+    <w:p>
+      <w:r>
+        <w:rPr>
+          <w:rFonts w:ascii="Consolas" w:hAnsi="Consolas"/>
+          <w:sz w:val="18"/>
+        </w:rPr>
+        <w:t xml:space="preserve">    "ignitionStatus": 1,</w:t>
+      </w:r>
+    </w:p>
+    <w:p>
+      <w:r>
+        <w:rPr>
+          <w:rFonts w:ascii="Consolas" w:hAnsi="Consolas"/>
+          <w:sz w:val="18"/>
+        </w:rPr>
+        <w:t xml:space="preserve">    "bonnet": 0,</w:t>
+      </w:r>
+    </w:p>
+    <w:p>
+      <w:r>
+        <w:rPr>
+          <w:rFonts w:ascii="Consolas" w:hAnsi="Consolas"/>
+          <w:sz w:val="18"/>
+        </w:rPr>
+        <w:t xml:space="preserve">    "engine": 1,</w:t>
+      </w:r>
+    </w:p>
+    <w:p>
+      <w:r>
+        <w:rPr>
+          <w:rFonts w:ascii="Consolas" w:hAnsi="Consolas"/>
+          <w:sz w:val="18"/>
+        </w:rPr>
+        <w:t xml:space="preserve">    "door5Status": 0,</w:t>
+      </w:r>
+    </w:p>
+    <w:p>
+      <w:r>
+        <w:rPr>
+          <w:rFonts w:ascii="Consolas" w:hAnsi="Consolas"/>
+          <w:sz w:val="18"/>
+        </w:rPr>
+        <w:t xml:space="preserve">    "door4Status": 0,</w:t>
+      </w:r>
+    </w:p>
+    <w:p>
+      <w:r>
+        <w:rPr>
+          <w:rFonts w:ascii="Consolas" w:hAnsi="Consolas"/>
+          <w:sz w:val="18"/>
+        </w:rPr>
+        <w:t xml:space="preserve">    "door3Status": 0,</w:t>
+      </w:r>
+    </w:p>
+    <w:p>
+      <w:r>
+        <w:rPr>
+          <w:rFonts w:ascii="Consolas" w:hAnsi="Consolas"/>
+          <w:sz w:val="18"/>
+        </w:rPr>
+        <w:t xml:space="preserve">    "door2Status": 0,</w:t>
+      </w:r>
+    </w:p>
+    <w:p>
       <w:pPr>
         <w:spacing w:after="120" w:line="312" w:lineRule="auto"/>
         <w:rPr>
@@ -14937,25 +18284,10 @@
       </w:pPr>
       <w:r>
         <w:rPr>
-          <w:rFonts w:ascii="Consolas" w:eastAsia="Consolas" w:hAnsi="Consolas"/>
-          <w:sz w:val="18"/>
-        </w:rPr>
-        <w:t xml:space="preserve">  "traceId": "0HMSAMPLETRACEID"</w:t>
-      </w:r>
-    </w:p>
-    <w:p>
-      <w:pPr>
-        <w:spacing w:after="120" w:line="312" w:lineRule="auto"/>
-        <w:rPr>
-          <w:rFonts w:hint="eastAsia"/>
-        </w:rPr>
-      </w:pPr>
-      <w:r>
-        <w:rPr>
-          <w:rFonts w:ascii="Consolas" w:eastAsia="Consolas" w:hAnsi="Consolas"/>
-          <w:sz w:val="18"/>
-        </w:rPr>
-        <w:t>}</w:t>
+          <w:rFonts w:ascii="Consolas" w:hAnsi="Consolas"/>
+          <w:sz w:val="18"/>
+        </w:rPr>
+        <w:t xml:space="preserve">    "door1Status": 0,</w:t>
       </w:r>
     </w:p>
     <w:p>
@@ -14966,9 +18298,11 @@
           <w:rFonts w:hint="eastAsia"/>
         </w:rPr>
       </w:pPr>
+      <w:bookmarkStart w:id="14" w:name="_Toc230290654"/>
       <w:r>
         <w:t>3.4 按照时间段查询当前车辆行程列表接口</w:t>
       </w:r>
+      <w:bookmarkEnd w:id="14"/>
     </w:p>
     <w:p>
       <w:pPr>
@@ -17050,9 +20384,11 @@
           <w:rFonts w:hint="eastAsia"/>
         </w:rPr>
       </w:pPr>
+      <w:bookmarkStart w:id="15" w:name="_Toc230290655"/>
       <w:r>
         <w:t>3.5 使用行程Id查询车辆行驶轨迹接口</w:t>
       </w:r>
+      <w:bookmarkEnd w:id="15"/>
     </w:p>
     <w:p>
       <w:pPr>
@@ -18762,9 +22098,11 @@
           <w:rFonts w:hint="eastAsia"/>
         </w:rPr>
       </w:pPr>
+      <w:bookmarkStart w:id="16" w:name="_Toc230290656"/>
       <w:r>
         <w:t>3.6 控制车辆接口</w:t>
       </w:r>
+      <w:bookmarkEnd w:id="16"/>
     </w:p>
     <w:p>
       <w:pPr>
@@ -20349,9 +23687,11 @@
           <w:rFonts w:hint="eastAsia"/>
         </w:rPr>
       </w:pPr>
+      <w:bookmarkStart w:id="17" w:name="_Toc230290657"/>
       <w:r>
         <w:t>3.7 车辆告警查询接口</w:t>
       </w:r>
+      <w:bookmarkEnd w:id="17"/>
     </w:p>
     <w:p>
       <w:pPr>
@@ -21868,9 +25208,11 @@
           <w:rFonts w:hint="eastAsia"/>
         </w:rPr>
       </w:pPr>
+      <w:bookmarkStart w:id="18" w:name="_Toc230290658"/>
       <w:r>
         <w:t>3.8 车辆允许启动接口</w:t>
       </w:r>
+      <w:bookmarkEnd w:id="18"/>
     </w:p>
     <w:p>
       <w:pPr>
@@ -23057,9 +26399,11 @@
           <w:rFonts w:hint="eastAsia"/>
         </w:rPr>
       </w:pPr>
+      <w:bookmarkStart w:id="19" w:name="_Toc230290659"/>
       <w:r>
         <w:t>3.9 车辆禁止启动接口</w:t>
       </w:r>
+      <w:bookmarkEnd w:id="19"/>
     </w:p>
     <w:p>
       <w:pPr>
@@ -24250,11 +27594,11 @@
           <w:rFonts w:hint="eastAsia"/>
         </w:rPr>
       </w:pPr>
-      <w:bookmarkStart w:id="9" w:name="_Toc230115535"/>
+      <w:bookmarkStart w:id="20" w:name="_Toc230290660"/>
       <w:r>
         <w:t>附录</w:t>
       </w:r>
-      <w:bookmarkEnd w:id="9"/>
+      <w:bookmarkEnd w:id="20"/>
     </w:p>
     <w:p>
       <w:pPr>
@@ -24264,9 +27608,11 @@
           <w:rFonts w:hint="eastAsia"/>
         </w:rPr>
       </w:pPr>
+      <w:bookmarkStart w:id="21" w:name="_Toc230290661"/>
       <w:r>
         <w:t>附录A 接口枚举</w:t>
       </w:r>
+      <w:bookmarkEnd w:id="21"/>
     </w:p>
     <w:p>
       <w:pPr>
@@ -25706,6 +29052,1911 @@
         </w:rPr>
       </w:pPr>
     </w:p>
+    <w:p>
+      <w:pPr>
+        <w:pStyle w:val="2"/>
+        <w:rPr>
+          <w:rFonts w:hint="eastAsia"/>
+        </w:rPr>
+      </w:pPr>
+      <w:bookmarkStart w:id="22" w:name="_Toc230290662"/>
+      <w:r>
+        <w:rPr>
+          <w:rFonts w:hint="eastAsia"/>
+        </w:rPr>
+        <w:t xml:space="preserve">附录B </w:t>
+      </w:r>
+      <w:r>
+        <w:t>查询和推送的车辆信息字段</w:t>
+      </w:r>
+      <w:bookmarkEnd w:id="22"/>
+    </w:p>
+    <w:p>
+      <w:pPr>
+        <w:rPr>
+          <w:rFonts w:hint="eastAsia"/>
+        </w:rPr>
+      </w:pPr>
+      <w:r>
+        <w:rPr>
+          <w:rFonts w:ascii="宋体" w:eastAsia="宋体" w:hAnsi="宋体"/>
+          <w:sz w:val="21"/>
+        </w:rPr>
+        <w:t>以下字段为车机侧可通过查询或推送提供，并统一采用神州文档 7.1.1 车身数据上报入参中的字段名。</w:t>
+      </w:r>
+    </w:p>
+    <w:tbl>
+      <w:tblPr>
+        <w:tblStyle w:val="afb"/>
+        <w:tblW w:w="5000" w:type="pct"/>
+        <w:jc w:val="center"/>
+        <w:tblLook w:val="04A0" w:firstRow="1" w:lastRow="0" w:firstColumn="1" w:lastColumn="0" w:noHBand="0" w:noVBand="1"/>
+      </w:tblPr>
+      <w:tblGrid>
+        <w:gridCol w:w="3856"/>
+        <w:gridCol w:w="4440"/>
+      </w:tblGrid>
+      <w:tr>
+        <w:trPr>
+          <w:jc w:val="center"/>
+        </w:trPr>
+        <w:tc>
+          <w:tcPr>
+            <w:tcW w:w="2324" w:type="pct"/>
+            <w:shd w:val="clear" w:color="auto" w:fill="F1F5F9"/>
+            <w:tcMar>
+              <w:top w:w="120" w:type="dxa"/>
+              <w:left w:w="120" w:type="dxa"/>
+              <w:bottom w:w="120" w:type="dxa"/>
+              <w:right w:w="120" w:type="dxa"/>
+            </w:tcMar>
+            <w:vAlign w:val="center"/>
+          </w:tcPr>
+          <w:p>
+            <w:pPr>
+              <w:jc w:val="center"/>
+              <w:rPr>
+                <w:rFonts w:hint="eastAsia"/>
+              </w:rPr>
+            </w:pPr>
+            <w:r>
+              <w:rPr>
+                <w:rFonts w:ascii="宋体" w:eastAsia="宋体" w:hAnsi="宋体"/>
+                <w:b/>
+                <w:sz w:val="20"/>
+              </w:rPr>
+              <w:t>字段名</w:t>
+            </w:r>
+          </w:p>
+        </w:tc>
+        <w:tc>
+          <w:tcPr>
+            <w:tcW w:w="2676" w:type="pct"/>
+            <w:shd w:val="clear" w:color="auto" w:fill="F1F5F9"/>
+            <w:tcMar>
+              <w:top w:w="120" w:type="dxa"/>
+              <w:left w:w="120" w:type="dxa"/>
+              <w:bottom w:w="120" w:type="dxa"/>
+              <w:right w:w="120" w:type="dxa"/>
+            </w:tcMar>
+            <w:vAlign w:val="center"/>
+          </w:tcPr>
+          <w:p>
+            <w:pPr>
+              <w:jc w:val="center"/>
+              <w:rPr>
+                <w:rFonts w:hint="eastAsia"/>
+              </w:rPr>
+            </w:pPr>
+            <w:r>
+              <w:rPr>
+                <w:rFonts w:ascii="宋体" w:eastAsia="宋体" w:hAnsi="宋体"/>
+                <w:b/>
+                <w:sz w:val="20"/>
+              </w:rPr>
+              <w:t>字段说明</w:t>
+            </w:r>
+          </w:p>
+        </w:tc>
+      </w:tr>
+      <w:tr>
+        <w:trPr>
+          <w:jc w:val="center"/>
+        </w:trPr>
+        <w:tc>
+          <w:tcPr>
+            <w:tcW w:w="2324" w:type="pct"/>
+            <w:tcMar>
+              <w:top w:w="120" w:type="dxa"/>
+              <w:left w:w="120" w:type="dxa"/>
+              <w:bottom w:w="120" w:type="dxa"/>
+              <w:right w:w="120" w:type="dxa"/>
+            </w:tcMar>
+            <w:vAlign w:val="center"/>
+          </w:tcPr>
+          <w:p>
+            <w:pPr>
+              <w:rPr>
+                <w:rFonts w:hint="eastAsia"/>
+              </w:rPr>
+            </w:pPr>
+            <w:r>
+              <w:rPr>
+                <w:rFonts w:ascii="宋体" w:eastAsia="宋体" w:hAnsi="宋体"/>
+                <w:sz w:val="20"/>
+              </w:rPr>
+              <w:t>vin</w:t>
+            </w:r>
+          </w:p>
+        </w:tc>
+        <w:tc>
+          <w:tcPr>
+            <w:tcW w:w="2676" w:type="pct"/>
+            <w:tcMar>
+              <w:top w:w="120" w:type="dxa"/>
+              <w:left w:w="120" w:type="dxa"/>
+              <w:bottom w:w="120" w:type="dxa"/>
+              <w:right w:w="120" w:type="dxa"/>
+            </w:tcMar>
+            <w:vAlign w:val="center"/>
+          </w:tcPr>
+          <w:p>
+            <w:pPr>
+              <w:rPr>
+                <w:rFonts w:hint="eastAsia"/>
+              </w:rPr>
+            </w:pPr>
+            <w:r>
+              <w:rPr>
+                <w:rFonts w:ascii="宋体" w:eastAsia="宋体" w:hAnsi="宋体"/>
+                <w:sz w:val="20"/>
+              </w:rPr>
+              <w:t>车架号</w:t>
+            </w:r>
+          </w:p>
+        </w:tc>
+      </w:tr>
+      <w:tr>
+        <w:trPr>
+          <w:jc w:val="center"/>
+        </w:trPr>
+        <w:tc>
+          <w:tcPr>
+            <w:tcW w:w="2324" w:type="pct"/>
+            <w:tcMar>
+              <w:top w:w="120" w:type="dxa"/>
+              <w:left w:w="120" w:type="dxa"/>
+              <w:bottom w:w="120" w:type="dxa"/>
+              <w:right w:w="120" w:type="dxa"/>
+            </w:tcMar>
+            <w:vAlign w:val="center"/>
+          </w:tcPr>
+          <w:p>
+            <w:pPr>
+              <w:rPr>
+                <w:rFonts w:hint="eastAsia"/>
+              </w:rPr>
+            </w:pPr>
+            <w:proofErr w:type="spellStart"/>
+            <w:r>
+              <w:rPr>
+                <w:rFonts w:ascii="宋体" w:eastAsia="宋体" w:hAnsi="宋体"/>
+                <w:sz w:val="20"/>
+              </w:rPr>
+              <w:t>lat</w:t>
+            </w:r>
+            <w:proofErr w:type="spellEnd"/>
+          </w:p>
+        </w:tc>
+        <w:tc>
+          <w:tcPr>
+            <w:tcW w:w="2676" w:type="pct"/>
+            <w:tcMar>
+              <w:top w:w="120" w:type="dxa"/>
+              <w:left w:w="120" w:type="dxa"/>
+              <w:bottom w:w="120" w:type="dxa"/>
+              <w:right w:w="120" w:type="dxa"/>
+            </w:tcMar>
+            <w:vAlign w:val="center"/>
+          </w:tcPr>
+          <w:p>
+            <w:pPr>
+              <w:rPr>
+                <w:rFonts w:hint="eastAsia"/>
+              </w:rPr>
+            </w:pPr>
+            <w:r>
+              <w:rPr>
+                <w:rFonts w:ascii="宋体" w:eastAsia="宋体" w:hAnsi="宋体"/>
+                <w:sz w:val="20"/>
+              </w:rPr>
+              <w:t>纬度</w:t>
+            </w:r>
+          </w:p>
+        </w:tc>
+      </w:tr>
+      <w:tr>
+        <w:trPr>
+          <w:jc w:val="center"/>
+        </w:trPr>
+        <w:tc>
+          <w:tcPr>
+            <w:tcW w:w="2324" w:type="pct"/>
+            <w:tcMar>
+              <w:top w:w="120" w:type="dxa"/>
+              <w:left w:w="120" w:type="dxa"/>
+              <w:bottom w:w="120" w:type="dxa"/>
+              <w:right w:w="120" w:type="dxa"/>
+            </w:tcMar>
+            <w:vAlign w:val="center"/>
+          </w:tcPr>
+          <w:p>
+            <w:pPr>
+              <w:rPr>
+                <w:rFonts w:hint="eastAsia"/>
+              </w:rPr>
+            </w:pPr>
+            <w:proofErr w:type="spellStart"/>
+            <w:r>
+              <w:rPr>
+                <w:rFonts w:ascii="宋体" w:eastAsia="宋体" w:hAnsi="宋体"/>
+                <w:sz w:val="20"/>
+              </w:rPr>
+              <w:t>lon</w:t>
+            </w:r>
+            <w:proofErr w:type="spellEnd"/>
+          </w:p>
+        </w:tc>
+        <w:tc>
+          <w:tcPr>
+            <w:tcW w:w="2676" w:type="pct"/>
+            <w:tcMar>
+              <w:top w:w="120" w:type="dxa"/>
+              <w:left w:w="120" w:type="dxa"/>
+              <w:bottom w:w="120" w:type="dxa"/>
+              <w:right w:w="120" w:type="dxa"/>
+            </w:tcMar>
+            <w:vAlign w:val="center"/>
+          </w:tcPr>
+          <w:p>
+            <w:pPr>
+              <w:rPr>
+                <w:rFonts w:hint="eastAsia"/>
+              </w:rPr>
+            </w:pPr>
+            <w:r>
+              <w:rPr>
+                <w:rFonts w:ascii="宋体" w:eastAsia="宋体" w:hAnsi="宋体"/>
+                <w:sz w:val="20"/>
+              </w:rPr>
+              <w:t>经度</w:t>
+            </w:r>
+          </w:p>
+        </w:tc>
+      </w:tr>
+      <w:tr>
+        <w:trPr>
+          <w:jc w:val="center"/>
+        </w:trPr>
+        <w:tc>
+          <w:tcPr>
+            <w:tcW w:w="2324" w:type="pct"/>
+            <w:tcMar>
+              <w:top w:w="120" w:type="dxa"/>
+              <w:left w:w="120" w:type="dxa"/>
+              <w:bottom w:w="120" w:type="dxa"/>
+              <w:right w:w="120" w:type="dxa"/>
+            </w:tcMar>
+            <w:vAlign w:val="center"/>
+          </w:tcPr>
+          <w:p>
+            <w:pPr>
+              <w:rPr>
+                <w:rFonts w:hint="eastAsia"/>
+              </w:rPr>
+            </w:pPr>
+            <w:r>
+              <w:rPr>
+                <w:rFonts w:ascii="宋体" w:eastAsia="宋体" w:hAnsi="宋体"/>
+                <w:sz w:val="20"/>
+              </w:rPr>
+              <w:t>altitude</w:t>
+            </w:r>
+          </w:p>
+        </w:tc>
+        <w:tc>
+          <w:tcPr>
+            <w:tcW w:w="2676" w:type="pct"/>
+            <w:tcMar>
+              <w:top w:w="120" w:type="dxa"/>
+              <w:left w:w="120" w:type="dxa"/>
+              <w:bottom w:w="120" w:type="dxa"/>
+              <w:right w:w="120" w:type="dxa"/>
+            </w:tcMar>
+            <w:vAlign w:val="center"/>
+          </w:tcPr>
+          <w:p>
+            <w:pPr>
+              <w:rPr>
+                <w:rFonts w:hint="eastAsia"/>
+              </w:rPr>
+            </w:pPr>
+            <w:r>
+              <w:rPr>
+                <w:rFonts w:ascii="宋体" w:eastAsia="宋体" w:hAnsi="宋体"/>
+                <w:sz w:val="20"/>
+              </w:rPr>
+              <w:t>海拔高度</w:t>
+            </w:r>
+          </w:p>
+        </w:tc>
+      </w:tr>
+      <w:tr>
+        <w:trPr>
+          <w:jc w:val="center"/>
+        </w:trPr>
+        <w:tc>
+          <w:tcPr>
+            <w:tcW w:w="2324" w:type="pct"/>
+            <w:tcMar>
+              <w:top w:w="120" w:type="dxa"/>
+              <w:left w:w="120" w:type="dxa"/>
+              <w:bottom w:w="120" w:type="dxa"/>
+              <w:right w:w="120" w:type="dxa"/>
+            </w:tcMar>
+            <w:vAlign w:val="center"/>
+          </w:tcPr>
+          <w:p>
+            <w:pPr>
+              <w:rPr>
+                <w:rFonts w:hint="eastAsia"/>
+              </w:rPr>
+            </w:pPr>
+            <w:r>
+              <w:rPr>
+                <w:rFonts w:ascii="宋体" w:eastAsia="宋体" w:hAnsi="宋体"/>
+                <w:sz w:val="20"/>
+              </w:rPr>
+              <w:t>speed</w:t>
+            </w:r>
+          </w:p>
+        </w:tc>
+        <w:tc>
+          <w:tcPr>
+            <w:tcW w:w="2676" w:type="pct"/>
+            <w:tcMar>
+              <w:top w:w="120" w:type="dxa"/>
+              <w:left w:w="120" w:type="dxa"/>
+              <w:bottom w:w="120" w:type="dxa"/>
+              <w:right w:w="120" w:type="dxa"/>
+            </w:tcMar>
+            <w:vAlign w:val="center"/>
+          </w:tcPr>
+          <w:p>
+            <w:pPr>
+              <w:rPr>
+                <w:rFonts w:hint="eastAsia"/>
+              </w:rPr>
+            </w:pPr>
+            <w:r>
+              <w:rPr>
+                <w:rFonts w:ascii="宋体" w:eastAsia="宋体" w:hAnsi="宋体"/>
+                <w:sz w:val="20"/>
+              </w:rPr>
+              <w:t>速度</w:t>
+            </w:r>
+          </w:p>
+        </w:tc>
+      </w:tr>
+      <w:tr>
+        <w:trPr>
+          <w:jc w:val="center"/>
+        </w:trPr>
+        <w:tc>
+          <w:tcPr>
+            <w:tcW w:w="2324" w:type="pct"/>
+            <w:tcMar>
+              <w:top w:w="120" w:type="dxa"/>
+              <w:left w:w="120" w:type="dxa"/>
+              <w:bottom w:w="120" w:type="dxa"/>
+              <w:right w:w="120" w:type="dxa"/>
+            </w:tcMar>
+            <w:vAlign w:val="center"/>
+          </w:tcPr>
+          <w:p>
+            <w:pPr>
+              <w:rPr>
+                <w:rFonts w:hint="eastAsia"/>
+              </w:rPr>
+            </w:pPr>
+            <w:r>
+              <w:rPr>
+                <w:rFonts w:ascii="宋体" w:eastAsia="宋体" w:hAnsi="宋体"/>
+                <w:sz w:val="20"/>
+              </w:rPr>
+              <w:t>direction</w:t>
+            </w:r>
+          </w:p>
+        </w:tc>
+        <w:tc>
+          <w:tcPr>
+            <w:tcW w:w="2676" w:type="pct"/>
+            <w:tcMar>
+              <w:top w:w="120" w:type="dxa"/>
+              <w:left w:w="120" w:type="dxa"/>
+              <w:bottom w:w="120" w:type="dxa"/>
+              <w:right w:w="120" w:type="dxa"/>
+            </w:tcMar>
+            <w:vAlign w:val="center"/>
+          </w:tcPr>
+          <w:p>
+            <w:pPr>
+              <w:rPr>
+                <w:rFonts w:hint="eastAsia"/>
+              </w:rPr>
+            </w:pPr>
+            <w:r>
+              <w:rPr>
+                <w:rFonts w:ascii="宋体" w:eastAsia="宋体" w:hAnsi="宋体"/>
+                <w:sz w:val="20"/>
+              </w:rPr>
+              <w:t>方向角</w:t>
+            </w:r>
+          </w:p>
+        </w:tc>
+      </w:tr>
+      <w:tr>
+        <w:trPr>
+          <w:jc w:val="center"/>
+        </w:trPr>
+        <w:tc>
+          <w:tcPr>
+            <w:tcW w:w="2324" w:type="pct"/>
+            <w:tcMar>
+              <w:top w:w="120" w:type="dxa"/>
+              <w:left w:w="120" w:type="dxa"/>
+              <w:bottom w:w="120" w:type="dxa"/>
+              <w:right w:w="120" w:type="dxa"/>
+            </w:tcMar>
+            <w:vAlign w:val="center"/>
+          </w:tcPr>
+          <w:p>
+            <w:pPr>
+              <w:rPr>
+                <w:rFonts w:hint="eastAsia"/>
+              </w:rPr>
+            </w:pPr>
+            <w:r>
+              <w:rPr>
+                <w:rFonts w:ascii="宋体" w:eastAsia="宋体" w:hAnsi="宋体"/>
+                <w:sz w:val="20"/>
+              </w:rPr>
+              <w:t>door1Status</w:t>
+            </w:r>
+          </w:p>
+        </w:tc>
+        <w:tc>
+          <w:tcPr>
+            <w:tcW w:w="2676" w:type="pct"/>
+            <w:tcMar>
+              <w:top w:w="120" w:type="dxa"/>
+              <w:left w:w="120" w:type="dxa"/>
+              <w:bottom w:w="120" w:type="dxa"/>
+              <w:right w:w="120" w:type="dxa"/>
+            </w:tcMar>
+            <w:vAlign w:val="center"/>
+          </w:tcPr>
+          <w:p>
+            <w:pPr>
+              <w:rPr>
+                <w:rFonts w:hint="eastAsia"/>
+              </w:rPr>
+            </w:pPr>
+            <w:r>
+              <w:rPr>
+                <w:rFonts w:ascii="宋体" w:eastAsia="宋体" w:hAnsi="宋体"/>
+                <w:sz w:val="20"/>
+              </w:rPr>
+              <w:t>主驾车门状态</w:t>
+            </w:r>
+          </w:p>
+        </w:tc>
+      </w:tr>
+      <w:tr>
+        <w:trPr>
+          <w:jc w:val="center"/>
+        </w:trPr>
+        <w:tc>
+          <w:tcPr>
+            <w:tcW w:w="2324" w:type="pct"/>
+            <w:tcMar>
+              <w:top w:w="120" w:type="dxa"/>
+              <w:left w:w="120" w:type="dxa"/>
+              <w:bottom w:w="120" w:type="dxa"/>
+              <w:right w:w="120" w:type="dxa"/>
+            </w:tcMar>
+            <w:vAlign w:val="center"/>
+          </w:tcPr>
+          <w:p>
+            <w:pPr>
+              <w:rPr>
+                <w:rFonts w:hint="eastAsia"/>
+              </w:rPr>
+            </w:pPr>
+            <w:r>
+              <w:rPr>
+                <w:rFonts w:ascii="宋体" w:eastAsia="宋体" w:hAnsi="宋体"/>
+                <w:sz w:val="20"/>
+              </w:rPr>
+              <w:t>door2Status</w:t>
+            </w:r>
+          </w:p>
+        </w:tc>
+        <w:tc>
+          <w:tcPr>
+            <w:tcW w:w="2676" w:type="pct"/>
+            <w:tcMar>
+              <w:top w:w="120" w:type="dxa"/>
+              <w:left w:w="120" w:type="dxa"/>
+              <w:bottom w:w="120" w:type="dxa"/>
+              <w:right w:w="120" w:type="dxa"/>
+            </w:tcMar>
+            <w:vAlign w:val="center"/>
+          </w:tcPr>
+          <w:p>
+            <w:pPr>
+              <w:rPr>
+                <w:rFonts w:hint="eastAsia"/>
+              </w:rPr>
+            </w:pPr>
+            <w:r>
+              <w:rPr>
+                <w:rFonts w:ascii="宋体" w:eastAsia="宋体" w:hAnsi="宋体"/>
+                <w:sz w:val="20"/>
+              </w:rPr>
+              <w:t>副驾车门状态</w:t>
+            </w:r>
+          </w:p>
+        </w:tc>
+      </w:tr>
+      <w:tr>
+        <w:trPr>
+          <w:jc w:val="center"/>
+        </w:trPr>
+        <w:tc>
+          <w:tcPr>
+            <w:tcW w:w="2324" w:type="pct"/>
+            <w:tcMar>
+              <w:top w:w="120" w:type="dxa"/>
+              <w:left w:w="120" w:type="dxa"/>
+              <w:bottom w:w="120" w:type="dxa"/>
+              <w:right w:w="120" w:type="dxa"/>
+            </w:tcMar>
+            <w:vAlign w:val="center"/>
+          </w:tcPr>
+          <w:p>
+            <w:pPr>
+              <w:rPr>
+                <w:rFonts w:hint="eastAsia"/>
+              </w:rPr>
+            </w:pPr>
+            <w:r>
+              <w:rPr>
+                <w:rFonts w:ascii="宋体" w:eastAsia="宋体" w:hAnsi="宋体"/>
+                <w:sz w:val="20"/>
+              </w:rPr>
+              <w:t>door3Status</w:t>
+            </w:r>
+          </w:p>
+        </w:tc>
+        <w:tc>
+          <w:tcPr>
+            <w:tcW w:w="2676" w:type="pct"/>
+            <w:tcMar>
+              <w:top w:w="120" w:type="dxa"/>
+              <w:left w:w="120" w:type="dxa"/>
+              <w:bottom w:w="120" w:type="dxa"/>
+              <w:right w:w="120" w:type="dxa"/>
+            </w:tcMar>
+            <w:vAlign w:val="center"/>
+          </w:tcPr>
+          <w:p>
+            <w:pPr>
+              <w:rPr>
+                <w:rFonts w:hint="eastAsia"/>
+              </w:rPr>
+            </w:pPr>
+            <w:r>
+              <w:rPr>
+                <w:rFonts w:ascii="宋体" w:eastAsia="宋体" w:hAnsi="宋体"/>
+                <w:sz w:val="20"/>
+              </w:rPr>
+              <w:t>左后车门状态</w:t>
+            </w:r>
+          </w:p>
+        </w:tc>
+      </w:tr>
+      <w:tr>
+        <w:trPr>
+          <w:jc w:val="center"/>
+        </w:trPr>
+        <w:tc>
+          <w:tcPr>
+            <w:tcW w:w="2324" w:type="pct"/>
+            <w:tcMar>
+              <w:top w:w="120" w:type="dxa"/>
+              <w:left w:w="120" w:type="dxa"/>
+              <w:bottom w:w="120" w:type="dxa"/>
+              <w:right w:w="120" w:type="dxa"/>
+            </w:tcMar>
+            <w:vAlign w:val="center"/>
+          </w:tcPr>
+          <w:p>
+            <w:pPr>
+              <w:rPr>
+                <w:rFonts w:hint="eastAsia"/>
+              </w:rPr>
+            </w:pPr>
+            <w:r>
+              <w:rPr>
+                <w:rFonts w:ascii="宋体" w:eastAsia="宋体" w:hAnsi="宋体"/>
+                <w:sz w:val="20"/>
+              </w:rPr>
+              <w:t>door4Status</w:t>
+            </w:r>
+          </w:p>
+        </w:tc>
+        <w:tc>
+          <w:tcPr>
+            <w:tcW w:w="2676" w:type="pct"/>
+            <w:tcMar>
+              <w:top w:w="120" w:type="dxa"/>
+              <w:left w:w="120" w:type="dxa"/>
+              <w:bottom w:w="120" w:type="dxa"/>
+              <w:right w:w="120" w:type="dxa"/>
+            </w:tcMar>
+            <w:vAlign w:val="center"/>
+          </w:tcPr>
+          <w:p>
+            <w:pPr>
+              <w:rPr>
+                <w:rFonts w:hint="eastAsia"/>
+              </w:rPr>
+            </w:pPr>
+            <w:r>
+              <w:rPr>
+                <w:rFonts w:ascii="宋体" w:eastAsia="宋体" w:hAnsi="宋体"/>
+                <w:sz w:val="20"/>
+              </w:rPr>
+              <w:t>右后车门状态</w:t>
+            </w:r>
+          </w:p>
+        </w:tc>
+      </w:tr>
+      <w:tr>
+        <w:trPr>
+          <w:jc w:val="center"/>
+        </w:trPr>
+        <w:tc>
+          <w:tcPr>
+            <w:tcW w:w="2324" w:type="pct"/>
+            <w:tcMar>
+              <w:top w:w="120" w:type="dxa"/>
+              <w:left w:w="120" w:type="dxa"/>
+              <w:bottom w:w="120" w:type="dxa"/>
+              <w:right w:w="120" w:type="dxa"/>
+            </w:tcMar>
+            <w:vAlign w:val="center"/>
+          </w:tcPr>
+          <w:p>
+            <w:pPr>
+              <w:rPr>
+                <w:rFonts w:hint="eastAsia"/>
+              </w:rPr>
+            </w:pPr>
+            <w:r>
+              <w:rPr>
+                <w:rFonts w:ascii="宋体" w:eastAsia="宋体" w:hAnsi="宋体"/>
+                <w:sz w:val="20"/>
+              </w:rPr>
+              <w:t>door5Status</w:t>
+            </w:r>
+          </w:p>
+        </w:tc>
+        <w:tc>
+          <w:tcPr>
+            <w:tcW w:w="2676" w:type="pct"/>
+            <w:tcMar>
+              <w:top w:w="120" w:type="dxa"/>
+              <w:left w:w="120" w:type="dxa"/>
+              <w:bottom w:w="120" w:type="dxa"/>
+              <w:right w:w="120" w:type="dxa"/>
+            </w:tcMar>
+            <w:vAlign w:val="center"/>
+          </w:tcPr>
+          <w:p>
+            <w:pPr>
+              <w:rPr>
+                <w:rFonts w:hint="eastAsia"/>
+              </w:rPr>
+            </w:pPr>
+            <w:r>
+              <w:rPr>
+                <w:rFonts w:ascii="宋体" w:eastAsia="宋体" w:hAnsi="宋体"/>
+                <w:sz w:val="20"/>
+              </w:rPr>
+              <w:t>后备箱状态</w:t>
+            </w:r>
+          </w:p>
+        </w:tc>
+      </w:tr>
+      <w:tr>
+        <w:trPr>
+          <w:jc w:val="center"/>
+        </w:trPr>
+        <w:tc>
+          <w:tcPr>
+            <w:tcW w:w="2324" w:type="pct"/>
+            <w:tcMar>
+              <w:top w:w="120" w:type="dxa"/>
+              <w:left w:w="120" w:type="dxa"/>
+              <w:bottom w:w="120" w:type="dxa"/>
+              <w:right w:w="120" w:type="dxa"/>
+            </w:tcMar>
+            <w:vAlign w:val="center"/>
+          </w:tcPr>
+          <w:p>
+            <w:pPr>
+              <w:rPr>
+                <w:rFonts w:hint="eastAsia"/>
+              </w:rPr>
+            </w:pPr>
+            <w:proofErr w:type="spellStart"/>
+            <w:r>
+              <w:rPr>
+                <w:rFonts w:ascii="宋体" w:eastAsia="宋体" w:hAnsi="宋体"/>
+                <w:sz w:val="20"/>
+              </w:rPr>
+              <w:t>lockStatus</w:t>
+            </w:r>
+            <w:proofErr w:type="spellEnd"/>
+          </w:p>
+        </w:tc>
+        <w:tc>
+          <w:tcPr>
+            <w:tcW w:w="2676" w:type="pct"/>
+            <w:tcMar>
+              <w:top w:w="120" w:type="dxa"/>
+              <w:left w:w="120" w:type="dxa"/>
+              <w:bottom w:w="120" w:type="dxa"/>
+              <w:right w:w="120" w:type="dxa"/>
+            </w:tcMar>
+            <w:vAlign w:val="center"/>
+          </w:tcPr>
+          <w:p>
+            <w:pPr>
+              <w:rPr>
+                <w:rFonts w:hint="eastAsia"/>
+              </w:rPr>
+            </w:pPr>
+            <w:r>
+              <w:rPr>
+                <w:rFonts w:ascii="宋体" w:eastAsia="宋体" w:hAnsi="宋体"/>
+                <w:sz w:val="20"/>
+              </w:rPr>
+              <w:t>车锁状态</w:t>
+            </w:r>
+          </w:p>
+        </w:tc>
+      </w:tr>
+      <w:tr>
+        <w:trPr>
+          <w:jc w:val="center"/>
+        </w:trPr>
+        <w:tc>
+          <w:tcPr>
+            <w:tcW w:w="2324" w:type="pct"/>
+            <w:tcMar>
+              <w:top w:w="120" w:type="dxa"/>
+              <w:left w:w="120" w:type="dxa"/>
+              <w:bottom w:w="120" w:type="dxa"/>
+              <w:right w:w="120" w:type="dxa"/>
+            </w:tcMar>
+            <w:vAlign w:val="center"/>
+          </w:tcPr>
+          <w:p>
+            <w:pPr>
+              <w:rPr>
+                <w:rFonts w:hint="eastAsia"/>
+              </w:rPr>
+            </w:pPr>
+            <w:r>
+              <w:rPr>
+                <w:rFonts w:ascii="宋体" w:eastAsia="宋体" w:hAnsi="宋体"/>
+                <w:sz w:val="20"/>
+              </w:rPr>
+              <w:t>engine</w:t>
+            </w:r>
+          </w:p>
+        </w:tc>
+        <w:tc>
+          <w:tcPr>
+            <w:tcW w:w="2676" w:type="pct"/>
+            <w:tcMar>
+              <w:top w:w="120" w:type="dxa"/>
+              <w:left w:w="120" w:type="dxa"/>
+              <w:bottom w:w="120" w:type="dxa"/>
+              <w:right w:w="120" w:type="dxa"/>
+            </w:tcMar>
+            <w:vAlign w:val="center"/>
+          </w:tcPr>
+          <w:p>
+            <w:pPr>
+              <w:rPr>
+                <w:rFonts w:hint="eastAsia"/>
+              </w:rPr>
+            </w:pPr>
+            <w:r>
+              <w:rPr>
+                <w:rFonts w:ascii="宋体" w:eastAsia="宋体" w:hAnsi="宋体"/>
+                <w:sz w:val="20"/>
+              </w:rPr>
+              <w:t>发动机状态</w:t>
+            </w:r>
+          </w:p>
+        </w:tc>
+      </w:tr>
+      <w:tr>
+        <w:trPr>
+          <w:jc w:val="center"/>
+        </w:trPr>
+        <w:tc>
+          <w:tcPr>
+            <w:tcW w:w="2324" w:type="pct"/>
+            <w:tcMar>
+              <w:top w:w="120" w:type="dxa"/>
+              <w:left w:w="120" w:type="dxa"/>
+              <w:bottom w:w="120" w:type="dxa"/>
+              <w:right w:w="120" w:type="dxa"/>
+            </w:tcMar>
+            <w:vAlign w:val="center"/>
+          </w:tcPr>
+          <w:p>
+            <w:pPr>
+              <w:rPr>
+                <w:rFonts w:hint="eastAsia"/>
+              </w:rPr>
+            </w:pPr>
+            <w:r>
+              <w:rPr>
+                <w:rFonts w:ascii="宋体" w:eastAsia="宋体" w:hAnsi="宋体"/>
+                <w:sz w:val="20"/>
+              </w:rPr>
+              <w:t>bonnet</w:t>
+            </w:r>
+          </w:p>
+        </w:tc>
+        <w:tc>
+          <w:tcPr>
+            <w:tcW w:w="2676" w:type="pct"/>
+            <w:tcMar>
+              <w:top w:w="120" w:type="dxa"/>
+              <w:left w:w="120" w:type="dxa"/>
+              <w:bottom w:w="120" w:type="dxa"/>
+              <w:right w:w="120" w:type="dxa"/>
+            </w:tcMar>
+            <w:vAlign w:val="center"/>
+          </w:tcPr>
+          <w:p>
+            <w:pPr>
+              <w:rPr>
+                <w:rFonts w:hint="eastAsia"/>
+              </w:rPr>
+            </w:pPr>
+            <w:r>
+              <w:rPr>
+                <w:rFonts w:ascii="宋体" w:eastAsia="宋体" w:hAnsi="宋体"/>
+                <w:sz w:val="20"/>
+              </w:rPr>
+              <w:t>发动机舱盖状态</w:t>
+            </w:r>
+          </w:p>
+        </w:tc>
+      </w:tr>
+      <w:tr>
+        <w:trPr>
+          <w:jc w:val="center"/>
+        </w:trPr>
+        <w:tc>
+          <w:tcPr>
+            <w:tcW w:w="2324" w:type="pct"/>
+            <w:tcMar>
+              <w:top w:w="120" w:type="dxa"/>
+              <w:left w:w="120" w:type="dxa"/>
+              <w:bottom w:w="120" w:type="dxa"/>
+              <w:right w:w="120" w:type="dxa"/>
+            </w:tcMar>
+            <w:vAlign w:val="center"/>
+          </w:tcPr>
+          <w:p>
+            <w:pPr>
+              <w:rPr>
+                <w:rFonts w:hint="eastAsia"/>
+              </w:rPr>
+            </w:pPr>
+            <w:proofErr w:type="spellStart"/>
+            <w:r>
+              <w:rPr>
+                <w:rFonts w:ascii="宋体" w:eastAsia="宋体" w:hAnsi="宋体"/>
+                <w:sz w:val="20"/>
+              </w:rPr>
+              <w:t>ignitionStatus</w:t>
+            </w:r>
+            <w:proofErr w:type="spellEnd"/>
+          </w:p>
+        </w:tc>
+        <w:tc>
+          <w:tcPr>
+            <w:tcW w:w="2676" w:type="pct"/>
+            <w:tcMar>
+              <w:top w:w="120" w:type="dxa"/>
+              <w:left w:w="120" w:type="dxa"/>
+              <w:bottom w:w="120" w:type="dxa"/>
+              <w:right w:w="120" w:type="dxa"/>
+            </w:tcMar>
+            <w:vAlign w:val="center"/>
+          </w:tcPr>
+          <w:p>
+            <w:pPr>
+              <w:rPr>
+                <w:rFonts w:hint="eastAsia"/>
+              </w:rPr>
+            </w:pPr>
+            <w:r>
+              <w:rPr>
+                <w:rFonts w:ascii="宋体" w:eastAsia="宋体" w:hAnsi="宋体"/>
+                <w:sz w:val="20"/>
+              </w:rPr>
+              <w:t>点火开关状态</w:t>
+            </w:r>
+          </w:p>
+        </w:tc>
+      </w:tr>
+      <w:tr>
+        <w:trPr>
+          <w:jc w:val="center"/>
+        </w:trPr>
+        <w:tc>
+          <w:tcPr>
+            <w:tcW w:w="2324" w:type="pct"/>
+            <w:tcMar>
+              <w:top w:w="120" w:type="dxa"/>
+              <w:left w:w="120" w:type="dxa"/>
+              <w:bottom w:w="120" w:type="dxa"/>
+              <w:right w:w="120" w:type="dxa"/>
+            </w:tcMar>
+            <w:vAlign w:val="center"/>
+          </w:tcPr>
+          <w:p>
+            <w:pPr>
+              <w:rPr>
+                <w:rFonts w:hint="eastAsia"/>
+              </w:rPr>
+            </w:pPr>
+            <w:proofErr w:type="spellStart"/>
+            <w:r>
+              <w:rPr>
+                <w:rFonts w:ascii="宋体" w:eastAsia="宋体" w:hAnsi="宋体"/>
+                <w:sz w:val="20"/>
+              </w:rPr>
+              <w:t>originalMileage</w:t>
+            </w:r>
+            <w:proofErr w:type="spellEnd"/>
+          </w:p>
+        </w:tc>
+        <w:tc>
+          <w:tcPr>
+            <w:tcW w:w="2676" w:type="pct"/>
+            <w:tcMar>
+              <w:top w:w="120" w:type="dxa"/>
+              <w:left w:w="120" w:type="dxa"/>
+              <w:bottom w:w="120" w:type="dxa"/>
+              <w:right w:w="120" w:type="dxa"/>
+            </w:tcMar>
+            <w:vAlign w:val="center"/>
+          </w:tcPr>
+          <w:p>
+            <w:pPr>
+              <w:rPr>
+                <w:rFonts w:hint="eastAsia"/>
+              </w:rPr>
+            </w:pPr>
+            <w:r>
+              <w:rPr>
+                <w:rFonts w:ascii="宋体" w:eastAsia="宋体" w:hAnsi="宋体"/>
+                <w:sz w:val="20"/>
+              </w:rPr>
+              <w:t>设备上报里程</w:t>
+            </w:r>
+          </w:p>
+        </w:tc>
+      </w:tr>
+      <w:tr>
+        <w:trPr>
+          <w:jc w:val="center"/>
+        </w:trPr>
+        <w:tc>
+          <w:tcPr>
+            <w:tcW w:w="2324" w:type="pct"/>
+            <w:tcMar>
+              <w:top w:w="120" w:type="dxa"/>
+              <w:left w:w="120" w:type="dxa"/>
+              <w:bottom w:w="120" w:type="dxa"/>
+              <w:right w:w="120" w:type="dxa"/>
+            </w:tcMar>
+            <w:vAlign w:val="center"/>
+          </w:tcPr>
+          <w:p>
+            <w:pPr>
+              <w:rPr>
+                <w:rFonts w:hint="eastAsia"/>
+              </w:rPr>
+            </w:pPr>
+            <w:proofErr w:type="spellStart"/>
+            <w:r>
+              <w:rPr>
+                <w:rFonts w:ascii="宋体" w:eastAsia="宋体" w:hAnsi="宋体"/>
+                <w:sz w:val="20"/>
+              </w:rPr>
+              <w:lastRenderedPageBreak/>
+              <w:t>fuelLevel</w:t>
+            </w:r>
+            <w:proofErr w:type="spellEnd"/>
+          </w:p>
+        </w:tc>
+        <w:tc>
+          <w:tcPr>
+            <w:tcW w:w="2676" w:type="pct"/>
+            <w:tcMar>
+              <w:top w:w="120" w:type="dxa"/>
+              <w:left w:w="120" w:type="dxa"/>
+              <w:bottom w:w="120" w:type="dxa"/>
+              <w:right w:w="120" w:type="dxa"/>
+            </w:tcMar>
+            <w:vAlign w:val="center"/>
+          </w:tcPr>
+          <w:p>
+            <w:pPr>
+              <w:rPr>
+                <w:rFonts w:hint="eastAsia"/>
+              </w:rPr>
+            </w:pPr>
+            <w:r>
+              <w:rPr>
+                <w:rFonts w:ascii="宋体" w:eastAsia="宋体" w:hAnsi="宋体"/>
+                <w:sz w:val="20"/>
+              </w:rPr>
+              <w:t>剩余油量</w:t>
+            </w:r>
+          </w:p>
+        </w:tc>
+      </w:tr>
+      <w:tr>
+        <w:trPr>
+          <w:jc w:val="center"/>
+        </w:trPr>
+        <w:tc>
+          <w:tcPr>
+            <w:tcW w:w="2324" w:type="pct"/>
+            <w:tcMar>
+              <w:top w:w="120" w:type="dxa"/>
+              <w:left w:w="120" w:type="dxa"/>
+              <w:bottom w:w="120" w:type="dxa"/>
+              <w:right w:w="120" w:type="dxa"/>
+            </w:tcMar>
+            <w:vAlign w:val="center"/>
+          </w:tcPr>
+          <w:p>
+            <w:pPr>
+              <w:rPr>
+                <w:rFonts w:hint="eastAsia"/>
+              </w:rPr>
+            </w:pPr>
+            <w:proofErr w:type="spellStart"/>
+            <w:r>
+              <w:rPr>
+                <w:rFonts w:ascii="宋体" w:eastAsia="宋体" w:hAnsi="宋体"/>
+                <w:sz w:val="20"/>
+              </w:rPr>
+              <w:t>locationStatus</w:t>
+            </w:r>
+            <w:proofErr w:type="spellEnd"/>
+          </w:p>
+        </w:tc>
+        <w:tc>
+          <w:tcPr>
+            <w:tcW w:w="2676" w:type="pct"/>
+            <w:tcMar>
+              <w:top w:w="120" w:type="dxa"/>
+              <w:left w:w="120" w:type="dxa"/>
+              <w:bottom w:w="120" w:type="dxa"/>
+              <w:right w:w="120" w:type="dxa"/>
+            </w:tcMar>
+            <w:vAlign w:val="center"/>
+          </w:tcPr>
+          <w:p>
+            <w:pPr>
+              <w:rPr>
+                <w:rFonts w:hint="eastAsia"/>
+              </w:rPr>
+            </w:pPr>
+            <w:r>
+              <w:rPr>
+                <w:rFonts w:ascii="宋体" w:eastAsia="宋体" w:hAnsi="宋体"/>
+                <w:sz w:val="20"/>
+              </w:rPr>
+              <w:t>定位状态</w:t>
+            </w:r>
+          </w:p>
+        </w:tc>
+      </w:tr>
+      <w:tr>
+        <w:trPr>
+          <w:jc w:val="center"/>
+        </w:trPr>
+        <w:tc>
+          <w:tcPr>
+            <w:tcW w:w="2324" w:type="pct"/>
+            <w:tcMar>
+              <w:top w:w="120" w:type="dxa"/>
+              <w:left w:w="120" w:type="dxa"/>
+              <w:bottom w:w="120" w:type="dxa"/>
+              <w:right w:w="120" w:type="dxa"/>
+            </w:tcMar>
+            <w:vAlign w:val="center"/>
+          </w:tcPr>
+          <w:p>
+            <w:pPr>
+              <w:rPr>
+                <w:rFonts w:hint="eastAsia"/>
+              </w:rPr>
+            </w:pPr>
+            <w:proofErr w:type="spellStart"/>
+            <w:r>
+              <w:rPr>
+                <w:rFonts w:ascii="宋体" w:eastAsia="宋体" w:hAnsi="宋体"/>
+                <w:sz w:val="20"/>
+              </w:rPr>
+              <w:t>reportTime</w:t>
+            </w:r>
+            <w:proofErr w:type="spellEnd"/>
+          </w:p>
+        </w:tc>
+        <w:tc>
+          <w:tcPr>
+            <w:tcW w:w="2676" w:type="pct"/>
+            <w:tcMar>
+              <w:top w:w="120" w:type="dxa"/>
+              <w:left w:w="120" w:type="dxa"/>
+              <w:bottom w:w="120" w:type="dxa"/>
+              <w:right w:w="120" w:type="dxa"/>
+            </w:tcMar>
+            <w:vAlign w:val="center"/>
+          </w:tcPr>
+          <w:p>
+            <w:pPr>
+              <w:rPr>
+                <w:rFonts w:hint="eastAsia"/>
+              </w:rPr>
+            </w:pPr>
+            <w:r>
+              <w:rPr>
+                <w:rFonts w:ascii="宋体" w:eastAsia="宋体" w:hAnsi="宋体"/>
+                <w:sz w:val="20"/>
+              </w:rPr>
+              <w:t>GPS 数据时间</w:t>
+            </w:r>
+          </w:p>
+        </w:tc>
+      </w:tr>
+      <w:tr>
+        <w:trPr>
+          <w:jc w:val="center"/>
+        </w:trPr>
+        <w:tc>
+          <w:tcPr>
+            <w:tcW w:w="2324" w:type="pct"/>
+            <w:tcMar>
+              <w:top w:w="120" w:type="dxa"/>
+              <w:left w:w="120" w:type="dxa"/>
+              <w:bottom w:w="120" w:type="dxa"/>
+              <w:right w:w="120" w:type="dxa"/>
+            </w:tcMar>
+            <w:vAlign w:val="center"/>
+          </w:tcPr>
+          <w:p>
+            <w:pPr>
+              <w:rPr>
+                <w:rFonts w:hint="eastAsia"/>
+              </w:rPr>
+            </w:pPr>
+            <w:proofErr w:type="spellStart"/>
+            <w:r>
+              <w:rPr>
+                <w:rFonts w:ascii="宋体" w:eastAsia="宋体" w:hAnsi="宋体"/>
+                <w:sz w:val="20"/>
+              </w:rPr>
+              <w:t>continueVoyage</w:t>
+            </w:r>
+            <w:proofErr w:type="spellEnd"/>
+          </w:p>
+        </w:tc>
+        <w:tc>
+          <w:tcPr>
+            <w:tcW w:w="2676" w:type="pct"/>
+            <w:tcMar>
+              <w:top w:w="120" w:type="dxa"/>
+              <w:left w:w="120" w:type="dxa"/>
+              <w:bottom w:w="120" w:type="dxa"/>
+              <w:right w:w="120" w:type="dxa"/>
+            </w:tcMar>
+            <w:vAlign w:val="center"/>
+          </w:tcPr>
+          <w:p>
+            <w:pPr>
+              <w:rPr>
+                <w:rFonts w:hint="eastAsia"/>
+              </w:rPr>
+            </w:pPr>
+            <w:r>
+              <w:rPr>
+                <w:rFonts w:ascii="宋体" w:eastAsia="宋体" w:hAnsi="宋体"/>
+                <w:sz w:val="20"/>
+              </w:rPr>
+              <w:t>续航里程</w:t>
+            </w:r>
+          </w:p>
+        </w:tc>
+      </w:tr>
+      <w:tr>
+        <w:trPr>
+          <w:jc w:val="center"/>
+        </w:trPr>
+        <w:tc>
+          <w:tcPr>
+            <w:tcW w:w="2324" w:type="pct"/>
+            <w:tcMar>
+              <w:top w:w="120" w:type="dxa"/>
+              <w:left w:w="120" w:type="dxa"/>
+              <w:bottom w:w="120" w:type="dxa"/>
+              <w:right w:w="120" w:type="dxa"/>
+            </w:tcMar>
+            <w:vAlign w:val="center"/>
+          </w:tcPr>
+          <w:p>
+            <w:pPr>
+              <w:rPr>
+                <w:rFonts w:hint="eastAsia"/>
+              </w:rPr>
+            </w:pPr>
+            <w:proofErr w:type="spellStart"/>
+            <w:r>
+              <w:rPr>
+                <w:rFonts w:ascii="宋体" w:eastAsia="宋体" w:hAnsi="宋体"/>
+                <w:sz w:val="20"/>
+              </w:rPr>
+              <w:t>carVoltage</w:t>
+            </w:r>
+            <w:proofErr w:type="spellEnd"/>
+          </w:p>
+        </w:tc>
+        <w:tc>
+          <w:tcPr>
+            <w:tcW w:w="2676" w:type="pct"/>
+            <w:tcMar>
+              <w:top w:w="120" w:type="dxa"/>
+              <w:left w:w="120" w:type="dxa"/>
+              <w:bottom w:w="120" w:type="dxa"/>
+              <w:right w:w="120" w:type="dxa"/>
+            </w:tcMar>
+            <w:vAlign w:val="center"/>
+          </w:tcPr>
+          <w:p>
+            <w:pPr>
+              <w:rPr>
+                <w:rFonts w:hint="eastAsia"/>
+              </w:rPr>
+            </w:pPr>
+            <w:r>
+              <w:rPr>
+                <w:rFonts w:ascii="宋体" w:eastAsia="宋体" w:hAnsi="宋体"/>
+                <w:sz w:val="20"/>
+              </w:rPr>
+              <w:t>车辆电压</w:t>
+            </w:r>
+          </w:p>
+        </w:tc>
+      </w:tr>
+      <w:tr>
+        <w:trPr>
+          <w:jc w:val="center"/>
+        </w:trPr>
+        <w:tc>
+          <w:tcPr>
+            <w:tcW w:w="2324" w:type="pct"/>
+            <w:tcMar>
+              <w:top w:w="120" w:type="dxa"/>
+              <w:left w:w="120" w:type="dxa"/>
+              <w:bottom w:w="120" w:type="dxa"/>
+              <w:right w:w="120" w:type="dxa"/>
+            </w:tcMar>
+            <w:vAlign w:val="center"/>
+          </w:tcPr>
+          <w:p>
+            <w:pPr>
+              <w:rPr>
+                <w:rFonts w:hint="eastAsia"/>
+              </w:rPr>
+            </w:pPr>
+            <w:proofErr w:type="spellStart"/>
+            <w:r>
+              <w:rPr>
+                <w:rFonts w:ascii="宋体" w:eastAsia="宋体" w:hAnsi="宋体"/>
+                <w:sz w:val="20"/>
+              </w:rPr>
+              <w:t>carFortificationStatus</w:t>
+            </w:r>
+            <w:proofErr w:type="spellEnd"/>
+          </w:p>
+        </w:tc>
+        <w:tc>
+          <w:tcPr>
+            <w:tcW w:w="2676" w:type="pct"/>
+            <w:tcMar>
+              <w:top w:w="120" w:type="dxa"/>
+              <w:left w:w="120" w:type="dxa"/>
+              <w:bottom w:w="120" w:type="dxa"/>
+              <w:right w:w="120" w:type="dxa"/>
+            </w:tcMar>
+            <w:vAlign w:val="center"/>
+          </w:tcPr>
+          <w:p>
+            <w:pPr>
+              <w:rPr>
+                <w:rFonts w:hint="eastAsia"/>
+              </w:rPr>
+            </w:pPr>
+            <w:r>
+              <w:rPr>
+                <w:rFonts w:ascii="宋体" w:eastAsia="宋体" w:hAnsi="宋体"/>
+                <w:sz w:val="20"/>
+              </w:rPr>
+              <w:t>车辆安全/设防状态</w:t>
+            </w:r>
+          </w:p>
+        </w:tc>
+      </w:tr>
+      <w:tr>
+        <w:trPr>
+          <w:jc w:val="center"/>
+        </w:trPr>
+        <w:tc>
+          <w:tcPr>
+            <w:tcW w:w="2324" w:type="pct"/>
+            <w:tcMar>
+              <w:top w:w="120" w:type="dxa"/>
+              <w:left w:w="120" w:type="dxa"/>
+              <w:bottom w:w="120" w:type="dxa"/>
+              <w:right w:w="120" w:type="dxa"/>
+            </w:tcMar>
+            <w:vAlign w:val="center"/>
+          </w:tcPr>
+          <w:p>
+            <w:pPr>
+              <w:rPr>
+                <w:rFonts w:hint="eastAsia"/>
+              </w:rPr>
+            </w:pPr>
+            <w:proofErr w:type="spellStart"/>
+            <w:r>
+              <w:rPr>
+                <w:rFonts w:ascii="宋体" w:eastAsia="宋体" w:hAnsi="宋体"/>
+                <w:sz w:val="20"/>
+              </w:rPr>
+              <w:t>brakeStatus</w:t>
+            </w:r>
+            <w:proofErr w:type="spellEnd"/>
+          </w:p>
+        </w:tc>
+        <w:tc>
+          <w:tcPr>
+            <w:tcW w:w="2676" w:type="pct"/>
+            <w:tcMar>
+              <w:top w:w="120" w:type="dxa"/>
+              <w:left w:w="120" w:type="dxa"/>
+              <w:bottom w:w="120" w:type="dxa"/>
+              <w:right w:w="120" w:type="dxa"/>
+            </w:tcMar>
+            <w:vAlign w:val="center"/>
+          </w:tcPr>
+          <w:p>
+            <w:pPr>
+              <w:rPr>
+                <w:rFonts w:hint="eastAsia"/>
+              </w:rPr>
+            </w:pPr>
+            <w:r>
+              <w:rPr>
+                <w:rFonts w:ascii="宋体" w:eastAsia="宋体" w:hAnsi="宋体"/>
+                <w:sz w:val="20"/>
+              </w:rPr>
+              <w:t>手刹状态</w:t>
+            </w:r>
+          </w:p>
+        </w:tc>
+      </w:tr>
+      <w:tr>
+        <w:trPr>
+          <w:jc w:val="center"/>
+        </w:trPr>
+        <w:tc>
+          <w:tcPr>
+            <w:tcW w:w="2324" w:type="pct"/>
+            <w:tcMar>
+              <w:top w:w="120" w:type="dxa"/>
+              <w:left w:w="120" w:type="dxa"/>
+              <w:bottom w:w="120" w:type="dxa"/>
+              <w:right w:w="120" w:type="dxa"/>
+            </w:tcMar>
+            <w:vAlign w:val="center"/>
+          </w:tcPr>
+          <w:p>
+            <w:pPr>
+              <w:rPr>
+                <w:rFonts w:hint="eastAsia"/>
+              </w:rPr>
+            </w:pPr>
+            <w:proofErr w:type="spellStart"/>
+            <w:r>
+              <w:rPr>
+                <w:rFonts w:ascii="宋体" w:eastAsia="宋体" w:hAnsi="宋体"/>
+                <w:sz w:val="20"/>
+              </w:rPr>
+              <w:t>footBrakeStatus</w:t>
+            </w:r>
+            <w:proofErr w:type="spellEnd"/>
+          </w:p>
+        </w:tc>
+        <w:tc>
+          <w:tcPr>
+            <w:tcW w:w="2676" w:type="pct"/>
+            <w:tcMar>
+              <w:top w:w="120" w:type="dxa"/>
+              <w:left w:w="120" w:type="dxa"/>
+              <w:bottom w:w="120" w:type="dxa"/>
+              <w:right w:w="120" w:type="dxa"/>
+            </w:tcMar>
+            <w:vAlign w:val="center"/>
+          </w:tcPr>
+          <w:p>
+            <w:pPr>
+              <w:rPr>
+                <w:rFonts w:hint="eastAsia"/>
+              </w:rPr>
+            </w:pPr>
+            <w:r>
+              <w:rPr>
+                <w:rFonts w:ascii="宋体" w:eastAsia="宋体" w:hAnsi="宋体"/>
+                <w:sz w:val="20"/>
+              </w:rPr>
+              <w:t>脚刹状态</w:t>
+            </w:r>
+          </w:p>
+        </w:tc>
+      </w:tr>
+      <w:tr>
+        <w:trPr>
+          <w:jc w:val="center"/>
+        </w:trPr>
+        <w:tc>
+          <w:tcPr>
+            <w:tcW w:w="2324" w:type="pct"/>
+            <w:tcMar>
+              <w:top w:w="120" w:type="dxa"/>
+              <w:left w:w="120" w:type="dxa"/>
+              <w:bottom w:w="120" w:type="dxa"/>
+              <w:right w:w="120" w:type="dxa"/>
+            </w:tcMar>
+            <w:vAlign w:val="center"/>
+          </w:tcPr>
+          <w:p>
+            <w:pPr>
+              <w:rPr>
+                <w:rFonts w:hint="eastAsia"/>
+              </w:rPr>
+            </w:pPr>
+            <w:r>
+              <w:rPr>
+                <w:rFonts w:ascii="宋体" w:eastAsia="宋体" w:hAnsi="宋体"/>
+                <w:sz w:val="20"/>
+              </w:rPr>
+              <w:t>light1Status</w:t>
+            </w:r>
+          </w:p>
+        </w:tc>
+        <w:tc>
+          <w:tcPr>
+            <w:tcW w:w="2676" w:type="pct"/>
+            <w:tcMar>
+              <w:top w:w="120" w:type="dxa"/>
+              <w:left w:w="120" w:type="dxa"/>
+              <w:bottom w:w="120" w:type="dxa"/>
+              <w:right w:w="120" w:type="dxa"/>
+            </w:tcMar>
+            <w:vAlign w:val="center"/>
+          </w:tcPr>
+          <w:p>
+            <w:pPr>
+              <w:rPr>
+                <w:rFonts w:hint="eastAsia"/>
+              </w:rPr>
+            </w:pPr>
+            <w:r>
+              <w:rPr>
+                <w:rFonts w:ascii="宋体" w:eastAsia="宋体" w:hAnsi="宋体"/>
+                <w:sz w:val="20"/>
+              </w:rPr>
+              <w:t>左转灯状态</w:t>
+            </w:r>
+          </w:p>
+        </w:tc>
+      </w:tr>
+      <w:tr>
+        <w:trPr>
+          <w:jc w:val="center"/>
+        </w:trPr>
+        <w:tc>
+          <w:tcPr>
+            <w:tcW w:w="2324" w:type="pct"/>
+            <w:tcMar>
+              <w:top w:w="120" w:type="dxa"/>
+              <w:left w:w="120" w:type="dxa"/>
+              <w:bottom w:w="120" w:type="dxa"/>
+              <w:right w:w="120" w:type="dxa"/>
+            </w:tcMar>
+            <w:vAlign w:val="center"/>
+          </w:tcPr>
+          <w:p>
+            <w:pPr>
+              <w:rPr>
+                <w:rFonts w:hint="eastAsia"/>
+              </w:rPr>
+            </w:pPr>
+            <w:r>
+              <w:rPr>
+                <w:rFonts w:ascii="宋体" w:eastAsia="宋体" w:hAnsi="宋体"/>
+                <w:sz w:val="20"/>
+              </w:rPr>
+              <w:t>light2Status</w:t>
+            </w:r>
+          </w:p>
+        </w:tc>
+        <w:tc>
+          <w:tcPr>
+            <w:tcW w:w="2676" w:type="pct"/>
+            <w:tcMar>
+              <w:top w:w="120" w:type="dxa"/>
+              <w:left w:w="120" w:type="dxa"/>
+              <w:bottom w:w="120" w:type="dxa"/>
+              <w:right w:w="120" w:type="dxa"/>
+            </w:tcMar>
+            <w:vAlign w:val="center"/>
+          </w:tcPr>
+          <w:p>
+            <w:pPr>
+              <w:rPr>
+                <w:rFonts w:hint="eastAsia"/>
+              </w:rPr>
+            </w:pPr>
+            <w:r>
+              <w:rPr>
+                <w:rFonts w:ascii="宋体" w:eastAsia="宋体" w:hAnsi="宋体"/>
+                <w:sz w:val="20"/>
+              </w:rPr>
+              <w:t>右转灯状态</w:t>
+            </w:r>
+          </w:p>
+        </w:tc>
+      </w:tr>
+      <w:tr>
+        <w:trPr>
+          <w:jc w:val="center"/>
+        </w:trPr>
+        <w:tc>
+          <w:tcPr>
+            <w:tcW w:w="2324" w:type="pct"/>
+            <w:tcMar>
+              <w:top w:w="120" w:type="dxa"/>
+              <w:left w:w="120" w:type="dxa"/>
+              <w:bottom w:w="120" w:type="dxa"/>
+              <w:right w:w="120" w:type="dxa"/>
+            </w:tcMar>
+            <w:vAlign w:val="center"/>
+          </w:tcPr>
+          <w:p>
+            <w:pPr>
+              <w:rPr>
+                <w:rFonts w:hint="eastAsia"/>
+              </w:rPr>
+            </w:pPr>
+            <w:r>
+              <w:rPr>
+                <w:rFonts w:ascii="宋体" w:eastAsia="宋体" w:hAnsi="宋体"/>
+                <w:sz w:val="20"/>
+              </w:rPr>
+              <w:t>window1status</w:t>
+            </w:r>
+          </w:p>
+        </w:tc>
+        <w:tc>
+          <w:tcPr>
+            <w:tcW w:w="2676" w:type="pct"/>
+            <w:tcMar>
+              <w:top w:w="120" w:type="dxa"/>
+              <w:left w:w="120" w:type="dxa"/>
+              <w:bottom w:w="120" w:type="dxa"/>
+              <w:right w:w="120" w:type="dxa"/>
+            </w:tcMar>
+            <w:vAlign w:val="center"/>
+          </w:tcPr>
+          <w:p>
+            <w:pPr>
+              <w:rPr>
+                <w:rFonts w:hint="eastAsia"/>
+              </w:rPr>
+            </w:pPr>
+            <w:r>
+              <w:rPr>
+                <w:rFonts w:ascii="宋体" w:eastAsia="宋体" w:hAnsi="宋体"/>
+                <w:sz w:val="20"/>
+              </w:rPr>
+              <w:t>主驾车窗状态</w:t>
+            </w:r>
+          </w:p>
+        </w:tc>
+      </w:tr>
+      <w:tr>
+        <w:trPr>
+          <w:jc w:val="center"/>
+        </w:trPr>
+        <w:tc>
+          <w:tcPr>
+            <w:tcW w:w="2324" w:type="pct"/>
+            <w:tcMar>
+              <w:top w:w="120" w:type="dxa"/>
+              <w:left w:w="120" w:type="dxa"/>
+              <w:bottom w:w="120" w:type="dxa"/>
+              <w:right w:w="120" w:type="dxa"/>
+            </w:tcMar>
+            <w:vAlign w:val="center"/>
+          </w:tcPr>
+          <w:p>
+            <w:pPr>
+              <w:rPr>
+                <w:rFonts w:hint="eastAsia"/>
+              </w:rPr>
+            </w:pPr>
+            <w:r>
+              <w:rPr>
+                <w:rFonts w:ascii="宋体" w:eastAsia="宋体" w:hAnsi="宋体"/>
+                <w:sz w:val="20"/>
+              </w:rPr>
+              <w:t>window2status</w:t>
+            </w:r>
+          </w:p>
+        </w:tc>
+        <w:tc>
+          <w:tcPr>
+            <w:tcW w:w="2676" w:type="pct"/>
+            <w:tcMar>
+              <w:top w:w="120" w:type="dxa"/>
+              <w:left w:w="120" w:type="dxa"/>
+              <w:bottom w:w="120" w:type="dxa"/>
+              <w:right w:w="120" w:type="dxa"/>
+            </w:tcMar>
+            <w:vAlign w:val="center"/>
+          </w:tcPr>
+          <w:p>
+            <w:pPr>
+              <w:rPr>
+                <w:rFonts w:hint="eastAsia"/>
+              </w:rPr>
+            </w:pPr>
+            <w:r>
+              <w:rPr>
+                <w:rFonts w:ascii="宋体" w:eastAsia="宋体" w:hAnsi="宋体"/>
+                <w:sz w:val="20"/>
+              </w:rPr>
+              <w:t>副驾车窗状态</w:t>
+            </w:r>
+          </w:p>
+        </w:tc>
+      </w:tr>
+      <w:tr>
+        <w:trPr>
+          <w:jc w:val="center"/>
+        </w:trPr>
+        <w:tc>
+          <w:tcPr>
+            <w:tcW w:w="2324" w:type="pct"/>
+            <w:tcMar>
+              <w:top w:w="120" w:type="dxa"/>
+              <w:left w:w="120" w:type="dxa"/>
+              <w:bottom w:w="120" w:type="dxa"/>
+              <w:right w:w="120" w:type="dxa"/>
+            </w:tcMar>
+            <w:vAlign w:val="center"/>
+          </w:tcPr>
+          <w:p>
+            <w:pPr>
+              <w:rPr>
+                <w:rFonts w:hint="eastAsia"/>
+              </w:rPr>
+            </w:pPr>
+            <w:r>
+              <w:rPr>
+                <w:rFonts w:ascii="宋体" w:eastAsia="宋体" w:hAnsi="宋体"/>
+                <w:sz w:val="20"/>
+              </w:rPr>
+              <w:t>window3status</w:t>
+            </w:r>
+          </w:p>
+        </w:tc>
+        <w:tc>
+          <w:tcPr>
+            <w:tcW w:w="2676" w:type="pct"/>
+            <w:tcMar>
+              <w:top w:w="120" w:type="dxa"/>
+              <w:left w:w="120" w:type="dxa"/>
+              <w:bottom w:w="120" w:type="dxa"/>
+              <w:right w:w="120" w:type="dxa"/>
+            </w:tcMar>
+            <w:vAlign w:val="center"/>
+          </w:tcPr>
+          <w:p>
+            <w:pPr>
+              <w:rPr>
+                <w:rFonts w:hint="eastAsia"/>
+              </w:rPr>
+            </w:pPr>
+            <w:r>
+              <w:rPr>
+                <w:rFonts w:ascii="宋体" w:eastAsia="宋体" w:hAnsi="宋体"/>
+                <w:sz w:val="20"/>
+              </w:rPr>
+              <w:t>左后车窗状态</w:t>
+            </w:r>
+          </w:p>
+        </w:tc>
+      </w:tr>
+      <w:tr>
+        <w:trPr>
+          <w:jc w:val="center"/>
+        </w:trPr>
+        <w:tc>
+          <w:tcPr>
+            <w:tcW w:w="2324" w:type="pct"/>
+            <w:tcMar>
+              <w:top w:w="120" w:type="dxa"/>
+              <w:left w:w="120" w:type="dxa"/>
+              <w:bottom w:w="120" w:type="dxa"/>
+              <w:right w:w="120" w:type="dxa"/>
+            </w:tcMar>
+            <w:vAlign w:val="center"/>
+          </w:tcPr>
+          <w:p>
+            <w:pPr>
+              <w:rPr>
+                <w:rFonts w:hint="eastAsia"/>
+              </w:rPr>
+            </w:pPr>
+            <w:r>
+              <w:rPr>
+                <w:rFonts w:ascii="宋体" w:eastAsia="宋体" w:hAnsi="宋体"/>
+                <w:sz w:val="20"/>
+              </w:rPr>
+              <w:t>window4status</w:t>
+            </w:r>
+          </w:p>
+        </w:tc>
+        <w:tc>
+          <w:tcPr>
+            <w:tcW w:w="2676" w:type="pct"/>
+            <w:tcMar>
+              <w:top w:w="120" w:type="dxa"/>
+              <w:left w:w="120" w:type="dxa"/>
+              <w:bottom w:w="120" w:type="dxa"/>
+              <w:right w:w="120" w:type="dxa"/>
+            </w:tcMar>
+            <w:vAlign w:val="center"/>
+          </w:tcPr>
+          <w:p>
+            <w:pPr>
+              <w:rPr>
+                <w:rFonts w:hint="eastAsia"/>
+              </w:rPr>
+            </w:pPr>
+            <w:r>
+              <w:rPr>
+                <w:rFonts w:ascii="宋体" w:eastAsia="宋体" w:hAnsi="宋体"/>
+                <w:sz w:val="20"/>
+              </w:rPr>
+              <w:t>右后车窗状态</w:t>
+            </w:r>
+          </w:p>
+        </w:tc>
+      </w:tr>
+      <w:tr>
+        <w:trPr>
+          <w:jc w:val="center"/>
+        </w:trPr>
+        <w:tc>
+          <w:tcPr>
+            <w:tcW w:w="2324" w:type="pct"/>
+            <w:tcMar>
+              <w:top w:w="120" w:type="dxa"/>
+              <w:left w:w="120" w:type="dxa"/>
+              <w:bottom w:w="120" w:type="dxa"/>
+              <w:right w:w="120" w:type="dxa"/>
+            </w:tcMar>
+            <w:vAlign w:val="center"/>
+          </w:tcPr>
+          <w:p>
+            <w:pPr>
+              <w:rPr>
+                <w:rFonts w:hint="eastAsia"/>
+              </w:rPr>
+            </w:pPr>
+            <w:proofErr w:type="spellStart"/>
+            <w:r>
+              <w:rPr>
+                <w:rFonts w:ascii="宋体" w:eastAsia="宋体" w:hAnsi="宋体"/>
+                <w:sz w:val="20"/>
+              </w:rPr>
+              <w:t>totalAverageFuel</w:t>
+            </w:r>
+            <w:proofErr w:type="spellEnd"/>
+          </w:p>
+        </w:tc>
+        <w:tc>
+          <w:tcPr>
+            <w:tcW w:w="2676" w:type="pct"/>
+            <w:tcMar>
+              <w:top w:w="120" w:type="dxa"/>
+              <w:left w:w="120" w:type="dxa"/>
+              <w:bottom w:w="120" w:type="dxa"/>
+              <w:right w:w="120" w:type="dxa"/>
+            </w:tcMar>
+            <w:vAlign w:val="center"/>
+          </w:tcPr>
+          <w:p>
+            <w:pPr>
+              <w:rPr>
+                <w:rFonts w:hint="eastAsia"/>
+              </w:rPr>
+            </w:pPr>
+            <w:r>
+              <w:rPr>
+                <w:rFonts w:ascii="宋体" w:eastAsia="宋体" w:hAnsi="宋体"/>
+                <w:sz w:val="20"/>
+              </w:rPr>
+              <w:t>总平均油耗</w:t>
+            </w:r>
+          </w:p>
+        </w:tc>
+      </w:tr>
+    </w:tbl>
+    <w:p/>
     <w:sectPr>
       <w:pgSz w:w="11906" w:h="16838"/>
       <w:pgMar w:top="1440" w:right="1800" w:bottom="1440" w:left="1800" w:header="851" w:footer="992" w:gutter="0"/>
@@ -27673,6 +32924,14 @@
     <w:pitch w:val="variable"/>
     <w:sig w:usb0="A00002BF" w:usb1="38CF7CFA" w:usb2="00000016" w:usb3="00000000" w:csb0="0004000F" w:csb1="00000000"/>
   </w:font>
+  <w:font w:name="宋体">
+    <w:altName w:val="SimSun"/>
+    <w:panose1 w:val="02010600030101010101"/>
+    <w:charset w:val="86"/>
+    <w:family w:val="auto"/>
+    <w:pitch w:val="variable"/>
+    <w:sig w:usb0="00000203" w:usb1="288F0000" w:usb2="00000016" w:usb3="00000000" w:csb0="00040001" w:csb1="00000000"/>
+  </w:font>
   <w:font w:name="Calibri">
     <w:panose1 w:val="020F0502020204030204"/>
     <w:charset w:val="00"/>
@@ -27701,14 +32960,6 @@
     <w:family w:val="modern"/>
     <w:pitch w:val="fixed"/>
     <w:sig w:usb0="800002BF" w:usb1="38CF7CFA" w:usb2="00000016" w:usb3="00000000" w:csb0="00040001" w:csb1="00000000"/>
-  </w:font>
-  <w:font w:name="宋体">
-    <w:altName w:val="SimSun"/>
-    <w:panose1 w:val="02010600030101010101"/>
-    <w:charset w:val="86"/>
-    <w:family w:val="auto"/>
-    <w:pitch w:val="variable"/>
-    <w:sig w:usb0="00000203" w:usb1="288F0000" w:usb2="00000016" w:usb3="00000000" w:csb0="00040001" w:csb1="00000000"/>
   </w:font>
 </w:fonts>
 </file>
@@ -27744,10 +32995,12 @@
     <w:rsid w:val="003B6F80"/>
     <w:rsid w:val="00566746"/>
     <w:rsid w:val="0057106E"/>
+    <w:rsid w:val="00631F69"/>
     <w:rsid w:val="00860AA8"/>
     <w:rsid w:val="008B00C0"/>
     <w:rsid w:val="0092136E"/>
     <w:rsid w:val="00BC7F99"/>
+    <w:rsid w:val="00EB413E"/>
     <w:rsid w:val="00F40F0C"/>
   </w:rsids>
   <m:mathPr>
